--- a/11-变流电路/03-变频电路/直接转矩控制变频电路/直接转矩控制变频电路.docx
+++ b/11-变流电路/03-变频电路/直接转矩控制变频电路/直接转矩控制变频电路.docx
@@ -2992,6 +2992,20 @@
     </w:p>
     <w:bookmarkEnd w:id="26"/>
     <w:bookmarkEnd w:id="27"/>
+    <w:p>
+      <w:pPr>
+        <w:spacing w:before="360"/>
+        <w:jc w:val="center"/>
+      </w:pPr>
+      <w:r>
+        <w:rPr>
+          <w:rFonts w:ascii="Times New Roman" w:hAnsi="Times New Roman"/>
+          <w:color w:val="555555"/>
+          <w:sz w:val="21"/>
+        </w:rPr>
+        <w:t>材料收集者：杜文杰</w:t>
+      </w:r>
+    </w:p>
     <w:sectPr>
       <w:headerReference r:id="rId9" w:type="default"/>
       <w:footerReference r:id="rId10" w:type="default"/>

--- a/11-变流电路/03-变频电路/直接转矩控制变频电路/直接转矩控制变频电路.docx
+++ b/11-变流电路/03-变频电路/直接转矩控制变频电路/直接转矩控制变频电路.docx
@@ -1,6 +1,6 @@
 
 <file path=word/document.xml><?xml version="1.0" encoding="utf-8"?>
-<w:document xmlns:w="http://schemas.openxmlformats.org/wordprocessingml/2006/main" xmlns:m="http://schemas.openxmlformats.org/officeDocument/2006/math" xmlns:r="http://schemas.openxmlformats.org/officeDocument/2006/relationships" xmlns:o="urn:schemas-microsoft-com:office:office" xmlns:v="urn:schemas-microsoft-com:vml" xmlns:w10="urn:schemas-microsoft-com:office:word" xmlns:a="http://schemas.openxmlformats.org/drawingml/2006/main" xmlns:pic="http://schemas.openxmlformats.org/drawingml/2006/picture" xmlns:wp="http://schemas.openxmlformats.org/drawingml/2006/wordprocessingDrawing">
+<w:document xmlns:m="http://schemas.openxmlformats.org/officeDocument/2006/math" xmlns:r="http://schemas.openxmlformats.org/officeDocument/2006/relationships" xmlns:w="http://schemas.openxmlformats.org/wordprocessingml/2006/main" xmlns:o="urn:schemas-microsoft-com:office:office" xmlns:v="urn:schemas-microsoft-com:vml" xmlns:w10="urn:schemas-microsoft-com:office:word" xmlns:a="http://schemas.openxmlformats.org/drawingml/2006/main" xmlns:pic="http://schemas.openxmlformats.org/drawingml/2006/picture" xmlns:wp="http://schemas.openxmlformats.org/drawingml/2006/wordprocessingDrawing">
   <w:body>
     <w:bookmarkStart w:id="27" w:name="直接转矩控制变频电路"/>
     <w:p>
@@ -9,7 +9,7 @@
       </w:pPr>
       <w:r>
         <w:rPr>
-          <w:rFonts w:hint="eastAsia"/>
+          <w:rFonts w:hint="eastAsia" w:eastAsia="黑体"/>
         </w:rPr>
         <w:t xml:space="preserve">直接转矩控制变频电路</w:t>
       </w:r>
@@ -21,7 +21,7 @@
       </w:pPr>
       <w:r>
         <w:rPr>
-          <w:rFonts w:hint="eastAsia"/>
+          <w:rFonts w:hint="eastAsia" w:eastAsia="黑体"/>
         </w:rPr>
         <w:t xml:space="preserve">拓扑描述</w:t>
       </w:r>
@@ -32,20 +32,26 @@
       </w:pPr>
       <w:r>
         <w:rPr>
-          <w:rFonts w:hint="eastAsia"/>
+          <w:rFonts w:hint="eastAsia" w:eastAsia="黑体"/>
         </w:rPr>
         <w:t xml:space="preserve">该电路以交-直-交电压型逆变器为主电路：输入整流器</w:t>
       </w:r>
       <w:r>
+        <w:rPr>
+          <w:rFonts w:eastAsia="黑体"/>
+        </w:rPr>
         <w:t xml:space="preserve"> </w:t>
       </w:r>
       <w:r>
         <w:rPr>
-          <w:rFonts w:hint="eastAsia"/>
+          <w:rFonts w:hint="eastAsia" w:eastAsia="黑体"/>
         </w:rPr>
         <w:t xml:space="preserve">REC1（二极管桥</w:t>
       </w:r>
       <w:r>
+        <w:rPr>
+          <w:rFonts w:eastAsia="黑体"/>
+        </w:rPr>
         <w:t xml:space="preserve"> </w:t>
       </w:r>
       <m:oMath>
@@ -63,6 +69,9 @@
         </m:sSub>
       </m:oMath>
       <w:r>
+        <w:rPr>
+          <w:rFonts w:eastAsia="黑体"/>
+        </w:rPr>
         <w:t xml:space="preserve">~</w:t>
       </w:r>
       <m:oMath>
@@ -81,11 +90,14 @@
       </m:oMath>
       <w:r>
         <w:rPr>
-          <w:rFonts w:hint="eastAsia"/>
+          <w:rFonts w:hint="eastAsia" w:eastAsia="黑体"/>
         </w:rPr>
         <w:t xml:space="preserve">）、直流母线电容</w:t>
       </w:r>
       <w:r>
+        <w:rPr>
+          <w:rFonts w:eastAsia="黑体"/>
+        </w:rPr>
         <w:t xml:space="preserve"> </w:t>
       </w:r>
       <m:oMath>
@@ -107,20 +119,26 @@
       </m:oMath>
       <w:r>
         <w:rPr>
-          <w:rFonts w:hint="eastAsia"/>
+          <w:rFonts w:hint="eastAsia" w:eastAsia="黑体"/>
         </w:rPr>
         <w:t xml:space="preserve">（编号</w:t>
       </w:r>
       <w:r>
+        <w:rPr>
+          <w:rFonts w:eastAsia="黑体"/>
+        </w:rPr>
         <w:t xml:space="preserve"> </w:t>
       </w:r>
       <w:r>
         <w:rPr>
-          <w:rFonts w:hint="eastAsia"/>
+          <w:rFonts w:hint="eastAsia" w:eastAsia="黑体"/>
         </w:rPr>
         <w:t xml:space="preserve">C1）、三相逆变桥</w:t>
       </w:r>
       <w:r>
+        <w:rPr>
+          <w:rFonts w:eastAsia="黑体"/>
+        </w:rPr>
         <w:t xml:space="preserve"> </w:t>
       </w:r>
       <m:oMath>
@@ -138,6 +156,9 @@
         </m:sSub>
       </m:oMath>
       <w:r>
+        <w:rPr>
+          <w:rFonts w:eastAsia="黑体"/>
+        </w:rPr>
         <w:t xml:space="preserve">~</w:t>
       </w:r>
       <m:oMath>
@@ -156,20 +177,26 @@
       </m:oMath>
       <w:r>
         <w:rPr>
-          <w:rFonts w:hint="eastAsia"/>
+          <w:rFonts w:hint="eastAsia" w:eastAsia="黑体"/>
         </w:rPr>
         <w:t xml:space="preserve">（各反并联续流二极管），配以直接转矩控制（DTC）控制器</w:t>
       </w:r>
       <w:r>
+        <w:rPr>
+          <w:rFonts w:eastAsia="黑体"/>
+        </w:rPr>
         <w:t xml:space="preserve"> </w:t>
       </w:r>
       <w:r>
         <w:rPr>
-          <w:rFonts w:hint="eastAsia"/>
+          <w:rFonts w:hint="eastAsia" w:eastAsia="黑体"/>
         </w:rPr>
         <w:t xml:space="preserve">IC1（DSP）及电压、电流采样环节组成。关键节点定义如下：三相交流输入节点</w:t>
       </w:r>
       <w:r>
+        <w:rPr>
+          <w:rFonts w:eastAsia="黑体"/>
+        </w:rPr>
         <w:t xml:space="preserve"> </w:t>
       </w:r>
       <m:oMath>
@@ -196,24 +223,33 @@
         </m:r>
       </m:oMath>
       <w:r>
+        <w:rPr>
+          <w:rFonts w:eastAsia="黑体"/>
+        </w:rPr>
         <w:t xml:space="preserve"> </w:t>
       </w:r>
       <w:r>
         <w:rPr>
-          <w:rFonts w:hint="eastAsia"/>
+          <w:rFonts w:hint="eastAsia" w:eastAsia="黑体"/>
         </w:rPr>
         <w:t xml:space="preserve">接整流器</w:t>
       </w:r>
       <w:r>
+        <w:rPr>
+          <w:rFonts w:eastAsia="黑体"/>
+        </w:rPr>
         <w:t xml:space="preserve"> REC1 </w:t>
       </w:r>
       <w:r>
         <w:rPr>
-          <w:rFonts w:hint="eastAsia"/>
+          <w:rFonts w:hint="eastAsia" w:eastAsia="黑体"/>
         </w:rPr>
         <w:t xml:space="preserve">交流输入端；直流母线正节点</w:t>
       </w:r>
       <w:r>
+        <w:rPr>
+          <w:rFonts w:eastAsia="黑体"/>
+        </w:rPr>
         <w:t xml:space="preserve"> </w:t>
       </w:r>
       <m:oMath>
@@ -222,15 +258,21 @@
         </m:r>
       </m:oMath>
       <w:r>
+        <w:rPr>
+          <w:rFonts w:eastAsia="黑体"/>
+        </w:rPr>
         <w:t xml:space="preserve"> </w:t>
       </w:r>
       <w:r>
         <w:rPr>
-          <w:rFonts w:hint="eastAsia"/>
+          <w:rFonts w:hint="eastAsia" w:eastAsia="黑体"/>
         </w:rPr>
         <w:t xml:space="preserve">是整流器正输出、母线电容</w:t>
       </w:r>
       <w:r>
+        <w:rPr>
+          <w:rFonts w:eastAsia="黑体"/>
+        </w:rPr>
         <w:t xml:space="preserve"> </w:t>
       </w:r>
       <m:oMath>
@@ -251,15 +293,21 @@
         </m:sSub>
       </m:oMath>
       <w:r>
+        <w:rPr>
+          <w:rFonts w:eastAsia="黑体"/>
+        </w:rPr>
         <w:t xml:space="preserve"> </w:t>
       </w:r>
       <w:r>
         <w:rPr>
-          <w:rFonts w:hint="eastAsia"/>
+          <w:rFonts w:hint="eastAsia" w:eastAsia="黑体"/>
         </w:rPr>
         <w:t xml:space="preserve">正端与三个上管</w:t>
       </w:r>
       <w:r>
+        <w:rPr>
+          <w:rFonts w:eastAsia="黑体"/>
+        </w:rPr>
         <w:t xml:space="preserve"> </w:t>
       </w:r>
       <m:oMath>
@@ -313,33 +361,45 @@
         </m:sSub>
       </m:oMath>
       <w:r>
+        <w:rPr>
+          <w:rFonts w:eastAsia="黑体"/>
+        </w:rPr>
         <w:t xml:space="preserve"> </w:t>
       </w:r>
       <w:r>
         <w:rPr>
-          <w:rFonts w:hint="eastAsia"/>
+          <w:rFonts w:hint="eastAsia" w:eastAsia="黑体"/>
         </w:rPr>
         <w:t xml:space="preserve">集电极</w:t>
       </w:r>
       <w:r>
+        <w:rPr>
+          <w:rFonts w:eastAsia="黑体"/>
+        </w:rPr>
         <w:t xml:space="preserve"> </w:t>
       </w:r>
       <w:r>
         <w:rPr>
-          <w:rFonts w:hint="eastAsia"/>
+          <w:rFonts w:hint="eastAsia" w:eastAsia="黑体"/>
         </w:rPr>
         <w:t xml:space="preserve">C/漏极</w:t>
       </w:r>
       <w:r>
+        <w:rPr>
+          <w:rFonts w:eastAsia="黑体"/>
+        </w:rPr>
         <w:t xml:space="preserve"> D </w:t>
       </w:r>
       <w:r>
         <w:rPr>
-          <w:rFonts w:hint="eastAsia"/>
+          <w:rFonts w:hint="eastAsia" w:eastAsia="黑体"/>
         </w:rPr>
         <w:t xml:space="preserve">的公共点；直流母线负节点</w:t>
       </w:r>
       <w:r>
+        <w:rPr>
+          <w:rFonts w:eastAsia="黑体"/>
+        </w:rPr>
         <w:t xml:space="preserve"> </w:t>
       </w:r>
       <m:oMath>
@@ -348,15 +408,21 @@
         </m:r>
       </m:oMath>
       <w:r>
+        <w:rPr>
+          <w:rFonts w:eastAsia="黑体"/>
+        </w:rPr>
         <w:t xml:space="preserve"> </w:t>
       </w:r>
       <w:r>
         <w:rPr>
-          <w:rFonts w:hint="eastAsia"/>
+          <w:rFonts w:hint="eastAsia" w:eastAsia="黑体"/>
         </w:rPr>
         <w:t xml:space="preserve">是整流器负输出、母线电容</w:t>
       </w:r>
       <w:r>
+        <w:rPr>
+          <w:rFonts w:eastAsia="黑体"/>
+        </w:rPr>
         <w:t xml:space="preserve"> </w:t>
       </w:r>
       <m:oMath>
@@ -377,15 +443,21 @@
         </m:sSub>
       </m:oMath>
       <w:r>
+        <w:rPr>
+          <w:rFonts w:eastAsia="黑体"/>
+        </w:rPr>
         <w:t xml:space="preserve"> </w:t>
       </w:r>
       <w:r>
         <w:rPr>
-          <w:rFonts w:hint="eastAsia"/>
+          <w:rFonts w:hint="eastAsia" w:eastAsia="黑体"/>
         </w:rPr>
         <w:t xml:space="preserve">负端与三个下管</w:t>
       </w:r>
       <w:r>
+        <w:rPr>
+          <w:rFonts w:eastAsia="黑体"/>
+        </w:rPr>
         <w:t xml:space="preserve"> </w:t>
       </w:r>
       <m:oMath>
@@ -439,33 +511,45 @@
         </m:sSub>
       </m:oMath>
       <w:r>
+        <w:rPr>
+          <w:rFonts w:eastAsia="黑体"/>
+        </w:rPr>
         <w:t xml:space="preserve"> </w:t>
       </w:r>
       <w:r>
         <w:rPr>
-          <w:rFonts w:hint="eastAsia"/>
+          <w:rFonts w:hint="eastAsia" w:eastAsia="黑体"/>
         </w:rPr>
         <w:t xml:space="preserve">发射极</w:t>
       </w:r>
       <w:r>
+        <w:rPr>
+          <w:rFonts w:eastAsia="黑体"/>
+        </w:rPr>
         <w:t xml:space="preserve"> </w:t>
       </w:r>
       <w:r>
         <w:rPr>
-          <w:rFonts w:hint="eastAsia"/>
+          <w:rFonts w:hint="eastAsia" w:eastAsia="黑体"/>
         </w:rPr>
         <w:t xml:space="preserve">E/源极</w:t>
       </w:r>
       <w:r>
+        <w:rPr>
+          <w:rFonts w:eastAsia="黑体"/>
+        </w:rPr>
         <w:t xml:space="preserve"> S </w:t>
       </w:r>
       <w:r>
         <w:rPr>
-          <w:rFonts w:hint="eastAsia"/>
+          <w:rFonts w:hint="eastAsia" w:eastAsia="黑体"/>
         </w:rPr>
         <w:t xml:space="preserve">的公共点；逆变输出节点</w:t>
       </w:r>
       <w:r>
+        <w:rPr>
+          <w:rFonts w:eastAsia="黑体"/>
+        </w:rPr>
         <w:t xml:space="preserve"> </w:t>
       </w:r>
       <m:oMath>
@@ -492,20 +576,26 @@
         </m:r>
       </m:oMath>
       <w:r>
+        <w:rPr>
+          <w:rFonts w:eastAsia="黑体"/>
+        </w:rPr>
         <w:t xml:space="preserve"> </w:t>
       </w:r>
       <w:r>
         <w:rPr>
-          <w:rFonts w:hint="eastAsia"/>
+          <w:rFonts w:hint="eastAsia" w:eastAsia="黑体"/>
         </w:rPr>
         <w:t xml:space="preserve">是各相上下管桥臂中点，接电机三相绕组；采样节点是电流传感器与电压采样电路将电机定子电流、母线电压送入控制器</w:t>
       </w:r>
       <w:r>
+        <w:rPr>
+          <w:rFonts w:eastAsia="黑体"/>
+        </w:rPr>
         <w:t xml:space="preserve"> IC1 </w:t>
       </w:r>
       <w:r>
         <w:rPr>
-          <w:rFonts w:hint="eastAsia"/>
+          <w:rFonts w:hint="eastAsia" w:eastAsia="黑体"/>
         </w:rPr>
         <w:t xml:space="preserve">的输入点。</w:t>
       </w:r>
@@ -514,29 +604,38 @@
       <w:pPr/>
       <w:r>
         <w:rPr>
-          <w:rFonts w:hint="eastAsia"/>
+          <w:rFonts w:hint="eastAsia" w:eastAsia="黑体"/>
         </w:rPr>
         <w:t xml:space="preserve">各元件管脚连接（以</w:t>
       </w:r>
       <w:r>
+        <w:rPr>
+          <w:rFonts w:eastAsia="黑体"/>
+        </w:rPr>
         <w:t xml:space="preserve"> U </w:t>
       </w:r>
       <w:r>
         <w:rPr>
-          <w:rFonts w:hint="eastAsia"/>
+          <w:rFonts w:hint="eastAsia" w:eastAsia="黑体"/>
         </w:rPr>
         <w:t xml:space="preserve">相为例，IGBT）：整流器</w:t>
       </w:r>
       <w:r>
+        <w:rPr>
+          <w:rFonts w:eastAsia="黑体"/>
+        </w:rPr>
         <w:t xml:space="preserve"> REC1 </w:t>
       </w:r>
       <w:r>
         <w:rPr>
-          <w:rFonts w:hint="eastAsia"/>
+          <w:rFonts w:hint="eastAsia" w:eastAsia="黑体"/>
         </w:rPr>
         <w:t xml:space="preserve">交流输入端接</w:t>
       </w:r>
       <w:r>
+        <w:rPr>
+          <w:rFonts w:eastAsia="黑体"/>
+        </w:rPr>
         <w:t xml:space="preserve"> </w:t>
       </w:r>
       <m:oMath>
@@ -564,11 +663,14 @@
       </m:oMath>
       <w:r>
         <w:rPr>
-          <w:rFonts w:hint="eastAsia"/>
+          <w:rFonts w:hint="eastAsia" w:eastAsia="黑体"/>
         </w:rPr>
         <w:t xml:space="preserve">，直流正、负输出端分别接正节点</w:t>
       </w:r>
       <w:r>
+        <w:rPr>
+          <w:rFonts w:eastAsia="黑体"/>
+        </w:rPr>
         <w:t xml:space="preserve"> </w:t>
       </w:r>
       <m:oMath>
@@ -578,11 +680,14 @@
       </m:oMath>
       <w:r>
         <w:rPr>
-          <w:rFonts w:hint="eastAsia"/>
+          <w:rFonts w:hint="eastAsia" w:eastAsia="黑体"/>
         </w:rPr>
         <w:t xml:space="preserve">、负节点</w:t>
       </w:r>
       <w:r>
+        <w:rPr>
+          <w:rFonts w:eastAsia="黑体"/>
+        </w:rPr>
         <w:t xml:space="preserve"> </w:t>
       </w:r>
       <m:oMath>
@@ -592,11 +697,14 @@
       </m:oMath>
       <w:r>
         <w:rPr>
-          <w:rFonts w:hint="eastAsia"/>
+          <w:rFonts w:hint="eastAsia" w:eastAsia="黑体"/>
         </w:rPr>
         <w:t xml:space="preserve">；母线电容</w:t>
       </w:r>
       <w:r>
+        <w:rPr>
+          <w:rFonts w:eastAsia="黑体"/>
+        </w:rPr>
         <w:t xml:space="preserve"> </w:t>
       </w:r>
       <m:oMath>
@@ -617,15 +725,21 @@
         </m:sSub>
       </m:oMath>
       <w:r>
+        <w:rPr>
+          <w:rFonts w:eastAsia="黑体"/>
+        </w:rPr>
         <w:t xml:space="preserve"> </w:t>
       </w:r>
       <w:r>
         <w:rPr>
-          <w:rFonts w:hint="eastAsia"/>
+          <w:rFonts w:hint="eastAsia" w:eastAsia="黑体"/>
         </w:rPr>
         <w:t xml:space="preserve">一端接</w:t>
       </w:r>
       <w:r>
+        <w:rPr>
+          <w:rFonts w:eastAsia="黑体"/>
+        </w:rPr>
         <w:t xml:space="preserve"> </w:t>
       </w:r>
       <m:oMath>
@@ -635,11 +749,14 @@
       </m:oMath>
       <w:r>
         <w:rPr>
-          <w:rFonts w:hint="eastAsia"/>
+          <w:rFonts w:hint="eastAsia" w:eastAsia="黑体"/>
         </w:rPr>
         <w:t xml:space="preserve">、另一端接</w:t>
       </w:r>
       <w:r>
+        <w:rPr>
+          <w:rFonts w:eastAsia="黑体"/>
+        </w:rPr>
         <w:t xml:space="preserve"> </w:t>
       </w:r>
       <m:oMath>
@@ -649,11 +766,14 @@
       </m:oMath>
       <w:r>
         <w:rPr>
-          <w:rFonts w:hint="eastAsia"/>
+          <w:rFonts w:hint="eastAsia" w:eastAsia="黑体"/>
         </w:rPr>
         <w:t xml:space="preserve">；逆变桥上管</w:t>
       </w:r>
       <w:r>
+        <w:rPr>
+          <w:rFonts w:eastAsia="黑体"/>
+        </w:rPr>
         <w:t xml:space="preserve"> </w:t>
       </w:r>
       <m:oMath>
@@ -671,24 +791,33 @@
         </m:sSub>
       </m:oMath>
       <w:r>
+        <w:rPr>
+          <w:rFonts w:eastAsia="黑体"/>
+        </w:rPr>
         <w:t xml:space="preserve"> </w:t>
       </w:r>
       <w:r>
         <w:rPr>
-          <w:rFonts w:hint="eastAsia"/>
+          <w:rFonts w:hint="eastAsia" w:eastAsia="黑体"/>
         </w:rPr>
         <w:t xml:space="preserve">的集电极</w:t>
       </w:r>
       <w:r>
+        <w:rPr>
+          <w:rFonts w:eastAsia="黑体"/>
+        </w:rPr>
         <w:t xml:space="preserve"> C </w:t>
       </w:r>
       <w:r>
         <w:rPr>
-          <w:rFonts w:hint="eastAsia"/>
+          <w:rFonts w:hint="eastAsia" w:eastAsia="黑体"/>
         </w:rPr>
         <w:t xml:space="preserve">接</w:t>
       </w:r>
       <w:r>
+        <w:rPr>
+          <w:rFonts w:eastAsia="黑体"/>
+        </w:rPr>
         <w:t xml:space="preserve"> </w:t>
       </w:r>
       <m:oMath>
@@ -698,20 +827,26 @@
       </m:oMath>
       <w:r>
         <w:rPr>
-          <w:rFonts w:hint="eastAsia"/>
+          <w:rFonts w:hint="eastAsia" w:eastAsia="黑体"/>
         </w:rPr>
         <w:t xml:space="preserve">、发射极</w:t>
       </w:r>
       <w:r>
+        <w:rPr>
+          <w:rFonts w:eastAsia="黑体"/>
+        </w:rPr>
         <w:t xml:space="preserve"> E </w:t>
       </w:r>
       <w:r>
         <w:rPr>
-          <w:rFonts w:hint="eastAsia"/>
+          <w:rFonts w:hint="eastAsia" w:eastAsia="黑体"/>
         </w:rPr>
         <w:t xml:space="preserve">接输出节点</w:t>
       </w:r>
       <w:r>
+        <w:rPr>
+          <w:rFonts w:eastAsia="黑体"/>
+        </w:rPr>
         <w:t xml:space="preserve"> </w:t>
       </w:r>
       <m:oMath>
@@ -721,47 +856,62 @@
       </m:oMath>
       <w:r>
         <w:rPr>
-          <w:rFonts w:hint="eastAsia"/>
+          <w:rFonts w:hint="eastAsia" w:eastAsia="黑体"/>
         </w:rPr>
         <w:t xml:space="preserve">、栅极</w:t>
       </w:r>
       <w:r>
+        <w:rPr>
+          <w:rFonts w:eastAsia="黑体"/>
+        </w:rPr>
         <w:t xml:space="preserve"> G </w:t>
       </w:r>
       <w:r>
         <w:rPr>
-          <w:rFonts w:hint="eastAsia"/>
+          <w:rFonts w:hint="eastAsia" w:eastAsia="黑体"/>
         </w:rPr>
         <w:t xml:space="preserve">接控制器</w:t>
       </w:r>
       <w:r>
+        <w:rPr>
+          <w:rFonts w:eastAsia="黑体"/>
+        </w:rPr>
         <w:t xml:space="preserve"> IC1 </w:t>
       </w:r>
       <w:r>
         <w:rPr>
-          <w:rFonts w:hint="eastAsia"/>
+          <w:rFonts w:hint="eastAsia" w:eastAsia="黑体"/>
         </w:rPr>
         <w:t xml:space="preserve">的</w:t>
       </w:r>
       <w:r>
+        <w:rPr>
+          <w:rFonts w:eastAsia="黑体"/>
+        </w:rPr>
         <w:t xml:space="preserve"> U </w:t>
       </w:r>
       <w:r>
         <w:rPr>
-          <w:rFonts w:hint="eastAsia"/>
+          <w:rFonts w:hint="eastAsia" w:eastAsia="黑体"/>
         </w:rPr>
         <w:t xml:space="preserve">相上桥臂驱动；U</w:t>
       </w:r>
       <w:r>
+        <w:rPr>
+          <w:rFonts w:eastAsia="黑体"/>
+        </w:rPr>
         <w:t xml:space="preserve"> </w:t>
       </w:r>
       <w:r>
         <w:rPr>
-          <w:rFonts w:hint="eastAsia"/>
+          <w:rFonts w:hint="eastAsia" w:eastAsia="黑体"/>
         </w:rPr>
         <w:t xml:space="preserve">相下管</w:t>
       </w:r>
       <w:r>
+        <w:rPr>
+          <w:rFonts w:eastAsia="黑体"/>
+        </w:rPr>
         <w:t xml:space="preserve"> </w:t>
       </w:r>
       <m:oMath>
@@ -779,24 +929,33 @@
         </m:sSub>
       </m:oMath>
       <w:r>
+        <w:rPr>
+          <w:rFonts w:eastAsia="黑体"/>
+        </w:rPr>
         <w:t xml:space="preserve"> </w:t>
       </w:r>
       <w:r>
         <w:rPr>
-          <w:rFonts w:hint="eastAsia"/>
+          <w:rFonts w:hint="eastAsia" w:eastAsia="黑体"/>
         </w:rPr>
         <w:t xml:space="preserve">的集电极</w:t>
       </w:r>
       <w:r>
+        <w:rPr>
+          <w:rFonts w:eastAsia="黑体"/>
+        </w:rPr>
         <w:t xml:space="preserve"> C </w:t>
       </w:r>
       <w:r>
         <w:rPr>
-          <w:rFonts w:hint="eastAsia"/>
+          <w:rFonts w:hint="eastAsia" w:eastAsia="黑体"/>
         </w:rPr>
         <w:t xml:space="preserve">接</w:t>
       </w:r>
       <w:r>
+        <w:rPr>
+          <w:rFonts w:eastAsia="黑体"/>
+        </w:rPr>
         <w:t xml:space="preserve"> </w:t>
       </w:r>
       <m:oMath>
@@ -806,20 +965,26 @@
       </m:oMath>
       <w:r>
         <w:rPr>
-          <w:rFonts w:hint="eastAsia"/>
+          <w:rFonts w:hint="eastAsia" w:eastAsia="黑体"/>
         </w:rPr>
         <w:t xml:space="preserve">、发射极</w:t>
       </w:r>
       <w:r>
+        <w:rPr>
+          <w:rFonts w:eastAsia="黑体"/>
+        </w:rPr>
         <w:t xml:space="preserve"> E </w:t>
       </w:r>
       <w:r>
         <w:rPr>
-          <w:rFonts w:hint="eastAsia"/>
+          <w:rFonts w:hint="eastAsia" w:eastAsia="黑体"/>
         </w:rPr>
         <w:t xml:space="preserve">接负节点</w:t>
       </w:r>
       <w:r>
+        <w:rPr>
+          <w:rFonts w:eastAsia="黑体"/>
+        </w:rPr>
         <w:t xml:space="preserve"> </w:t>
       </w:r>
       <m:oMath>
@@ -829,25 +994,31 @@
       </m:oMath>
       <w:r>
         <w:rPr>
-          <w:rFonts w:hint="eastAsia"/>
+          <w:rFonts w:hint="eastAsia" w:eastAsia="黑体"/>
         </w:rPr>
         <w:t xml:space="preserve">、栅极</w:t>
       </w:r>
       <w:r>
+        <w:rPr>
+          <w:rFonts w:eastAsia="黑体"/>
+        </w:rPr>
         <w:t xml:space="preserve"> G </w:t>
       </w:r>
       <w:r>
         <w:rPr>
-          <w:rFonts w:hint="eastAsia"/>
+          <w:rFonts w:hint="eastAsia" w:eastAsia="黑体"/>
         </w:rPr>
         <w:t xml:space="preserve">接</w:t>
       </w:r>
       <w:r>
+        <w:rPr>
+          <w:rFonts w:eastAsia="黑体"/>
+        </w:rPr>
         <w:t xml:space="preserve"> U </w:t>
       </w:r>
       <w:r>
         <w:rPr>
-          <w:rFonts w:hint="eastAsia"/>
+          <w:rFonts w:hint="eastAsia" w:eastAsia="黑体"/>
         </w:rPr>
         <w:t xml:space="preserve">相下桥臂驱动；</w:t>
       </w:r>
@@ -857,6 +1028,9 @@
         </m:r>
       </m:oMath>
       <w:r>
+        <w:rPr>
+          <w:rFonts w:eastAsia="黑体"/>
+        </w:rPr>
         <w:t xml:space="preserve">、</w:t>
       </w:r>
       <m:oMath>
@@ -865,15 +1039,21 @@
         </m:r>
       </m:oMath>
       <w:r>
+        <w:rPr>
+          <w:rFonts w:eastAsia="黑体"/>
+        </w:rPr>
         <w:t xml:space="preserve"> </w:t>
       </w:r>
       <w:r>
         <w:rPr>
-          <w:rFonts w:hint="eastAsia"/>
+          <w:rFonts w:hint="eastAsia" w:eastAsia="黑体"/>
         </w:rPr>
         <w:t xml:space="preserve">两相由</w:t>
       </w:r>
       <w:r>
+        <w:rPr>
+          <w:rFonts w:eastAsia="黑体"/>
+        </w:rPr>
         <w:t xml:space="preserve"> </w:t>
       </w:r>
       <m:oMath>
@@ -909,6 +1089,9 @@
         </m:sSub>
       </m:oMath>
       <w:r>
+        <w:rPr>
+          <w:rFonts w:eastAsia="黑体"/>
+        </w:rPr>
         <w:t xml:space="preserve">、</w:t>
       </w:r>
       <m:oMath>
@@ -944,15 +1127,21 @@
         </m:sSub>
       </m:oMath>
       <w:r>
+        <w:rPr>
+          <w:rFonts w:eastAsia="黑体"/>
+        </w:rPr>
         <w:t xml:space="preserve"> </w:t>
       </w:r>
       <w:r>
         <w:rPr>
-          <w:rFonts w:hint="eastAsia"/>
+          <w:rFonts w:hint="eastAsia" w:eastAsia="黑体"/>
         </w:rPr>
         <w:t xml:space="preserve">按相同方式构成；电流传感器接在各相输出或母线回路、电压采样接在母线</w:t>
       </w:r>
       <w:r>
+        <w:rPr>
+          <w:rFonts w:eastAsia="黑体"/>
+        </w:rPr>
         <w:t xml:space="preserve"> </w:t>
       </w:r>
       <m:oMath>
@@ -961,6 +1150,9 @@
         </m:r>
       </m:oMath>
       <w:r>
+        <w:rPr>
+          <w:rFonts w:eastAsia="黑体"/>
+        </w:rPr>
         <w:t xml:space="preserve">、</w:t>
       </w:r>
       <m:oMath>
@@ -969,24 +1161,33 @@
         </m:r>
       </m:oMath>
       <w:r>
+        <w:rPr>
+          <w:rFonts w:eastAsia="黑体"/>
+        </w:rPr>
         <w:t xml:space="preserve"> </w:t>
       </w:r>
       <w:r>
         <w:rPr>
-          <w:rFonts w:hint="eastAsia"/>
+          <w:rFonts w:hint="eastAsia" w:eastAsia="黑体"/>
         </w:rPr>
         <w:t xml:space="preserve">之间，二者输出均送入控制器</w:t>
       </w:r>
       <w:r>
+        <w:rPr>
+          <w:rFonts w:eastAsia="黑体"/>
+        </w:rPr>
         <w:t xml:space="preserve"> </w:t>
       </w:r>
       <w:r>
         <w:rPr>
-          <w:rFonts w:hint="eastAsia"/>
+          <w:rFonts w:hint="eastAsia" w:eastAsia="黑体"/>
         </w:rPr>
         <w:t xml:space="preserve">IC1；三相电机绕组接</w:t>
       </w:r>
       <w:r>
+        <w:rPr>
+          <w:rFonts w:eastAsia="黑体"/>
+        </w:rPr>
         <w:t xml:space="preserve"> </w:t>
       </w:r>
       <m:oMath>
@@ -1013,6 +1214,9 @@
         </m:r>
       </m:oMath>
       <w:r>
+        <w:rPr>
+          <w:rFonts w:eastAsia="黑体"/>
+        </w:rPr>
         <w:t xml:space="preserve">。</w:t>
       </w:r>
     </w:p>
@@ -1020,25 +1224,31 @@
       <w:pPr/>
       <w:r>
         <w:rPr>
-          <w:rFonts w:hint="eastAsia"/>
+          <w:rFonts w:hint="eastAsia" w:eastAsia="黑体"/>
         </w:rPr>
         <w:t xml:space="preserve">由此构成”交-直-交逆变主电路</w:t>
       </w:r>
       <w:r>
+        <w:rPr>
+          <w:rFonts w:eastAsia="黑体"/>
+        </w:rPr>
         <w:t xml:space="preserve"> + </w:t>
       </w:r>
       <w:r>
         <w:rPr>
-          <w:rFonts w:hint="eastAsia"/>
+          <w:rFonts w:hint="eastAsia" w:eastAsia="黑体"/>
         </w:rPr>
         <w:t xml:space="preserve">直接转矩控制”组态，控制器根据定子磁链与电磁转矩误差经开关表直接选择逆变器开关状态，无需坐标变换与</w:t>
       </w:r>
       <w:r>
+        <w:rPr>
+          <w:rFonts w:eastAsia="黑体"/>
+        </w:rPr>
         <w:t xml:space="preserve"> </w:t>
       </w:r>
       <w:r>
         <w:rPr>
-          <w:rFonts w:hint="eastAsia"/>
+          <w:rFonts w:hint="eastAsia" w:eastAsia="黑体"/>
         </w:rPr>
         <w:t xml:space="preserve">PWM，实现快速的转矩与磁链直接控制。</w:t>
       </w:r>
@@ -1051,7 +1261,7 @@
       </w:pPr>
       <w:r>
         <w:rPr>
-          <w:rFonts w:hint="eastAsia"/>
+          <w:rFonts w:hint="eastAsia" w:eastAsia="黑体"/>
         </w:rPr>
         <w:t xml:space="preserve">工作原理</w:t>
       </w:r>
@@ -1062,20 +1272,26 @@
       </w:pPr>
       <w:r>
         <w:rPr>
-          <w:rFonts w:hint="eastAsia"/>
+          <w:rFonts w:hint="eastAsia" w:eastAsia="黑体"/>
         </w:rPr>
         <w:t xml:space="preserve">控制器实时估算定子磁链幅值与电磁转矩，并与给定值比较得到误差及磁链扇区，查开关表直接决定逆变器六个非零矢量与零矢量的选择。通过矢量选择控制磁链轨迹逼近圆形并快速调节转矩，无需</w:t>
       </w:r>
       <w:r>
+        <w:rPr>
+          <w:rFonts w:eastAsia="黑体"/>
+        </w:rPr>
         <w:t xml:space="preserve"> Park </w:t>
       </w:r>
       <w:r>
         <w:rPr>
-          <w:rFonts w:hint="eastAsia"/>
+          <w:rFonts w:hint="eastAsia" w:eastAsia="黑体"/>
         </w:rPr>
         <w:t xml:space="preserve">变换与</w:t>
       </w:r>
       <w:r>
+        <w:rPr>
+          <w:rFonts w:eastAsia="黑体"/>
+        </w:rPr>
         <w:t xml:space="preserve"> PWM。</w:t>
       </w:r>
     </w:p>
@@ -1087,7 +1303,7 @@
       </w:pPr>
       <w:r>
         <w:rPr>
-          <w:rFonts w:hint="eastAsia"/>
+          <w:rFonts w:hint="eastAsia" w:eastAsia="黑体"/>
         </w:rPr>
         <w:t xml:space="preserve">关键计算公式</w:t>
       </w:r>
@@ -1101,7 +1317,7 @@
       </w:pPr>
       <w:r>
         <w:rPr>
-          <w:rFonts w:hint="eastAsia"/>
+          <w:rFonts w:hint="eastAsia" w:eastAsia="黑体"/>
         </w:rPr>
         <w:t xml:space="preserve">定子磁链估算（电压模型）：</w:t>
       </w:r>
@@ -1215,7 +1431,7 @@
       </w:pPr>
       <w:r>
         <w:rPr>
-          <w:rFonts w:hint="eastAsia"/>
+          <w:rFonts w:hint="eastAsia" w:eastAsia="黑体"/>
         </w:rPr>
         <w:t xml:space="preserve">电磁转矩：</w:t>
       </w:r>
@@ -1356,7 +1572,7 @@
       </w:pPr>
       <w:r>
         <w:rPr>
-          <w:rFonts w:hint="eastAsia"/>
+          <w:rFonts w:hint="eastAsia" w:eastAsia="黑体"/>
         </w:rPr>
         <w:t xml:space="preserve">定子磁链幅值：</w:t>
       </w:r>
@@ -1467,16 +1683,19 @@
       </w:pPr>
       <w:r>
         <w:rPr>
-          <w:rFonts w:hint="eastAsia"/>
+          <w:rFonts w:hint="eastAsia" w:eastAsia="黑体"/>
         </w:rPr>
         <w:t xml:space="preserve">磁链扇区（每</w:t>
       </w:r>
       <w:r>
+        <w:rPr>
+          <w:rFonts w:eastAsia="黑体"/>
+        </w:rPr>
         <w:t xml:space="preserve"> 60° </w:t>
       </w:r>
       <w:r>
         <w:rPr>
-          <w:rFonts w:hint="eastAsia"/>
+          <w:rFonts w:hint="eastAsia" w:eastAsia="黑体"/>
         </w:rPr>
         <w:t xml:space="preserve">一个）：</w:t>
       </w:r>
@@ -1588,7 +1807,7 @@
             </w:pPr>
             <w:r>
               <w:rPr>
-                <w:rFonts w:hint="eastAsia"/>
+                <w:rFonts w:hint="eastAsia" w:eastAsia="黑体"/>
               </w:rPr>
               <w:t xml:space="preserve">符号</w:t>
             </w:r>
@@ -1602,7 +1821,7 @@
             </w:pPr>
             <w:r>
               <w:rPr>
-                <w:rFonts w:hint="eastAsia"/>
+                <w:rFonts w:hint="eastAsia" w:eastAsia="黑体"/>
               </w:rPr>
               <w:t xml:space="preserve">含义</w:t>
             </w:r>
@@ -1616,7 +1835,7 @@
             </w:pPr>
             <w:r>
               <w:rPr>
-                <w:rFonts w:hint="eastAsia"/>
+                <w:rFonts w:hint="eastAsia" w:eastAsia="黑体"/>
               </w:rPr>
               <w:t xml:space="preserve">单位</w:t>
             </w:r>
@@ -1645,6 +1864,9 @@
               </m:sSub>
             </m:oMath>
             <w:r>
+              <w:rPr>
+                <w:rFonts w:eastAsia="黑体"/>
+              </w:rPr>
               <w:t xml:space="preserve">​</w:t>
             </w:r>
           </w:p>
@@ -1657,7 +1879,7 @@
             </w:pPr>
             <w:r>
               <w:rPr>
-                <w:rFonts w:hint="eastAsia"/>
+                <w:rFonts w:hint="eastAsia" w:eastAsia="黑体"/>
               </w:rPr>
               <w:t xml:space="preserve">定子电压矢量</w:t>
             </w:r>
@@ -1670,6 +1892,9 @@
               <w:pStyle w:val="Compact"/>
             </w:pPr>
             <w:r>
+              <w:rPr>
+                <w:rFonts w:eastAsia="黑体"/>
+              </w:rPr>
               <w:t xml:space="preserve">V</w:t>
             </w:r>
           </w:p>
@@ -1697,6 +1922,9 @@
               </m:sSub>
             </m:oMath>
             <w:r>
+              <w:rPr>
+                <w:rFonts w:eastAsia="黑体"/>
+              </w:rPr>
               <w:t xml:space="preserve">​</w:t>
             </w:r>
           </w:p>
@@ -1709,7 +1937,7 @@
             </w:pPr>
             <w:r>
               <w:rPr>
-                <w:rFonts w:hint="eastAsia"/>
+                <w:rFonts w:hint="eastAsia" w:eastAsia="黑体"/>
               </w:rPr>
               <w:t xml:space="preserve">定子电流矢量</w:t>
             </w:r>
@@ -1722,6 +1950,9 @@
               <w:pStyle w:val="Compact"/>
             </w:pPr>
             <w:r>
+              <w:rPr>
+                <w:rFonts w:eastAsia="黑体"/>
+              </w:rPr>
               <w:t xml:space="preserve">A</w:t>
             </w:r>
           </w:p>
@@ -1749,6 +1980,9 @@
               </m:sSub>
             </m:oMath>
             <w:r>
+              <w:rPr>
+                <w:rFonts w:eastAsia="黑体"/>
+              </w:rPr>
               <w:t xml:space="preserve">​</w:t>
             </w:r>
           </w:p>
@@ -1761,7 +1995,7 @@
             </w:pPr>
             <w:r>
               <w:rPr>
-                <w:rFonts w:hint="eastAsia"/>
+                <w:rFonts w:hint="eastAsia" w:eastAsia="黑体"/>
               </w:rPr>
               <w:t xml:space="preserve">定子电阻</w:t>
             </w:r>
@@ -1774,6 +2008,9 @@
               <w:pStyle w:val="Compact"/>
             </w:pPr>
             <w:r>
+              <w:rPr>
+                <w:rFonts w:eastAsia="黑体"/>
+              </w:rPr>
               <w:t xml:space="preserve">Ω</w:t>
             </w:r>
           </w:p>
@@ -1801,6 +2038,9 @@
               </m:sSub>
             </m:oMath>
             <w:r>
+              <w:rPr>
+                <w:rFonts w:eastAsia="黑体"/>
+              </w:rPr>
               <w:t xml:space="preserve">​</w:t>
             </w:r>
           </w:p>
@@ -1813,7 +2053,7 @@
             </w:pPr>
             <w:r>
               <w:rPr>
-                <w:rFonts w:hint="eastAsia"/>
+                <w:rFonts w:hint="eastAsia" w:eastAsia="黑体"/>
               </w:rPr>
               <w:t xml:space="preserve">定子磁链矢量</w:t>
             </w:r>
@@ -1826,6 +2066,9 @@
               <w:pStyle w:val="Compact"/>
             </w:pPr>
             <w:r>
+              <w:rPr>
+                <w:rFonts w:eastAsia="黑体"/>
+              </w:rPr>
               <w:t xml:space="preserve">Wb</w:t>
             </w:r>
           </w:p>
@@ -1877,6 +2120,9 @@
               </m:sSub>
             </m:oMath>
             <w:r>
+              <w:rPr>
+                <w:rFonts w:eastAsia="黑体"/>
+              </w:rPr>
               <w:t xml:space="preserve">​</w:t>
             </w:r>
           </w:p>
@@ -1889,7 +2135,7 @@
             </w:pPr>
             <w:r>
               <w:rPr>
-                <w:rFonts w:hint="eastAsia"/>
+                <w:rFonts w:hint="eastAsia" w:eastAsia="黑体"/>
               </w:rPr>
               <w:t xml:space="preserve">磁链两相分量</w:t>
             </w:r>
@@ -1902,6 +2148,9 @@
               <w:pStyle w:val="Compact"/>
             </w:pPr>
             <w:r>
+              <w:rPr>
+                <w:rFonts w:eastAsia="黑体"/>
+              </w:rPr>
               <w:t xml:space="preserve">Wb</w:t>
             </w:r>
           </w:p>
@@ -1929,6 +2178,9 @@
               </m:sSub>
             </m:oMath>
             <w:r>
+              <w:rPr>
+                <w:rFonts w:eastAsia="黑体"/>
+              </w:rPr>
               <w:t xml:space="preserve">​</w:t>
             </w:r>
           </w:p>
@@ -1941,7 +2193,7 @@
             </w:pPr>
             <w:r>
               <w:rPr>
-                <w:rFonts w:hint="eastAsia"/>
+                <w:rFonts w:hint="eastAsia" w:eastAsia="黑体"/>
               </w:rPr>
               <w:t xml:space="preserve">电磁转矩</w:t>
             </w:r>
@@ -1954,6 +2206,9 @@
               <w:pStyle w:val="Compact"/>
             </w:pPr>
             <w:r>
+              <w:rPr>
+                <w:rFonts w:eastAsia="黑体"/>
+              </w:rPr>
               <w:t xml:space="preserve">N·m</w:t>
             </w:r>
           </w:p>
@@ -1972,6 +2227,9 @@
               </m:r>
             </m:oMath>
             <w:r>
+              <w:rPr>
+                <w:rFonts w:eastAsia="黑体"/>
+              </w:rPr>
               <w:t xml:space="preserve">​</w:t>
             </w:r>
           </w:p>
@@ -1984,7 +2242,7 @@
             </w:pPr>
             <w:r>
               <w:rPr>
-                <w:rFonts w:hint="eastAsia"/>
+                <w:rFonts w:hint="eastAsia" w:eastAsia="黑体"/>
               </w:rPr>
               <w:t xml:space="preserve">磁极对数</w:t>
             </w:r>
@@ -1997,6 +2255,9 @@
               <w:pStyle w:val="Compact"/>
             </w:pPr>
             <w:r>
+              <w:rPr>
+                <w:rFonts w:eastAsia="黑体"/>
+              </w:rPr>
               <w:t xml:space="preserve">—</w:t>
             </w:r>
           </w:p>
@@ -2024,6 +2285,9 @@
               </m:sSub>
             </m:oMath>
             <w:r>
+              <w:rPr>
+                <w:rFonts w:eastAsia="黑体"/>
+              </w:rPr>
               <w:t xml:space="preserve">​</w:t>
             </w:r>
           </w:p>
@@ -2036,7 +2300,7 @@
             </w:pPr>
             <w:r>
               <w:rPr>
-                <w:rFonts w:hint="eastAsia"/>
+                <w:rFonts w:hint="eastAsia" w:eastAsia="黑体"/>
               </w:rPr>
               <w:t xml:space="preserve">磁链角（扇区判断）</w:t>
             </w:r>
@@ -2049,6 +2313,9 @@
               <w:pStyle w:val="Compact"/>
             </w:pPr>
             <w:r>
+              <w:rPr>
+                <w:rFonts w:eastAsia="黑体"/>
+              </w:rPr>
               <w:t xml:space="preserve">rad</w:t>
             </w:r>
           </w:p>
@@ -2063,7 +2330,7 @@
       </w:pPr>
       <w:r>
         <w:rPr>
-          <w:rFonts w:hint="eastAsia"/>
+          <w:rFonts w:hint="eastAsia" w:eastAsia="黑体"/>
         </w:rPr>
         <w:t xml:space="preserve">元件调整影响</w:t>
       </w:r>
@@ -2078,7 +2345,7 @@
       </w:pPr>
       <w:r>
         <w:rPr>
-          <w:rFonts w:hint="eastAsia"/>
+          <w:rFonts w:hint="eastAsia" w:eastAsia="黑体"/>
           <w:b/>
           <w:bCs/>
         </w:rPr>
@@ -2086,20 +2353,27 @@
       </w:r>
       <w:r>
         <w:rPr>
+          <w:rFonts w:eastAsia="黑体"/>
           <w:b/>
           <w:bCs/>
         </w:rPr>
         <w:t xml:space="preserve"> ↑</w:t>
       </w:r>
       <w:r>
+        <w:rPr>
+          <w:rFonts w:eastAsia="黑体"/>
+        </w:rPr>
         <w:t xml:space="preserve"> </w:t>
       </w:r>
       <w:r>
+        <w:rPr>
+          <w:rFonts w:eastAsia="黑体"/>
+        </w:rPr>
         <w:t xml:space="preserve">→ </w:t>
       </w:r>
       <w:r>
         <w:rPr>
-          <w:rFonts w:hint="eastAsia"/>
+          <w:rFonts w:hint="eastAsia" w:eastAsia="黑体"/>
         </w:rPr>
         <w:t xml:space="preserve">开关频率降低、损耗减小，但转矩脉动与谐波增大。</w:t>
       </w:r>
@@ -2114,7 +2388,7 @@
       </w:pPr>
       <w:r>
         <w:rPr>
-          <w:rFonts w:hint="eastAsia"/>
+          <w:rFonts w:hint="eastAsia" w:eastAsia="黑体"/>
           <w:b/>
           <w:bCs/>
         </w:rPr>
@@ -2122,6 +2396,7 @@
       </w:r>
       <w:r>
         <w:rPr>
+          <w:rFonts w:eastAsia="黑体"/>
           <w:b/>
           <w:bCs/>
         </w:rPr>
@@ -2151,6 +2426,7 @@
       </m:oMath>
       <w:r>
         <w:rPr>
+          <w:rFonts w:eastAsia="黑体"/>
           <w:b/>
           <w:bCs/>
         </w:rPr>
@@ -2158,20 +2434,27 @@
       </w:r>
       <w:r>
         <w:rPr>
+          <w:rFonts w:eastAsia="黑体"/>
           <w:b/>
           <w:bCs/>
         </w:rPr>
         <w:t xml:space="preserve">↑</w:t>
       </w:r>
       <w:r>
+        <w:rPr>
+          <w:rFonts w:eastAsia="黑体"/>
+        </w:rPr>
         <w:t xml:space="preserve"> </w:t>
       </w:r>
       <w:r>
+        <w:rPr>
+          <w:rFonts w:eastAsia="黑体"/>
+        </w:rPr>
         <w:t xml:space="preserve">→ </w:t>
       </w:r>
       <w:r>
         <w:rPr>
-          <w:rFonts w:hint="eastAsia"/>
+          <w:rFonts w:hint="eastAsia" w:eastAsia="黑体"/>
         </w:rPr>
         <w:t xml:space="preserve">转矩能力提高，但磁路饱和与损耗上升。</w:t>
       </w:r>
@@ -2186,7 +2469,7 @@
       </w:pPr>
       <w:r>
         <w:rPr>
-          <w:rFonts w:hint="eastAsia"/>
+          <w:rFonts w:hint="eastAsia" w:eastAsia="黑体"/>
           <w:b/>
           <w:bCs/>
         </w:rPr>
@@ -2194,6 +2477,7 @@
       </w:r>
       <w:r>
         <w:rPr>
+          <w:rFonts w:eastAsia="黑体"/>
           <w:b/>
           <w:bCs/>
         </w:rPr>
@@ -2201,7 +2485,7 @@
       </w:r>
       <w:r>
         <w:rPr>
-          <w:rFonts w:hint="eastAsia"/>
+          <w:rFonts w:hint="eastAsia" w:eastAsia="黑体"/>
           <w:b/>
           <w:bCs/>
         </w:rPr>
@@ -2209,20 +2493,27 @@
       </w:r>
       <w:r>
         <w:rPr>
+          <w:rFonts w:eastAsia="黑体"/>
           <w:b/>
           <w:bCs/>
         </w:rPr>
         <w:t xml:space="preserve"> ↓</w:t>
       </w:r>
       <w:r>
+        <w:rPr>
+          <w:rFonts w:eastAsia="黑体"/>
+        </w:rPr>
         <w:t xml:space="preserve"> </w:t>
       </w:r>
       <w:r>
+        <w:rPr>
+          <w:rFonts w:eastAsia="黑体"/>
+        </w:rPr>
         <w:t xml:space="preserve">→ </w:t>
       </w:r>
       <w:r>
         <w:rPr>
-          <w:rFonts w:hint="eastAsia"/>
+          <w:rFonts w:hint="eastAsia" w:eastAsia="黑体"/>
         </w:rPr>
         <w:t xml:space="preserve">磁链轨迹畸变、转矩脉动增大。</w:t>
       </w:r>
@@ -2237,7 +2528,7 @@
       </w:pPr>
       <w:r>
         <w:rPr>
-          <w:rFonts w:hint="eastAsia"/>
+          <w:rFonts w:hint="eastAsia" w:eastAsia="黑体"/>
           <w:b/>
           <w:bCs/>
         </w:rPr>
@@ -2245,20 +2536,27 @@
       </w:r>
       <w:r>
         <w:rPr>
+          <w:rFonts w:eastAsia="黑体"/>
           <w:b/>
           <w:bCs/>
         </w:rPr>
         <w:t xml:space="preserve"> ↑</w:t>
       </w:r>
       <w:r>
+        <w:rPr>
+          <w:rFonts w:eastAsia="黑体"/>
+        </w:rPr>
         <w:t xml:space="preserve"> </w:t>
       </w:r>
       <w:r>
+        <w:rPr>
+          <w:rFonts w:eastAsia="黑体"/>
+        </w:rPr>
         <w:t xml:space="preserve">→ </w:t>
       </w:r>
       <w:r>
         <w:rPr>
-          <w:rFonts w:hint="eastAsia"/>
+          <w:rFonts w:hint="eastAsia" w:eastAsia="黑体"/>
         </w:rPr>
         <w:t xml:space="preserve">控制更精细、脉动减小，但对控制器与采样要求更高。</w:t>
       </w:r>
@@ -2271,7 +2569,7 @@
       </w:pPr>
       <w:r>
         <w:rPr>
-          <w:rFonts w:hint="eastAsia"/>
+          <w:rFonts w:hint="eastAsia" w:eastAsia="黑体"/>
         </w:rPr>
         <w:t xml:space="preserve">典型参数示例</w:t>
       </w:r>
@@ -2286,11 +2584,14 @@
       </w:pPr>
       <w:r>
         <w:rPr>
-          <w:rFonts w:hint="eastAsia"/>
+          <w:rFonts w:hint="eastAsia" w:eastAsia="黑体"/>
         </w:rPr>
         <w:t xml:space="preserve">取</w:t>
       </w:r>
       <w:r>
+        <w:rPr>
+          <w:rFonts w:eastAsia="黑体"/>
+        </w:rPr>
         <w:t xml:space="preserve"> </w:t>
       </w:r>
       <m:oMath>
@@ -2308,6 +2609,9 @@
         </m:r>
       </m:oMath>
       <w:r>
+        <w:rPr>
+          <w:rFonts w:eastAsia="黑体"/>
+        </w:rPr>
         <w:t xml:space="preserve">、</w:t>
       </w:r>
       <m:oMath>
@@ -2347,6 +2651,9 @@
         </m:r>
       </m:oMath>
       <w:r>
+        <w:rPr>
+          <w:rFonts w:eastAsia="黑体"/>
+        </w:rPr>
         <w:t xml:space="preserve">、</w:t>
       </w:r>
       <m:oMath>
@@ -2386,6 +2693,9 @@
         </m:r>
       </m:oMath>
       <w:r>
+        <w:rPr>
+          <w:rFonts w:eastAsia="黑体"/>
+        </w:rPr>
         <w:t xml:space="preserve">、</w:t>
       </w:r>
       <m:oMath>
@@ -2425,6 +2735,9 @@
         </m:r>
       </m:oMath>
       <w:r>
+        <w:rPr>
+          <w:rFonts w:eastAsia="黑体"/>
+        </w:rPr>
         <w:t xml:space="preserve">、</w:t>
       </w:r>
       <m:oMath>
@@ -2465,7 +2778,7 @@
       </m:oMath>
       <w:r>
         <w:rPr>
-          <w:rFonts w:hint="eastAsia"/>
+          <w:rFonts w:hint="eastAsia" w:eastAsia="黑体"/>
         </w:rPr>
         <w:t xml:space="preserve">：</w:t>
       </w:r>
@@ -2620,6 +2933,9 @@
         </m:r>
       </m:oMath>
       <w:r>
+        <w:rPr>
+          <w:rFonts w:eastAsia="黑体"/>
+        </w:rPr>
         <w:t xml:space="preserve">。</w:t>
       </w:r>
     </w:p>
@@ -2633,11 +2949,14 @@
       </w:pPr>
       <w:r>
         <w:rPr>
-          <w:rFonts w:hint="eastAsia"/>
+          <w:rFonts w:hint="eastAsia" w:eastAsia="黑体"/>
         </w:rPr>
         <w:t xml:space="preserve">定子磁链幅值</w:t>
       </w:r>
       <w:r>
+        <w:rPr>
+          <w:rFonts w:eastAsia="黑体"/>
+        </w:rPr>
         <w:t xml:space="preserve"> </w:t>
       </w:r>
       <m:oMath>
@@ -2747,6 +3066,9 @@
         </m:r>
       </m:oMath>
       <w:r>
+        <w:rPr>
+          <w:rFonts w:eastAsia="黑体"/>
+        </w:rPr>
         <w:t xml:space="preserve">。</w:t>
       </w:r>
     </w:p>
@@ -2758,7 +3080,7 @@
       </w:pPr>
       <w:r>
         <w:rPr>
-          <w:rFonts w:hint="eastAsia"/>
+          <w:rFonts w:hint="eastAsia" w:eastAsia="黑体"/>
         </w:rPr>
         <w:t xml:space="preserve">常见器件型号</w:t>
       </w:r>
@@ -2773,16 +3095,19 @@
       </w:pPr>
       <w:r>
         <w:rPr>
-          <w:rFonts w:hint="eastAsia"/>
+          <w:rFonts w:hint="eastAsia" w:eastAsia="黑体"/>
         </w:rPr>
         <w:t xml:space="preserve">控制</w:t>
       </w:r>
       <w:r>
+        <w:rPr>
+          <w:rFonts w:eastAsia="黑体"/>
+        </w:rPr>
         <w:t xml:space="preserve"> </w:t>
       </w:r>
       <w:r>
         <w:rPr>
-          <w:rFonts w:hint="eastAsia"/>
+          <w:rFonts w:hint="eastAsia" w:eastAsia="黑体"/>
         </w:rPr>
         <w:t xml:space="preserve">DSP：TMS320F28335、ADSP-CM408。</w:t>
       </w:r>
@@ -2797,7 +3122,7 @@
       </w:pPr>
       <w:r>
         <w:rPr>
-          <w:rFonts w:hint="eastAsia"/>
+          <w:rFonts w:hint="eastAsia" w:eastAsia="黑体"/>
         </w:rPr>
         <w:t xml:space="preserve">IPM：PM50RLA120、FSAM30SH60A。</w:t>
       </w:r>
@@ -2812,7 +3137,7 @@
       </w:pPr>
       <w:r>
         <w:rPr>
-          <w:rFonts w:hint="eastAsia"/>
+          <w:rFonts w:hint="eastAsia" w:eastAsia="黑体"/>
         </w:rPr>
         <w:t xml:space="preserve">电流传感器：霍尔电流传感器、ACS758。</w:t>
       </w:r>
@@ -2827,16 +3152,19 @@
       </w:pPr>
       <w:r>
         <w:rPr>
-          <w:rFonts w:hint="eastAsia"/>
+          <w:rFonts w:hint="eastAsia" w:eastAsia="黑体"/>
         </w:rPr>
         <w:t xml:space="preserve">电压采样：隔离运放</w:t>
       </w:r>
       <w:r>
+        <w:rPr>
+          <w:rFonts w:eastAsia="黑体"/>
+        </w:rPr>
         <w:t xml:space="preserve"> + </w:t>
       </w:r>
       <w:r>
         <w:rPr>
-          <w:rFonts w:hint="eastAsia"/>
+          <w:rFonts w:hint="eastAsia" w:eastAsia="黑体"/>
         </w:rPr>
         <w:t xml:space="preserve">分压电阻。</w:t>
       </w:r>
@@ -2849,7 +3177,7 @@
       </w:pPr>
       <w:r>
         <w:rPr>
-          <w:rFonts w:hint="eastAsia"/>
+          <w:rFonts w:hint="eastAsia" w:eastAsia="黑体"/>
         </w:rPr>
         <w:t xml:space="preserve">注意事项</w:t>
       </w:r>
@@ -2864,16 +3192,19 @@
       </w:pPr>
       <w:r>
         <w:rPr>
-          <w:rFonts w:hint="eastAsia"/>
+          <w:rFonts w:hint="eastAsia" w:eastAsia="黑体"/>
         </w:rPr>
         <w:t xml:space="preserve">无坐标变换与</w:t>
       </w:r>
       <w:r>
+        <w:rPr>
+          <w:rFonts w:eastAsia="黑体"/>
+        </w:rPr>
         <w:t xml:space="preserve"> </w:t>
       </w:r>
       <w:r>
         <w:rPr>
-          <w:rFonts w:hint="eastAsia"/>
+          <w:rFonts w:hint="eastAsia" w:eastAsia="黑体"/>
         </w:rPr>
         <w:t xml:space="preserve">PWM，动态响应快，但稳态转矩/电流纹波较大。</w:t>
       </w:r>
@@ -2888,16 +3219,19 @@
       </w:pPr>
       <w:r>
         <w:rPr>
-          <w:rFonts w:hint="eastAsia"/>
+          <w:rFonts w:hint="eastAsia" w:eastAsia="黑体"/>
         </w:rPr>
         <w:t xml:space="preserve">开关频率不固定，随滞环带宽与负载变化，EMI</w:t>
       </w:r>
       <w:r>
+        <w:rPr>
+          <w:rFonts w:eastAsia="黑体"/>
+        </w:rPr>
         <w:t xml:space="preserve"> </w:t>
       </w:r>
       <w:r>
         <w:rPr>
-          <w:rFonts w:hint="eastAsia"/>
+          <w:rFonts w:hint="eastAsia" w:eastAsia="黑体"/>
         </w:rPr>
         <w:t xml:space="preserve">与滤波设计较复杂。</w:t>
       </w:r>
@@ -2912,7 +3246,7 @@
       </w:pPr>
       <w:r>
         <w:rPr>
-          <w:rFonts w:hint="eastAsia"/>
+          <w:rFonts w:hint="eastAsia" w:eastAsia="黑体"/>
         </w:rPr>
         <w:t xml:space="preserve">低速区定子电阻压降影响大，磁链估算精度下降需补偿。</w:t>
       </w:r>
@@ -2927,7 +3261,7 @@
       </w:pPr>
       <w:r>
         <w:rPr>
-          <w:rFonts w:hint="eastAsia"/>
+          <w:rFonts w:hint="eastAsia" w:eastAsia="黑体"/>
         </w:rPr>
         <w:t xml:space="preserve">需精确采样与实时估算，磁链初值需正确整定。</w:t>
       </w:r>
@@ -2940,7 +3274,7 @@
       </w:pPr>
       <w:r>
         <w:rPr>
-          <w:rFonts w:hint="eastAsia"/>
+          <w:rFonts w:hint="eastAsia" w:eastAsia="黑体"/>
         </w:rPr>
         <w:t xml:space="preserve">参考资料</w:t>
       </w:r>
@@ -2955,7 +3289,7 @@
       </w:pPr>
       <w:r>
         <w:rPr>
-          <w:rFonts w:hint="eastAsia"/>
+          <w:rFonts w:hint="eastAsia" w:eastAsia="黑体"/>
         </w:rPr>
         <w:t xml:space="preserve">《电力拖动自动控制系统》（陈伯时）。</w:t>
       </w:r>
@@ -2969,6 +3303,9 @@
         </w:numPr>
       </w:pPr>
       <w:r>
+        <w:rPr>
+          <w:rFonts w:eastAsia="黑体"/>
+        </w:rPr>
         <w:t xml:space="preserve">Wikipedia: Direct torque control。</w:t>
       </w:r>
     </w:p>
@@ -2981,11 +3318,14 @@
         </w:numPr>
       </w:pPr>
       <w:r>
+        <w:rPr>
+          <w:rFonts w:eastAsia="黑体"/>
+        </w:rPr>
         <w:t xml:space="preserve">ABB DTC </w:t>
       </w:r>
       <w:r>
         <w:rPr>
-          <w:rFonts w:hint="eastAsia"/>
+          <w:rFonts w:hint="eastAsia" w:eastAsia="黑体"/>
         </w:rPr>
         <w:t xml:space="preserve">技术相关应用笔记。</w:t>
       </w:r>
@@ -2999,11 +3339,11 @@
       </w:pPr>
       <w:r>
         <w:rPr>
-          <w:rFonts w:ascii="Times New Roman" w:hAnsi="Times New Roman"/>
+          <w:rFonts w:ascii="Times New Roman" w:hAnsi="Times New Roman" w:eastAsia="黑体"/>
           <w:color w:val="555555"/>
           <w:sz w:val="21"/>
         </w:rPr>
-        <w:t>材料收集者：杜文杰</w:t>
+        <w:t>材料收集者：杜文杰，WX手机：19519196569，QQ:3478827729</w:t>
       </w:r>
     </w:p>
     <w:sectPr>
@@ -3023,7 +3363,7 @@
 </file>
 
 <file path=word/footer1.xml><?xml version="1.0" encoding="utf-8"?>
-<w:ftr xmlns:m="http://schemas.openxmlformats.org/officeDocument/2006/math" xmlns:mc="http://schemas.openxmlformats.org/markup-compatibility/2006" xmlns:mo="http://schemas.microsoft.com/office/mac/office/2008/main" xmlns:mv="urn:schemas-microsoft-com:mac:vml" xmlns:o="urn:schemas-microsoft-com:office:office" xmlns:r="http://schemas.openxmlformats.org/officeDocument/2006/relationships" xmlns:v="urn:schemas-microsoft-com:vml" xmlns:w10="urn:schemas-microsoft-com:office:word" xmlns:w14="http://schemas.microsoft.com/office/word/2010/wordml" xmlns:w="http://schemas.openxmlformats.org/wordprocessingml/2006/main" xmlns:wne="http://schemas.microsoft.com/office/word/2006/wordml" xmlns:wp14="http://schemas.microsoft.com/office/word/2010/wordprocessingDrawing" xmlns:wp="http://schemas.openxmlformats.org/drawingml/2006/wordprocessingDrawing" xmlns:wpc="http://schemas.microsoft.com/office/word/2010/wordprocessingCanvas" xmlns:wpg="http://schemas.microsoft.com/office/word/2010/wordprocessingGroup" xmlns:wpi="http://schemas.microsoft.com/office/word/2010/wordprocessingInk" xmlns:wps="http://schemas.microsoft.com/office/word/2010/wordprocessingShape" mc:Ignorable="w14 wp14">
+<w:ftr xmlns:mc="http://schemas.openxmlformats.org/markup-compatibility/2006" xmlns:w="http://schemas.openxmlformats.org/wordprocessingml/2006/main" xmlns:m="http://schemas.openxmlformats.org/officeDocument/2006/math" xmlns:mo="http://schemas.microsoft.com/office/mac/office/2008/main" xmlns:mv="urn:schemas-microsoft-com:mac:vml" xmlns:o="urn:schemas-microsoft-com:office:office" xmlns:r="http://schemas.openxmlformats.org/officeDocument/2006/relationships" xmlns:v="urn:schemas-microsoft-com:vml" xmlns:w10="urn:schemas-microsoft-com:office:word" xmlns:w14="http://schemas.microsoft.com/office/word/2010/wordml" xmlns:wne="http://schemas.microsoft.com/office/word/2006/wordml" xmlns:wp14="http://schemas.microsoft.com/office/word/2010/wordprocessingDrawing" xmlns:wp="http://schemas.openxmlformats.org/drawingml/2006/wordprocessingDrawing" xmlns:wpc="http://schemas.microsoft.com/office/word/2010/wordprocessingCanvas" xmlns:wpg="http://schemas.microsoft.com/office/word/2010/wordprocessingGroup" xmlns:wpi="http://schemas.microsoft.com/office/word/2010/wordprocessingInk" xmlns:wps="http://schemas.microsoft.com/office/word/2010/wordprocessingShape" mc:Ignorable="w14 wp14">
   <w:p>
     <w:pPr>
       <w:pStyle w:val="Footer"/>
@@ -3031,12 +3371,14 @@
     </w:pPr>
     <w:r>
       <w:rPr>
+        <w:rFonts w:eastAsia="黑体"/>
         <w:sz w:val="18"/>
       </w:rPr>
       <w:t xml:space="preserve">第 </w:t>
     </w:r>
     <w:r>
       <w:rPr>
+        <w:rFonts w:eastAsia="黑体"/>
         <w:sz w:val="18"/>
       </w:rPr>
       <w:fldChar w:fldCharType="begin"/>
@@ -3045,6 +3387,7 @@
     </w:r>
     <w:r>
       <w:rPr>
+        <w:rFonts w:eastAsia="黑体"/>
         <w:sz w:val="18"/>
       </w:rPr>
       <w:t xml:space="preserve"> 页</w:t>
@@ -3058,6 +3401,9 @@
   <w:footnote w:type="continuationSeparator" w:id="0">
     <w:p>
       <w:r>
+        <w:rPr>
+          <w:rFonts w:eastAsia="黑体"/>
+        </w:rPr>
         <w:continuationSeparator/>
       </w:r>
     </w:p>
@@ -3065,6 +3411,9 @@
   <w:footnote w:type="separator" w:id="-1">
     <w:p>
       <w:r>
+        <w:rPr>
+          <w:rFonts w:eastAsia="黑体"/>
+        </w:rPr>
         <w:separator/>
       </w:r>
     </w:p>
@@ -3073,7 +3422,7 @@
 </file>
 
 <file path=word/header1.xml><?xml version="1.0" encoding="utf-8"?>
-<w:hdr xmlns:m="http://schemas.openxmlformats.org/officeDocument/2006/math" xmlns:mc="http://schemas.openxmlformats.org/markup-compatibility/2006" xmlns:mo="http://schemas.microsoft.com/office/mac/office/2008/main" xmlns:mv="urn:schemas-microsoft-com:mac:vml" xmlns:o="urn:schemas-microsoft-com:office:office" xmlns:r="http://schemas.openxmlformats.org/officeDocument/2006/relationships" xmlns:v="urn:schemas-microsoft-com:vml" xmlns:w10="urn:schemas-microsoft-com:office:word" xmlns:w14="http://schemas.microsoft.com/office/word/2010/wordml" xmlns:w="http://schemas.openxmlformats.org/wordprocessingml/2006/main" xmlns:wne="http://schemas.microsoft.com/office/word/2006/wordml" xmlns:wp14="http://schemas.microsoft.com/office/word/2010/wordprocessingDrawing" xmlns:wp="http://schemas.openxmlformats.org/drawingml/2006/wordprocessingDrawing" xmlns:wpc="http://schemas.microsoft.com/office/word/2010/wordprocessingCanvas" xmlns:wpg="http://schemas.microsoft.com/office/word/2010/wordprocessingGroup" xmlns:wpi="http://schemas.microsoft.com/office/word/2010/wordprocessingInk" xmlns:wps="http://schemas.microsoft.com/office/word/2010/wordprocessingShape" mc:Ignorable="w14 wp14">
+<w:hdr xmlns:mc="http://schemas.openxmlformats.org/markup-compatibility/2006" xmlns:w="http://schemas.openxmlformats.org/wordprocessingml/2006/main" xmlns:m="http://schemas.openxmlformats.org/officeDocument/2006/math" xmlns:mo="http://schemas.microsoft.com/office/mac/office/2008/main" xmlns:mv="urn:schemas-microsoft-com:mac:vml" xmlns:o="urn:schemas-microsoft-com:office:office" xmlns:r="http://schemas.openxmlformats.org/officeDocument/2006/relationships" xmlns:v="urn:schemas-microsoft-com:vml" xmlns:w10="urn:schemas-microsoft-com:office:word" xmlns:w14="http://schemas.microsoft.com/office/word/2010/wordml" xmlns:wne="http://schemas.microsoft.com/office/word/2006/wordml" xmlns:wp14="http://schemas.microsoft.com/office/word/2010/wordprocessingDrawing" xmlns:wp="http://schemas.openxmlformats.org/drawingml/2006/wordprocessingDrawing" xmlns:wpc="http://schemas.microsoft.com/office/word/2010/wordprocessingCanvas" xmlns:wpg="http://schemas.microsoft.com/office/word/2010/wordprocessingGroup" xmlns:wpi="http://schemas.microsoft.com/office/word/2010/wordprocessingInk" xmlns:wps="http://schemas.microsoft.com/office/word/2010/wordprocessingShape" mc:Ignorable="w14 wp14">
   <w:p>
     <w:pPr>
       <w:pStyle w:val="Header"/>
@@ -3081,7 +3430,7 @@
     </w:pPr>
     <w:r>
       <w:rPr>
-        <w:rFonts w:ascii="Times New Roman" w:hAnsi="Times New Roman"/>
+        <w:rFonts w:ascii="Times New Roman" w:hAnsi="Times New Roman" w:eastAsia="黑体"/>
         <w:sz w:val="18"/>
         <w:rFonts w:eastAsia="黑体"/>
         <w:rFonts w:eastAsia="黑体"/>
@@ -3093,7 +3442,7 @@
 </file>
 
 <file path=word/numbering.xml><?xml version="1.0" encoding="utf-8"?>
-<w:numbering xmlns:m="http://schemas.openxmlformats.org/officeDocument/2006/math" xmlns:mc="http://schemas.openxmlformats.org/markup-compatibility/2006" xmlns:mo="http://schemas.microsoft.com/office/mac/office/2008/main" xmlns:mv="urn:schemas-microsoft-com:mac:vml" xmlns:o="urn:schemas-microsoft-com:office:office" xmlns:r="http://schemas.openxmlformats.org/officeDocument/2006/relationships" xmlns:v="urn:schemas-microsoft-com:vml" xmlns:w="http://schemas.openxmlformats.org/wordprocessingml/2006/main" xmlns:w10="urn:schemas-microsoft-com:office:word" xmlns:w14="http://schemas.microsoft.com/office/word/2010/wordml" xmlns:wne="http://schemas.microsoft.com/office/word/2006/wordml" xmlns:wp="http://schemas.openxmlformats.org/drawingml/2006/wordprocessingDrawing" xmlns:wp14="http://schemas.microsoft.com/office/word/2010/wordprocessingDrawing" xmlns:wpc="http://schemas.microsoft.com/office/word/2010/wordprocessingCanvas" xmlns:wpg="http://schemas.microsoft.com/office/word/2010/wordprocessingGroup" xmlns:wpi="http://schemas.microsoft.com/office/word/2010/wordprocessingInk" xmlns:wps="http://schemas.microsoft.com/office/word/2010/wordprocessingShape" mc:Ignorable="w14 wp14">
+<w:numbering xmlns:mc="http://schemas.openxmlformats.org/markup-compatibility/2006" xmlns:w="http://schemas.openxmlformats.org/wordprocessingml/2006/main" xmlns:m="http://schemas.openxmlformats.org/officeDocument/2006/math" xmlns:mo="http://schemas.microsoft.com/office/mac/office/2008/main" xmlns:mv="urn:schemas-microsoft-com:mac:vml" xmlns:o="urn:schemas-microsoft-com:office:office" xmlns:r="http://schemas.openxmlformats.org/officeDocument/2006/relationships" xmlns:v="urn:schemas-microsoft-com:vml" xmlns:w10="urn:schemas-microsoft-com:office:word" xmlns:w14="http://schemas.microsoft.com/office/word/2010/wordml" xmlns:wne="http://schemas.microsoft.com/office/word/2006/wordml" xmlns:wp="http://schemas.openxmlformats.org/drawingml/2006/wordprocessingDrawing" xmlns:wp14="http://schemas.microsoft.com/office/word/2010/wordprocessingDrawing" xmlns:wpc="http://schemas.microsoft.com/office/word/2010/wordprocessingCanvas" xmlns:wpg="http://schemas.microsoft.com/office/word/2010/wordprocessingGroup" xmlns:wpi="http://schemas.microsoft.com/office/word/2010/wordprocessingInk" xmlns:wps="http://schemas.microsoft.com/office/word/2010/wordprocessingShape" mc:Ignorable="w14 wp14">
   <w:abstractNum w:abstractNumId="0">
     <w:nsid w:val="FFFFFF7C"/>
     <w:multiLevelType w:val="singleLevel"/>
@@ -3180,7 +3529,7 @@
         <w:ind w:hanging="360" w:left="1440"/>
       </w:pPr>
       <w:rPr>
-        <w:rFonts w:ascii="Symbol" w:hAnsi="Symbol" w:hint="default"/>
+        <w:rFonts w:ascii="Symbol" w:hAnsi="Symbol" w:hint="default" w:eastAsia="黑体"/>
       </w:rPr>
     </w:lvl>
   </w:abstractNum>
@@ -3201,7 +3550,7 @@
         <w:ind w:hanging="360" w:left="1080"/>
       </w:pPr>
       <w:rPr>
-        <w:rFonts w:ascii="Symbol" w:hAnsi="Symbol" w:hint="default"/>
+        <w:rFonts w:ascii="Symbol" w:hAnsi="Symbol" w:hint="default" w:eastAsia="黑体"/>
       </w:rPr>
     </w:lvl>
   </w:abstractNum>
@@ -3222,7 +3571,7 @@
         <w:ind w:hanging="360" w:left="720"/>
       </w:pPr>
       <w:rPr>
-        <w:rFonts w:ascii="Symbol" w:hAnsi="Symbol" w:hint="default"/>
+        <w:rFonts w:ascii="Symbol" w:hAnsi="Symbol" w:hint="default" w:eastAsia="黑体"/>
       </w:rPr>
     </w:lvl>
   </w:abstractNum>
@@ -3261,7 +3610,7 @@
         <w:ind w:hanging="360" w:left="360"/>
       </w:pPr>
       <w:rPr>
-        <w:rFonts w:ascii="Symbol" w:hAnsi="Symbol" w:hint="default"/>
+        <w:rFonts w:ascii="Symbol" w:hAnsi="Symbol" w:hint="default" w:eastAsia="黑体"/>
       </w:rPr>
     </w:lvl>
   </w:abstractNum>
@@ -3352,7 +3701,7 @@
         <w:ind w:left="720" w:hanging="360"/>
       </w:pPr>
       <w:rPr>
-        <w:rFonts w:ascii="Symbol" w:hAnsi="Symbol" w:cs="Symbol" w:hint="default"/>
+        <w:rFonts w:ascii="Symbol" w:hAnsi="Symbol" w:cs="Symbol" w:hint="default" w:eastAsia="黑体"/>
       </w:rPr>
     </w:lvl>
     <w:lvl w:ilvl="1">
@@ -3363,7 +3712,7 @@
         <w:ind w:left="1440" w:hanging="360"/>
       </w:pPr>
       <w:rPr>
-        <w:rFonts w:ascii="Courier New" w:hAnsi="Courier New" w:cs="Courier New" w:hint="default"/>
+        <w:rFonts w:ascii="Courier New" w:hAnsi="Courier New" w:cs="Courier New" w:hint="default" w:eastAsia="黑体"/>
       </w:rPr>
     </w:lvl>
     <w:lvl w:ilvl="2">
@@ -3374,7 +3723,7 @@
         <w:ind w:left="2160" w:hanging="360"/>
       </w:pPr>
       <w:rPr>
-        <w:rFonts w:ascii="Wingdings" w:hAnsi="Wingdings" w:cs="Wingdings" w:hint="default"/>
+        <w:rFonts w:ascii="Wingdings" w:hAnsi="Wingdings" w:cs="Wingdings" w:hint="default" w:eastAsia="黑体"/>
       </w:rPr>
     </w:lvl>
     <w:lvl w:ilvl="3">
@@ -3385,7 +3734,7 @@
         <w:ind w:left="2880" w:hanging="360"/>
       </w:pPr>
       <w:rPr>
-        <w:rFonts w:ascii="Symbol" w:hAnsi="Symbol" w:cs="Symbol" w:hint="default"/>
+        <w:rFonts w:ascii="Symbol" w:hAnsi="Symbol" w:cs="Symbol" w:hint="default" w:eastAsia="黑体"/>
       </w:rPr>
     </w:lvl>
     <w:lvl w:ilvl="4">
@@ -3396,7 +3745,7 @@
         <w:ind w:left="3600" w:hanging="360"/>
       </w:pPr>
       <w:rPr>
-        <w:rFonts w:ascii="Courier New" w:hAnsi="Courier New" w:cs="Courier New" w:hint="default"/>
+        <w:rFonts w:ascii="Courier New" w:hAnsi="Courier New" w:cs="Courier New" w:hint="default" w:eastAsia="黑体"/>
       </w:rPr>
     </w:lvl>
     <w:lvl w:ilvl="5">
@@ -3407,7 +3756,7 @@
         <w:ind w:left="4320" w:hanging="360"/>
       </w:pPr>
       <w:rPr>
-        <w:rFonts w:ascii="Wingdings" w:hAnsi="Wingdings" w:cs="Wingdings" w:hint="default"/>
+        <w:rFonts w:ascii="Wingdings" w:hAnsi="Wingdings" w:cs="Wingdings" w:hint="default" w:eastAsia="黑体"/>
       </w:rPr>
     </w:lvl>
     <w:lvl w:ilvl="6">
@@ -3418,7 +3767,7 @@
         <w:ind w:left="5040" w:hanging="360"/>
       </w:pPr>
       <w:rPr>
-        <w:rFonts w:ascii="Symbol" w:hAnsi="Symbol" w:cs="Symbol" w:hint="default"/>
+        <w:rFonts w:ascii="Symbol" w:hAnsi="Symbol" w:cs="Symbol" w:hint="default" w:eastAsia="黑体"/>
       </w:rPr>
     </w:lvl>
     <w:lvl w:ilvl="7">
@@ -3429,7 +3778,7 @@
         <w:ind w:left="5760" w:hanging="360"/>
       </w:pPr>
       <w:rPr>
-        <w:rFonts w:ascii="Courier New" w:hAnsi="Courier New" w:cs="Courier New" w:hint="default"/>
+        <w:rFonts w:ascii="Courier New" w:hAnsi="Courier New" w:cs="Courier New" w:hint="default" w:eastAsia="黑体"/>
       </w:rPr>
     </w:lvl>
     <w:lvl w:ilvl="8">
@@ -3440,7 +3789,7 @@
         <w:ind w:left="6480" w:hanging="360"/>
       </w:pPr>
       <w:rPr>
-        <w:rFonts w:ascii="Wingdings" w:hAnsi="Wingdings" w:cs="Wingdings" w:hint="default"/>
+        <w:rFonts w:ascii="Wingdings" w:hAnsi="Wingdings" w:cs="Wingdings" w:hint="default" w:eastAsia="黑体"/>
       </w:rPr>
     </w:lvl>
   </w:abstractNum>
@@ -3496,11 +3845,11 @@
 </file>
 
 <file path=word/styles.xml><?xml version="1.0" encoding="utf-8"?>
-<w:styles xmlns:mc="http://schemas.openxmlformats.org/markup-compatibility/2006" xmlns:r="http://schemas.openxmlformats.org/officeDocument/2006/relationships" xmlns:w="http://schemas.openxmlformats.org/wordprocessingml/2006/main" xmlns:w14="http://schemas.microsoft.com/office/word/2010/wordml" mc:Ignorable="w14">
+<w:styles xmlns:mc="http://schemas.openxmlformats.org/markup-compatibility/2006" xmlns:w="http://schemas.openxmlformats.org/wordprocessingml/2006/main" xmlns:r="http://schemas.openxmlformats.org/officeDocument/2006/relationships" xmlns:w14="http://schemas.microsoft.com/office/word/2010/wordml" mc:Ignorable="w14">
   <w:docDefaults>
     <w:rPrDefault>
       <w:rPr>
-        <w:rFonts w:asciiTheme="minorHAnsi" w:cstheme="minorBidi" w:eastAsiaTheme="minorEastAsia" w:hAnsiTheme="minorHAnsi"/>
+        <w:rFonts w:asciiTheme="minorHAnsi" w:cstheme="minorBidi" w:hAnsiTheme="minorHAnsi" w:eastAsia="黑体"/>
         <w:sz w:val="22"/>
         <w:szCs w:val="22"/>
         <w:lang w:bidi="ar-SA" w:eastAsia="en-US" w:val="en-US"/>
@@ -3722,7 +4071,7 @@
       <w:outlineLvl w:val="0"/>
     </w:pPr>
     <w:rPr>
-      <w:rFonts w:ascii="Times New Roman" w:asciiTheme="majorHAnsi" w:cstheme="majorBidi" w:eastAsia="黑体" w:eastAsiaTheme="majorEastAsia" w:hAnsi="Times New Roman" w:hAnsiTheme="majorHAnsi"/>
+      <w:rFonts w:ascii="Times New Roman" w:asciiTheme="majorHAnsi" w:cstheme="majorBidi" w:eastAsia="黑体" w:hAnsi="Times New Roman" w:hAnsiTheme="majorHAnsi"/>
       <w:b/>
       <w:bCs/>
       <w:color w:val="1F3864"/>
@@ -3746,7 +4095,7 @@
       <w:outlineLvl w:val="1"/>
     </w:pPr>
     <w:rPr>
-      <w:rFonts w:ascii="Times New Roman" w:asciiTheme="majorHAnsi" w:cstheme="majorBidi" w:eastAsia="黑体" w:eastAsiaTheme="majorEastAsia" w:hAnsi="Times New Roman" w:hAnsiTheme="majorHAnsi"/>
+      <w:rFonts w:ascii="Times New Roman" w:asciiTheme="majorHAnsi" w:cstheme="majorBidi" w:eastAsia="黑体" w:hAnsi="Times New Roman" w:hAnsiTheme="majorHAnsi"/>
       <w:b/>
       <w:bCs/>
       <w:color w:val="2E4E7E"/>
@@ -3770,7 +4119,7 @@
       <w:outlineLvl w:val="2"/>
     </w:pPr>
     <w:rPr>
-      <w:rFonts w:ascii="Times New Roman" w:asciiTheme="majorHAnsi" w:cstheme="majorBidi" w:eastAsia="黑体" w:eastAsiaTheme="majorEastAsia" w:hAnsi="Times New Roman" w:hAnsiTheme="majorHAnsi"/>
+      <w:rFonts w:ascii="Times New Roman" w:asciiTheme="majorHAnsi" w:cstheme="majorBidi" w:eastAsia="黑体" w:hAnsi="Times New Roman" w:hAnsiTheme="majorHAnsi"/>
       <w:b/>
       <w:bCs/>
       <w:color w:val="2E4E7E"/>
@@ -3794,7 +4143,7 @@
       <w:outlineLvl w:val="3"/>
     </w:pPr>
     <w:rPr>
-      <w:rFonts w:ascii="Times New Roman" w:asciiTheme="majorHAnsi" w:cstheme="majorBidi" w:eastAsia="黑体" w:eastAsiaTheme="majorEastAsia" w:hAnsi="Times New Roman" w:hAnsiTheme="majorHAnsi"/>
+      <w:rFonts w:ascii="Times New Roman" w:asciiTheme="majorHAnsi" w:cstheme="majorBidi" w:eastAsia="黑体" w:hAnsi="Times New Roman" w:hAnsiTheme="majorHAnsi"/>
       <w:b/>
       <w:bCs/>
       <w:i/>
@@ -3820,7 +4169,7 @@
       <w:outlineLvl w:val="4"/>
     </w:pPr>
     <w:rPr>
-      <w:rFonts w:ascii="Times New Roman" w:asciiTheme="majorHAnsi" w:cstheme="majorBidi" w:eastAsia="黑体" w:eastAsiaTheme="majorEastAsia" w:hAnsi="Times New Roman" w:hAnsiTheme="majorHAnsi"/>
+      <w:rFonts w:ascii="Times New Roman" w:asciiTheme="majorHAnsi" w:cstheme="majorBidi" w:eastAsia="黑体" w:hAnsi="Times New Roman" w:hAnsiTheme="majorHAnsi"/>
       <w:b/>
       <w:color w:val="333333"/>
       <w:sz w:val="22"/>
@@ -3843,7 +4192,7 @@
       <w:outlineLvl w:val="5"/>
     </w:pPr>
     <w:rPr>
-      <w:rFonts w:asciiTheme="majorHAnsi" w:cstheme="majorBidi" w:eastAsiaTheme="majorEastAsia" w:hAnsiTheme="majorHAnsi"/>
+      <w:rFonts w:asciiTheme="majorHAnsi" w:cstheme="majorBidi" w:hAnsiTheme="majorHAnsi" w:eastAsia="黑体"/>
       <w:i/>
       <w:iCs/>
       <w:color w:themeColor="accent1" w:themeShade="7F" w:val="243F60"/>
@@ -3866,7 +4215,7 @@
       <w:outlineLvl w:val="6"/>
     </w:pPr>
     <w:rPr>
-      <w:rFonts w:asciiTheme="majorHAnsi" w:cstheme="majorBidi" w:eastAsiaTheme="majorEastAsia" w:hAnsiTheme="majorHAnsi"/>
+      <w:rFonts w:asciiTheme="majorHAnsi" w:cstheme="majorBidi" w:hAnsiTheme="majorHAnsi" w:eastAsia="黑体"/>
       <w:i/>
       <w:iCs/>
       <w:color w:themeColor="text1" w:themeTint="BF" w:val="404040"/>
@@ -3889,7 +4238,7 @@
       <w:outlineLvl w:val="7"/>
     </w:pPr>
     <w:rPr>
-      <w:rFonts w:asciiTheme="majorHAnsi" w:cstheme="majorBidi" w:eastAsiaTheme="majorEastAsia" w:hAnsiTheme="majorHAnsi"/>
+      <w:rFonts w:asciiTheme="majorHAnsi" w:cstheme="majorBidi" w:hAnsiTheme="majorHAnsi" w:eastAsia="黑体"/>
       <w:color w:themeColor="accent1" w:val="4F81BD"/>
       <w:sz w:val="20"/>
       <w:szCs w:val="20"/>
@@ -3912,7 +4261,7 @@
       <w:outlineLvl w:val="8"/>
     </w:pPr>
     <w:rPr>
-      <w:rFonts w:asciiTheme="majorHAnsi" w:cstheme="majorBidi" w:eastAsiaTheme="majorEastAsia" w:hAnsiTheme="majorHAnsi"/>
+      <w:rFonts w:asciiTheme="majorHAnsi" w:cstheme="majorBidi" w:hAnsiTheme="majorHAnsi" w:eastAsia="黑体"/>
       <w:i/>
       <w:iCs/>
       <w:color w:themeColor="text1" w:themeTint="BF" w:val="404040"/>
@@ -3963,7 +4312,7 @@
     <w:uiPriority w:val="9"/>
     <w:rsid w:val="00FC693F"/>
     <w:rPr>
-      <w:rFonts w:asciiTheme="majorHAnsi" w:cstheme="majorBidi" w:eastAsiaTheme="majorEastAsia" w:hAnsiTheme="majorHAnsi"/>
+      <w:rFonts w:asciiTheme="majorHAnsi" w:cstheme="majorBidi" w:hAnsiTheme="majorHAnsi" w:eastAsia="黑体"/>
       <w:b/>
       <w:bCs/>
       <w:color w:themeColor="accent1" w:themeShade="BF" w:val="365F91"/>
@@ -3978,7 +4327,7 @@
     <w:uiPriority w:val="9"/>
     <w:rsid w:val="00FC693F"/>
     <w:rPr>
-      <w:rFonts w:asciiTheme="majorHAnsi" w:cstheme="majorBidi" w:eastAsiaTheme="majorEastAsia" w:hAnsiTheme="majorHAnsi"/>
+      <w:rFonts w:asciiTheme="majorHAnsi" w:cstheme="majorBidi" w:hAnsiTheme="majorHAnsi" w:eastAsia="黑体"/>
       <w:b/>
       <w:bCs/>
       <w:color w:themeColor="accent1" w:val="4F81BD"/>
@@ -3993,7 +4342,7 @@
     <w:uiPriority w:val="9"/>
     <w:rsid w:val="00FC693F"/>
     <w:rPr>
-      <w:rFonts w:asciiTheme="majorHAnsi" w:cstheme="majorBidi" w:eastAsiaTheme="majorEastAsia" w:hAnsiTheme="majorHAnsi"/>
+      <w:rFonts w:asciiTheme="majorHAnsi" w:cstheme="majorBidi" w:hAnsiTheme="majorHAnsi" w:eastAsia="黑体"/>
       <w:b/>
       <w:bCs/>
       <w:color w:themeColor="accent1" w:val="4F81BD"/>
@@ -4016,7 +4365,7 @@
       <w:contextualSpacing/>
     </w:pPr>
     <w:rPr>
-      <w:rFonts w:ascii="Times New Roman" w:asciiTheme="majorHAnsi" w:cstheme="majorBidi" w:eastAsia="黑体" w:eastAsiaTheme="majorEastAsia" w:hAnsi="Times New Roman" w:hAnsiTheme="majorHAnsi"/>
+      <w:rFonts w:ascii="Times New Roman" w:asciiTheme="majorHAnsi" w:cstheme="majorBidi" w:eastAsia="黑体" w:hAnsi="Times New Roman" w:hAnsiTheme="majorHAnsi"/>
       <w:b/>
       <w:color w:val="1F3864"/>
       <w:spacing w:val="5"/>
@@ -4032,7 +4381,7 @@
     <w:uiPriority w:val="10"/>
     <w:rsid w:val="00FC693F"/>
     <w:rPr>
-      <w:rFonts w:asciiTheme="majorHAnsi" w:cstheme="majorBidi" w:eastAsiaTheme="majorEastAsia" w:hAnsiTheme="majorHAnsi"/>
+      <w:rFonts w:asciiTheme="majorHAnsi" w:cstheme="majorBidi" w:hAnsiTheme="majorHAnsi" w:eastAsia="黑体"/>
       <w:color w:themeColor="text2" w:themeShade="BF" w:val="17365D"/>
       <w:spacing w:val="5"/>
       <w:kern w:val="28"/>
@@ -4054,7 +4403,7 @@
       </w:numPr>
     </w:pPr>
     <w:rPr>
-      <w:rFonts w:asciiTheme="majorHAnsi" w:cstheme="majorBidi" w:eastAsiaTheme="majorEastAsia" w:hAnsiTheme="majorHAnsi"/>
+      <w:rFonts w:asciiTheme="majorHAnsi" w:cstheme="majorBidi" w:hAnsiTheme="majorHAnsi" w:eastAsia="黑体"/>
       <w:i/>
       <w:iCs/>
       <w:color w:themeColor="accent1" w:val="4F81BD"/>
@@ -4070,7 +4419,7 @@
     <w:uiPriority w:val="11"/>
     <w:rsid w:val="00FC693F"/>
     <w:rPr>
-      <w:rFonts w:asciiTheme="majorHAnsi" w:cstheme="majorBidi" w:eastAsiaTheme="majorEastAsia" w:hAnsiTheme="majorHAnsi"/>
+      <w:rFonts w:asciiTheme="majorHAnsi" w:cstheme="majorBidi" w:hAnsiTheme="majorHAnsi" w:eastAsia="黑体"/>
       <w:i/>
       <w:iCs/>
       <w:color w:themeColor="accent1" w:val="4F81BD"/>
@@ -4137,6 +4486,7 @@
       <w:spacing w:after="120"/>
     </w:pPr>
     <w:rPr>
+      <w:rFonts w:eastAsia="黑体"/>
       <w:sz w:val="16"/>
       <w:szCs w:val="16"/>
     </w:rPr>
@@ -4148,6 +4498,7 @@
     <w:uiPriority w:val="99"/>
     <w:rsid w:val="00AA1D8D"/>
     <w:rPr>
+      <w:rFonts w:eastAsia="黑体"/>
       <w:sz w:val="16"/>
       <w:szCs w:val="16"/>
     </w:rPr>
@@ -4317,7 +4668,7 @@
       </w:tabs>
     </w:pPr>
     <w:rPr>
-      <w:rFonts w:ascii="Courier" w:hAnsi="Courier"/>
+      <w:rFonts w:ascii="Courier" w:hAnsi="Courier" w:eastAsia="黑体"/>
       <w:sz w:val="20"/>
       <w:szCs w:val="20"/>
     </w:rPr>
@@ -4329,7 +4680,7 @@
     <w:uiPriority w:val="99"/>
     <w:rsid w:val="0029639D"/>
     <w:rPr>
-      <w:rFonts w:ascii="Courier" w:hAnsi="Courier"/>
+      <w:rFonts w:ascii="Courier" w:hAnsi="Courier" w:eastAsia="黑体"/>
       <w:sz w:val="20"/>
       <w:szCs w:val="20"/>
     </w:rPr>
@@ -4365,6 +4716,7 @@
     <w:uiPriority w:val="29"/>
     <w:rsid w:val="00FC693F"/>
     <w:rPr>
+      <w:rFonts w:eastAsia="黑体"/>
       <w:i/>
       <w:iCs/>
       <w:color w:themeColor="text1" w:val="000000"/>
@@ -4378,7 +4730,7 @@
     <w:semiHidden/>
     <w:rsid w:val="00FC693F"/>
     <w:rPr>
-      <w:rFonts w:asciiTheme="majorHAnsi" w:cstheme="majorBidi" w:eastAsiaTheme="majorEastAsia" w:hAnsiTheme="majorHAnsi"/>
+      <w:rFonts w:asciiTheme="majorHAnsi" w:cstheme="majorBidi" w:hAnsiTheme="majorHAnsi" w:eastAsia="黑体"/>
       <w:b/>
       <w:bCs/>
       <w:i/>
@@ -4394,7 +4746,7 @@
     <w:semiHidden/>
     <w:rsid w:val="00FC693F"/>
     <w:rPr>
-      <w:rFonts w:asciiTheme="majorHAnsi" w:cstheme="majorBidi" w:eastAsiaTheme="majorEastAsia" w:hAnsiTheme="majorHAnsi"/>
+      <w:rFonts w:asciiTheme="majorHAnsi" w:cstheme="majorBidi" w:hAnsiTheme="majorHAnsi" w:eastAsia="黑体"/>
       <w:color w:themeColor="accent1" w:themeShade="7F" w:val="243F60"/>
     </w:rPr>
   </w:style>
@@ -4406,7 +4758,7 @@
     <w:semiHidden/>
     <w:rsid w:val="00FC693F"/>
     <w:rPr>
-      <w:rFonts w:asciiTheme="majorHAnsi" w:cstheme="majorBidi" w:eastAsiaTheme="majorEastAsia" w:hAnsiTheme="majorHAnsi"/>
+      <w:rFonts w:asciiTheme="majorHAnsi" w:cstheme="majorBidi" w:hAnsiTheme="majorHAnsi" w:eastAsia="黑体"/>
       <w:i/>
       <w:iCs/>
       <w:color w:themeColor="accent1" w:themeShade="7F" w:val="243F60"/>
@@ -4420,7 +4772,7 @@
     <w:semiHidden/>
     <w:rsid w:val="00FC693F"/>
     <w:rPr>
-      <w:rFonts w:asciiTheme="majorHAnsi" w:cstheme="majorBidi" w:eastAsiaTheme="majorEastAsia" w:hAnsiTheme="majorHAnsi"/>
+      <w:rFonts w:asciiTheme="majorHAnsi" w:cstheme="majorBidi" w:hAnsiTheme="majorHAnsi" w:eastAsia="黑体"/>
       <w:i/>
       <w:iCs/>
       <w:color w:themeColor="text1" w:themeTint="BF" w:val="404040"/>
@@ -4434,7 +4786,7 @@
     <w:semiHidden/>
     <w:rsid w:val="00FC693F"/>
     <w:rPr>
-      <w:rFonts w:asciiTheme="majorHAnsi" w:cstheme="majorBidi" w:eastAsiaTheme="majorEastAsia" w:hAnsiTheme="majorHAnsi"/>
+      <w:rFonts w:asciiTheme="majorHAnsi" w:cstheme="majorBidi" w:hAnsiTheme="majorHAnsi" w:eastAsia="黑体"/>
       <w:color w:themeColor="accent1" w:val="4F81BD"/>
       <w:sz w:val="20"/>
       <w:szCs w:val="20"/>
@@ -4448,7 +4800,7 @@
     <w:semiHidden/>
     <w:rsid w:val="00FC693F"/>
     <w:rPr>
-      <w:rFonts w:asciiTheme="majorHAnsi" w:cstheme="majorBidi" w:eastAsiaTheme="majorEastAsia" w:hAnsiTheme="majorHAnsi"/>
+      <w:rFonts w:asciiTheme="majorHAnsi" w:cstheme="majorBidi" w:hAnsiTheme="majorHAnsi" w:eastAsia="黑体"/>
       <w:i/>
       <w:iCs/>
       <w:color w:themeColor="text1" w:themeTint="BF" w:val="404040"/>
@@ -4469,6 +4821,7 @@
       <w:spacing w:line="240" w:lineRule="auto"/>
     </w:pPr>
     <w:rPr>
+      <w:rFonts w:eastAsia="黑体"/>
       <w:b/>
       <w:bCs/>
       <w:color w:themeColor="accent1" w:val="4F81BD"/>
@@ -4483,6 +4836,7 @@
     <w:qFormat/>
     <w:rsid w:val="00FC693F"/>
     <w:rPr>
+      <w:rFonts w:eastAsia="黑体"/>
       <w:b/>
       <w:bCs/>
     </w:rPr>
@@ -4494,6 +4848,7 @@
     <w:qFormat/>
     <w:rsid w:val="00FC693F"/>
     <w:rPr>
+      <w:rFonts w:eastAsia="黑体"/>
       <w:i/>
       <w:iCs/>
     </w:rPr>
@@ -4514,6 +4869,7 @@
       <w:ind w:left="936" w:right="936"/>
     </w:pPr>
     <w:rPr>
+      <w:rFonts w:eastAsia="黑体"/>
       <w:b/>
       <w:bCs/>
       <w:i/>
@@ -4528,6 +4884,7 @@
     <w:uiPriority w:val="30"/>
     <w:rsid w:val="00FC693F"/>
     <w:rPr>
+      <w:rFonts w:eastAsia="黑体"/>
       <w:b/>
       <w:bCs/>
       <w:i/>
@@ -4542,6 +4899,7 @@
     <w:qFormat/>
     <w:rsid w:val="00FC693F"/>
     <w:rPr>
+      <w:rFonts w:eastAsia="黑体"/>
       <w:i/>
       <w:iCs/>
       <w:color w:themeColor="text1" w:themeTint="7F" w:val="808080"/>
@@ -4554,6 +4912,7 @@
     <w:qFormat/>
     <w:rsid w:val="00FC693F"/>
     <w:rPr>
+      <w:rFonts w:eastAsia="黑体"/>
       <w:b/>
       <w:bCs/>
       <w:i/>
@@ -4568,6 +4927,7 @@
     <w:qFormat/>
     <w:rsid w:val="00FC693F"/>
     <w:rPr>
+      <w:rFonts w:eastAsia="黑体"/>
       <w:smallCaps/>
       <w:color w:themeColor="accent2" w:val="C0504D"/>
       <w:u w:val="single"/>
@@ -4580,6 +4940,7 @@
     <w:qFormat/>
     <w:rsid w:val="00FC693F"/>
     <w:rPr>
+      <w:rFonts w:eastAsia="黑体"/>
       <w:b/>
       <w:bCs/>
       <w:smallCaps/>
@@ -4595,6 +4956,7 @@
     <w:qFormat/>
     <w:rsid w:val="00FC693F"/>
     <w:rPr>
+      <w:rFonts w:eastAsia="黑体"/>
       <w:b/>
       <w:bCs/>
       <w:smallCaps/>
@@ -4649,6 +5011,7 @@
       <w:spacing w:after="0" w:line="240" w:lineRule="auto"/>
     </w:pPr>
     <w:rPr>
+      <w:rFonts w:eastAsia="黑体"/>
       <w:color w:themeColor="text1" w:themeShade="BF" w:val="000000"/>
     </w:rPr>
     <w:tblPr>
@@ -4671,6 +5034,7 @@
         <w:spacing w:after="0" w:before="0" w:line="240" w:lineRule="auto"/>
       </w:pPr>
       <w:rPr>
+        <w:rFonts w:eastAsia="黑体"/>
         <w:b/>
         <w:bCs/>
       </w:rPr>
@@ -4691,6 +5055,7 @@
         <w:spacing w:after="0" w:before="0" w:line="240" w:lineRule="auto"/>
       </w:pPr>
       <w:rPr>
+        <w:rFonts w:eastAsia="黑体"/>
         <w:b/>
         <w:bCs/>
       </w:rPr>
@@ -4708,12 +5073,14 @@
     </w:tblStylePr>
     <w:tblStylePr w:type="firstCol">
       <w:rPr>
+        <w:rFonts w:eastAsia="黑体"/>
         <w:b/>
         <w:bCs/>
       </w:rPr>
     </w:tblStylePr>
     <w:tblStylePr w:type="lastCol">
       <w:rPr>
+        <w:rFonts w:eastAsia="黑体"/>
         <w:b/>
         <w:bCs/>
       </w:rPr>
@@ -4752,6 +5119,7 @@
       <w:spacing w:after="0" w:line="240" w:lineRule="auto"/>
     </w:pPr>
     <w:rPr>
+      <w:rFonts w:eastAsia="黑体"/>
       <w:color w:themeColor="accent1" w:themeShade="BF" w:val="365F91"/>
     </w:rPr>
     <w:tblPr>
@@ -4774,6 +5142,7 @@
         <w:spacing w:after="0" w:before="0" w:line="240" w:lineRule="auto"/>
       </w:pPr>
       <w:rPr>
+        <w:rFonts w:eastAsia="黑体"/>
         <w:b/>
         <w:bCs/>
       </w:rPr>
@@ -4794,6 +5163,7 @@
         <w:spacing w:after="0" w:before="0" w:line="240" w:lineRule="auto"/>
       </w:pPr>
       <w:rPr>
+        <w:rFonts w:eastAsia="黑体"/>
         <w:b/>
         <w:bCs/>
       </w:rPr>
@@ -4811,12 +5181,14 @@
     </w:tblStylePr>
     <w:tblStylePr w:type="firstCol">
       <w:rPr>
+        <w:rFonts w:eastAsia="黑体"/>
         <w:b/>
         <w:bCs/>
       </w:rPr>
     </w:tblStylePr>
     <w:tblStylePr w:type="lastCol">
       <w:rPr>
+        <w:rFonts w:eastAsia="黑体"/>
         <w:b/>
         <w:bCs/>
       </w:rPr>
@@ -4855,6 +5227,7 @@
       <w:spacing w:after="0" w:line="240" w:lineRule="auto"/>
     </w:pPr>
     <w:rPr>
+      <w:rFonts w:eastAsia="黑体"/>
       <w:color w:themeColor="accent2" w:themeShade="BF" w:val="943634"/>
     </w:rPr>
     <w:tblPr>
@@ -4877,6 +5250,7 @@
         <w:spacing w:after="0" w:before="0" w:line="240" w:lineRule="auto"/>
       </w:pPr>
       <w:rPr>
+        <w:rFonts w:eastAsia="黑体"/>
         <w:b/>
         <w:bCs/>
       </w:rPr>
@@ -4897,6 +5271,7 @@
         <w:spacing w:after="0" w:before="0" w:line="240" w:lineRule="auto"/>
       </w:pPr>
       <w:rPr>
+        <w:rFonts w:eastAsia="黑体"/>
         <w:b/>
         <w:bCs/>
       </w:rPr>
@@ -4914,12 +5289,14 @@
     </w:tblStylePr>
     <w:tblStylePr w:type="firstCol">
       <w:rPr>
+        <w:rFonts w:eastAsia="黑体"/>
         <w:b/>
         <w:bCs/>
       </w:rPr>
     </w:tblStylePr>
     <w:tblStylePr w:type="lastCol">
       <w:rPr>
+        <w:rFonts w:eastAsia="黑体"/>
         <w:b/>
         <w:bCs/>
       </w:rPr>
@@ -4958,6 +5335,7 @@
       <w:spacing w:after="0" w:line="240" w:lineRule="auto"/>
     </w:pPr>
     <w:rPr>
+      <w:rFonts w:eastAsia="黑体"/>
       <w:color w:themeColor="accent3" w:themeShade="BF" w:val="76923C"/>
     </w:rPr>
     <w:tblPr>
@@ -4980,6 +5358,7 @@
         <w:spacing w:after="0" w:before="0" w:line="240" w:lineRule="auto"/>
       </w:pPr>
       <w:rPr>
+        <w:rFonts w:eastAsia="黑体"/>
         <w:b/>
         <w:bCs/>
       </w:rPr>
@@ -5000,6 +5379,7 @@
         <w:spacing w:after="0" w:before="0" w:line="240" w:lineRule="auto"/>
       </w:pPr>
       <w:rPr>
+        <w:rFonts w:eastAsia="黑体"/>
         <w:b/>
         <w:bCs/>
       </w:rPr>
@@ -5017,12 +5397,14 @@
     </w:tblStylePr>
     <w:tblStylePr w:type="firstCol">
       <w:rPr>
+        <w:rFonts w:eastAsia="黑体"/>
         <w:b/>
         <w:bCs/>
       </w:rPr>
     </w:tblStylePr>
     <w:tblStylePr w:type="lastCol">
       <w:rPr>
+        <w:rFonts w:eastAsia="黑体"/>
         <w:b/>
         <w:bCs/>
       </w:rPr>
@@ -5061,6 +5443,7 @@
       <w:spacing w:after="0" w:line="240" w:lineRule="auto"/>
     </w:pPr>
     <w:rPr>
+      <w:rFonts w:eastAsia="黑体"/>
       <w:color w:themeColor="accent4" w:themeShade="BF" w:val="5F497A"/>
     </w:rPr>
     <w:tblPr>
@@ -5083,6 +5466,7 @@
         <w:spacing w:after="0" w:before="0" w:line="240" w:lineRule="auto"/>
       </w:pPr>
       <w:rPr>
+        <w:rFonts w:eastAsia="黑体"/>
         <w:b/>
         <w:bCs/>
       </w:rPr>
@@ -5103,6 +5487,7 @@
         <w:spacing w:after="0" w:before="0" w:line="240" w:lineRule="auto"/>
       </w:pPr>
       <w:rPr>
+        <w:rFonts w:eastAsia="黑体"/>
         <w:b/>
         <w:bCs/>
       </w:rPr>
@@ -5120,12 +5505,14 @@
     </w:tblStylePr>
     <w:tblStylePr w:type="firstCol">
       <w:rPr>
+        <w:rFonts w:eastAsia="黑体"/>
         <w:b/>
         <w:bCs/>
       </w:rPr>
     </w:tblStylePr>
     <w:tblStylePr w:type="lastCol">
       <w:rPr>
+        <w:rFonts w:eastAsia="黑体"/>
         <w:b/>
         <w:bCs/>
       </w:rPr>
@@ -5164,6 +5551,7 @@
       <w:spacing w:after="0" w:line="240" w:lineRule="auto"/>
     </w:pPr>
     <w:rPr>
+      <w:rFonts w:eastAsia="黑体"/>
       <w:color w:themeColor="accent5" w:themeShade="BF" w:val="31849B"/>
     </w:rPr>
     <w:tblPr>
@@ -5186,6 +5574,7 @@
         <w:spacing w:after="0" w:before="0" w:line="240" w:lineRule="auto"/>
       </w:pPr>
       <w:rPr>
+        <w:rFonts w:eastAsia="黑体"/>
         <w:b/>
         <w:bCs/>
       </w:rPr>
@@ -5206,6 +5595,7 @@
         <w:spacing w:after="0" w:before="0" w:line="240" w:lineRule="auto"/>
       </w:pPr>
       <w:rPr>
+        <w:rFonts w:eastAsia="黑体"/>
         <w:b/>
         <w:bCs/>
       </w:rPr>
@@ -5223,12 +5613,14 @@
     </w:tblStylePr>
     <w:tblStylePr w:type="firstCol">
       <w:rPr>
+        <w:rFonts w:eastAsia="黑体"/>
         <w:b/>
         <w:bCs/>
       </w:rPr>
     </w:tblStylePr>
     <w:tblStylePr w:type="lastCol">
       <w:rPr>
+        <w:rFonts w:eastAsia="黑体"/>
         <w:b/>
         <w:bCs/>
       </w:rPr>
@@ -5267,6 +5659,7 @@
       <w:spacing w:after="0" w:line="240" w:lineRule="auto"/>
     </w:pPr>
     <w:rPr>
+      <w:rFonts w:eastAsia="黑体"/>
       <w:color w:themeColor="accent6" w:themeShade="BF" w:val="E36C0A"/>
     </w:rPr>
     <w:tblPr>
@@ -5289,6 +5682,7 @@
         <w:spacing w:after="0" w:before="0" w:line="240" w:lineRule="auto"/>
       </w:pPr>
       <w:rPr>
+        <w:rFonts w:eastAsia="黑体"/>
         <w:b/>
         <w:bCs/>
       </w:rPr>
@@ -5309,6 +5703,7 @@
         <w:spacing w:after="0" w:before="0" w:line="240" w:lineRule="auto"/>
       </w:pPr>
       <w:rPr>
+        <w:rFonts w:eastAsia="黑体"/>
         <w:b/>
         <w:bCs/>
       </w:rPr>
@@ -5326,12 +5721,14 @@
     </w:tblStylePr>
     <w:tblStylePr w:type="firstCol">
       <w:rPr>
+        <w:rFonts w:eastAsia="黑体"/>
         <w:b/>
         <w:bCs/>
       </w:rPr>
     </w:tblStylePr>
     <w:tblStylePr w:type="lastCol">
       <w:rPr>
+        <w:rFonts w:eastAsia="黑体"/>
         <w:b/>
         <w:bCs/>
       </w:rPr>
@@ -5391,6 +5788,7 @@
         <w:spacing w:after="0" w:before="0" w:line="240" w:lineRule="auto"/>
       </w:pPr>
       <w:rPr>
+        <w:rFonts w:eastAsia="黑体"/>
         <w:b/>
         <w:bCs/>
         <w:color w:themeColor="background1" w:val="FFFFFF"/>
@@ -5405,6 +5803,7 @@
         <w:spacing w:after="0" w:before="0" w:line="240" w:lineRule="auto"/>
       </w:pPr>
       <w:rPr>
+        <w:rFonts w:eastAsia="黑体"/>
         <w:b/>
         <w:bCs/>
       </w:rPr>
@@ -5420,12 +5819,14 @@
     </w:tblStylePr>
     <w:tblStylePr w:type="firstCol">
       <w:rPr>
+        <w:rFonts w:eastAsia="黑体"/>
         <w:b/>
         <w:bCs/>
       </w:rPr>
     </w:tblStylePr>
     <w:tblStylePr w:type="lastCol">
       <w:rPr>
+        <w:rFonts w:eastAsia="黑体"/>
         <w:b/>
         <w:bCs/>
       </w:rPr>
@@ -5483,6 +5884,7 @@
         <w:spacing w:after="0" w:before="0" w:line="240" w:lineRule="auto"/>
       </w:pPr>
       <w:rPr>
+        <w:rFonts w:eastAsia="黑体"/>
         <w:b/>
         <w:bCs/>
         <w:color w:themeColor="background1" w:val="FFFFFF"/>
@@ -5497,6 +5899,7 @@
         <w:spacing w:after="0" w:before="0" w:line="240" w:lineRule="auto"/>
       </w:pPr>
       <w:rPr>
+        <w:rFonts w:eastAsia="黑体"/>
         <w:b/>
         <w:bCs/>
       </w:rPr>
@@ -5512,12 +5915,14 @@
     </w:tblStylePr>
     <w:tblStylePr w:type="firstCol">
       <w:rPr>
+        <w:rFonts w:eastAsia="黑体"/>
         <w:b/>
         <w:bCs/>
       </w:rPr>
     </w:tblStylePr>
     <w:tblStylePr w:type="lastCol">
       <w:rPr>
+        <w:rFonts w:eastAsia="黑体"/>
         <w:b/>
         <w:bCs/>
       </w:rPr>
@@ -5575,6 +5980,7 @@
         <w:spacing w:after="0" w:before="0" w:line="240" w:lineRule="auto"/>
       </w:pPr>
       <w:rPr>
+        <w:rFonts w:eastAsia="黑体"/>
         <w:b/>
         <w:bCs/>
         <w:color w:themeColor="background1" w:val="FFFFFF"/>
@@ -5589,6 +5995,7 @@
         <w:spacing w:after="0" w:before="0" w:line="240" w:lineRule="auto"/>
       </w:pPr>
       <w:rPr>
+        <w:rFonts w:eastAsia="黑体"/>
         <w:b/>
         <w:bCs/>
       </w:rPr>
@@ -5604,12 +6011,14 @@
     </w:tblStylePr>
     <w:tblStylePr w:type="firstCol">
       <w:rPr>
+        <w:rFonts w:eastAsia="黑体"/>
         <w:b/>
         <w:bCs/>
       </w:rPr>
     </w:tblStylePr>
     <w:tblStylePr w:type="lastCol">
       <w:rPr>
+        <w:rFonts w:eastAsia="黑体"/>
         <w:b/>
         <w:bCs/>
       </w:rPr>
@@ -5667,6 +6076,7 @@
         <w:spacing w:after="0" w:before="0" w:line="240" w:lineRule="auto"/>
       </w:pPr>
       <w:rPr>
+        <w:rFonts w:eastAsia="黑体"/>
         <w:b/>
         <w:bCs/>
         <w:color w:themeColor="background1" w:val="FFFFFF"/>
@@ -5681,6 +6091,7 @@
         <w:spacing w:after="0" w:before="0" w:line="240" w:lineRule="auto"/>
       </w:pPr>
       <w:rPr>
+        <w:rFonts w:eastAsia="黑体"/>
         <w:b/>
         <w:bCs/>
       </w:rPr>
@@ -5696,12 +6107,14 @@
     </w:tblStylePr>
     <w:tblStylePr w:type="firstCol">
       <w:rPr>
+        <w:rFonts w:eastAsia="黑体"/>
         <w:b/>
         <w:bCs/>
       </w:rPr>
     </w:tblStylePr>
     <w:tblStylePr w:type="lastCol">
       <w:rPr>
+        <w:rFonts w:eastAsia="黑体"/>
         <w:b/>
         <w:bCs/>
       </w:rPr>
@@ -5759,6 +6172,7 @@
         <w:spacing w:after="0" w:before="0" w:line="240" w:lineRule="auto"/>
       </w:pPr>
       <w:rPr>
+        <w:rFonts w:eastAsia="黑体"/>
         <w:b/>
         <w:bCs/>
         <w:color w:themeColor="background1" w:val="FFFFFF"/>
@@ -5773,6 +6187,7 @@
         <w:spacing w:after="0" w:before="0" w:line="240" w:lineRule="auto"/>
       </w:pPr>
       <w:rPr>
+        <w:rFonts w:eastAsia="黑体"/>
         <w:b/>
         <w:bCs/>
       </w:rPr>
@@ -5788,12 +6203,14 @@
     </w:tblStylePr>
     <w:tblStylePr w:type="firstCol">
       <w:rPr>
+        <w:rFonts w:eastAsia="黑体"/>
         <w:b/>
         <w:bCs/>
       </w:rPr>
     </w:tblStylePr>
     <w:tblStylePr w:type="lastCol">
       <w:rPr>
+        <w:rFonts w:eastAsia="黑体"/>
         <w:b/>
         <w:bCs/>
       </w:rPr>
@@ -5851,6 +6268,7 @@
         <w:spacing w:after="0" w:before="0" w:line="240" w:lineRule="auto"/>
       </w:pPr>
       <w:rPr>
+        <w:rFonts w:eastAsia="黑体"/>
         <w:b/>
         <w:bCs/>
         <w:color w:themeColor="background1" w:val="FFFFFF"/>
@@ -5865,6 +6283,7 @@
         <w:spacing w:after="0" w:before="0" w:line="240" w:lineRule="auto"/>
       </w:pPr>
       <w:rPr>
+        <w:rFonts w:eastAsia="黑体"/>
         <w:b/>
         <w:bCs/>
       </w:rPr>
@@ -5880,12 +6299,14 @@
     </w:tblStylePr>
     <w:tblStylePr w:type="firstCol">
       <w:rPr>
+        <w:rFonts w:eastAsia="黑体"/>
         <w:b/>
         <w:bCs/>
       </w:rPr>
     </w:tblStylePr>
     <w:tblStylePr w:type="lastCol">
       <w:rPr>
+        <w:rFonts w:eastAsia="黑体"/>
         <w:b/>
         <w:bCs/>
       </w:rPr>
@@ -5943,6 +6364,7 @@
         <w:spacing w:after="0" w:before="0" w:line="240" w:lineRule="auto"/>
       </w:pPr>
       <w:rPr>
+        <w:rFonts w:eastAsia="黑体"/>
         <w:b/>
         <w:bCs/>
         <w:color w:themeColor="background1" w:val="FFFFFF"/>
@@ -5957,6 +6379,7 @@
         <w:spacing w:after="0" w:before="0" w:line="240" w:lineRule="auto"/>
       </w:pPr>
       <w:rPr>
+        <w:rFonts w:eastAsia="黑体"/>
         <w:b/>
         <w:bCs/>
       </w:rPr>
@@ -5972,12 +6395,14 @@
     </w:tblStylePr>
     <w:tblStylePr w:type="firstCol">
       <w:rPr>
+        <w:rFonts w:eastAsia="黑体"/>
         <w:b/>
         <w:bCs/>
       </w:rPr>
     </w:tblStylePr>
     <w:tblStylePr w:type="lastCol">
       <w:rPr>
+        <w:rFonts w:eastAsia="黑体"/>
         <w:b/>
         <w:bCs/>
       </w:rPr>
@@ -6037,7 +6462,7 @@
         <w:spacing w:after="0" w:before="0" w:line="240" w:lineRule="auto"/>
       </w:pPr>
       <w:rPr>
-        <w:rFonts w:asciiTheme="majorHAnsi" w:cstheme="majorBidi" w:eastAsiaTheme="majorEastAsia" w:hAnsiTheme="majorHAnsi"/>
+        <w:rFonts w:asciiTheme="majorHAnsi" w:cstheme="majorBidi" w:hAnsiTheme="majorHAnsi" w:eastAsia="黑体"/>
         <w:b/>
         <w:bCs/>
       </w:rPr>
@@ -6058,7 +6483,7 @@
         <w:spacing w:after="0" w:before="0" w:line="240" w:lineRule="auto"/>
       </w:pPr>
       <w:rPr>
-        <w:rFonts w:asciiTheme="majorHAnsi" w:cstheme="majorBidi" w:eastAsiaTheme="majorEastAsia" w:hAnsiTheme="majorHAnsi"/>
+        <w:rFonts w:asciiTheme="majorHAnsi" w:cstheme="majorBidi" w:hAnsiTheme="majorHAnsi" w:eastAsia="黑体"/>
         <w:b/>
         <w:bCs/>
       </w:rPr>
@@ -6076,14 +6501,14 @@
     </w:tblStylePr>
     <w:tblStylePr w:type="firstCol">
       <w:rPr>
-        <w:rFonts w:asciiTheme="majorHAnsi" w:cstheme="majorBidi" w:eastAsiaTheme="majorEastAsia" w:hAnsiTheme="majorHAnsi"/>
+        <w:rFonts w:asciiTheme="majorHAnsi" w:cstheme="majorBidi" w:hAnsiTheme="majorHAnsi" w:eastAsia="黑体"/>
         <w:b/>
         <w:bCs/>
       </w:rPr>
     </w:tblStylePr>
     <w:tblStylePr w:type="lastCol">
       <w:rPr>
-        <w:rFonts w:asciiTheme="majorHAnsi" w:cstheme="majorBidi" w:eastAsiaTheme="majorEastAsia" w:hAnsiTheme="majorHAnsi"/>
+        <w:rFonts w:asciiTheme="majorHAnsi" w:cstheme="majorBidi" w:hAnsiTheme="majorHAnsi" w:eastAsia="黑体"/>
         <w:b/>
         <w:bCs/>
       </w:rPr>
@@ -6167,7 +6592,7 @@
         <w:spacing w:after="0" w:before="0" w:line="240" w:lineRule="auto"/>
       </w:pPr>
       <w:rPr>
-        <w:rFonts w:asciiTheme="majorHAnsi" w:cstheme="majorBidi" w:eastAsiaTheme="majorEastAsia" w:hAnsiTheme="majorHAnsi"/>
+        <w:rFonts w:asciiTheme="majorHAnsi" w:cstheme="majorBidi" w:hAnsiTheme="majorHAnsi" w:eastAsia="黑体"/>
         <w:b/>
         <w:bCs/>
       </w:rPr>
@@ -6188,7 +6613,7 @@
         <w:spacing w:after="0" w:before="0" w:line="240" w:lineRule="auto"/>
       </w:pPr>
       <w:rPr>
-        <w:rFonts w:asciiTheme="majorHAnsi" w:cstheme="majorBidi" w:eastAsiaTheme="majorEastAsia" w:hAnsiTheme="majorHAnsi"/>
+        <w:rFonts w:asciiTheme="majorHAnsi" w:cstheme="majorBidi" w:hAnsiTheme="majorHAnsi" w:eastAsia="黑体"/>
         <w:b/>
         <w:bCs/>
       </w:rPr>
@@ -6206,14 +6631,14 @@
     </w:tblStylePr>
     <w:tblStylePr w:type="firstCol">
       <w:rPr>
-        <w:rFonts w:asciiTheme="majorHAnsi" w:cstheme="majorBidi" w:eastAsiaTheme="majorEastAsia" w:hAnsiTheme="majorHAnsi"/>
+        <w:rFonts w:asciiTheme="majorHAnsi" w:cstheme="majorBidi" w:hAnsiTheme="majorHAnsi" w:eastAsia="黑体"/>
         <w:b/>
         <w:bCs/>
       </w:rPr>
     </w:tblStylePr>
     <w:tblStylePr w:type="lastCol">
       <w:rPr>
-        <w:rFonts w:asciiTheme="majorHAnsi" w:cstheme="majorBidi" w:eastAsiaTheme="majorEastAsia" w:hAnsiTheme="majorHAnsi"/>
+        <w:rFonts w:asciiTheme="majorHAnsi" w:cstheme="majorBidi" w:hAnsiTheme="majorHAnsi" w:eastAsia="黑体"/>
         <w:b/>
         <w:bCs/>
       </w:rPr>
@@ -6297,7 +6722,7 @@
         <w:spacing w:after="0" w:before="0" w:line="240" w:lineRule="auto"/>
       </w:pPr>
       <w:rPr>
-        <w:rFonts w:asciiTheme="majorHAnsi" w:cstheme="majorBidi" w:eastAsiaTheme="majorEastAsia" w:hAnsiTheme="majorHAnsi"/>
+        <w:rFonts w:asciiTheme="majorHAnsi" w:cstheme="majorBidi" w:hAnsiTheme="majorHAnsi" w:eastAsia="黑体"/>
         <w:b/>
         <w:bCs/>
       </w:rPr>
@@ -6318,7 +6743,7 @@
         <w:spacing w:after="0" w:before="0" w:line="240" w:lineRule="auto"/>
       </w:pPr>
       <w:rPr>
-        <w:rFonts w:asciiTheme="majorHAnsi" w:cstheme="majorBidi" w:eastAsiaTheme="majorEastAsia" w:hAnsiTheme="majorHAnsi"/>
+        <w:rFonts w:asciiTheme="majorHAnsi" w:cstheme="majorBidi" w:hAnsiTheme="majorHAnsi" w:eastAsia="黑体"/>
         <w:b/>
         <w:bCs/>
       </w:rPr>
@@ -6336,14 +6761,14 @@
     </w:tblStylePr>
     <w:tblStylePr w:type="firstCol">
       <w:rPr>
-        <w:rFonts w:asciiTheme="majorHAnsi" w:cstheme="majorBidi" w:eastAsiaTheme="majorEastAsia" w:hAnsiTheme="majorHAnsi"/>
+        <w:rFonts w:asciiTheme="majorHAnsi" w:cstheme="majorBidi" w:hAnsiTheme="majorHAnsi" w:eastAsia="黑体"/>
         <w:b/>
         <w:bCs/>
       </w:rPr>
     </w:tblStylePr>
     <w:tblStylePr w:type="lastCol">
       <w:rPr>
-        <w:rFonts w:asciiTheme="majorHAnsi" w:cstheme="majorBidi" w:eastAsiaTheme="majorEastAsia" w:hAnsiTheme="majorHAnsi"/>
+        <w:rFonts w:asciiTheme="majorHAnsi" w:cstheme="majorBidi" w:hAnsiTheme="majorHAnsi" w:eastAsia="黑体"/>
         <w:b/>
         <w:bCs/>
       </w:rPr>
@@ -6427,7 +6852,7 @@
         <w:spacing w:after="0" w:before="0" w:line="240" w:lineRule="auto"/>
       </w:pPr>
       <w:rPr>
-        <w:rFonts w:asciiTheme="majorHAnsi" w:cstheme="majorBidi" w:eastAsiaTheme="majorEastAsia" w:hAnsiTheme="majorHAnsi"/>
+        <w:rFonts w:asciiTheme="majorHAnsi" w:cstheme="majorBidi" w:hAnsiTheme="majorHAnsi" w:eastAsia="黑体"/>
         <w:b/>
         <w:bCs/>
       </w:rPr>
@@ -6448,7 +6873,7 @@
         <w:spacing w:after="0" w:before="0" w:line="240" w:lineRule="auto"/>
       </w:pPr>
       <w:rPr>
-        <w:rFonts w:asciiTheme="majorHAnsi" w:cstheme="majorBidi" w:eastAsiaTheme="majorEastAsia" w:hAnsiTheme="majorHAnsi"/>
+        <w:rFonts w:asciiTheme="majorHAnsi" w:cstheme="majorBidi" w:hAnsiTheme="majorHAnsi" w:eastAsia="黑体"/>
         <w:b/>
         <w:bCs/>
       </w:rPr>
@@ -6466,14 +6891,14 @@
     </w:tblStylePr>
     <w:tblStylePr w:type="firstCol">
       <w:rPr>
-        <w:rFonts w:asciiTheme="majorHAnsi" w:cstheme="majorBidi" w:eastAsiaTheme="majorEastAsia" w:hAnsiTheme="majorHAnsi"/>
+        <w:rFonts w:asciiTheme="majorHAnsi" w:cstheme="majorBidi" w:hAnsiTheme="majorHAnsi" w:eastAsia="黑体"/>
         <w:b/>
         <w:bCs/>
       </w:rPr>
     </w:tblStylePr>
     <w:tblStylePr w:type="lastCol">
       <w:rPr>
-        <w:rFonts w:asciiTheme="majorHAnsi" w:cstheme="majorBidi" w:eastAsiaTheme="majorEastAsia" w:hAnsiTheme="majorHAnsi"/>
+        <w:rFonts w:asciiTheme="majorHAnsi" w:cstheme="majorBidi" w:hAnsiTheme="majorHAnsi" w:eastAsia="黑体"/>
         <w:b/>
         <w:bCs/>
       </w:rPr>
@@ -6557,7 +6982,7 @@
         <w:spacing w:after="0" w:before="0" w:line="240" w:lineRule="auto"/>
       </w:pPr>
       <w:rPr>
-        <w:rFonts w:asciiTheme="majorHAnsi" w:cstheme="majorBidi" w:eastAsiaTheme="majorEastAsia" w:hAnsiTheme="majorHAnsi"/>
+        <w:rFonts w:asciiTheme="majorHAnsi" w:cstheme="majorBidi" w:hAnsiTheme="majorHAnsi" w:eastAsia="黑体"/>
         <w:b/>
         <w:bCs/>
       </w:rPr>
@@ -6578,7 +7003,7 @@
         <w:spacing w:after="0" w:before="0" w:line="240" w:lineRule="auto"/>
       </w:pPr>
       <w:rPr>
-        <w:rFonts w:asciiTheme="majorHAnsi" w:cstheme="majorBidi" w:eastAsiaTheme="majorEastAsia" w:hAnsiTheme="majorHAnsi"/>
+        <w:rFonts w:asciiTheme="majorHAnsi" w:cstheme="majorBidi" w:hAnsiTheme="majorHAnsi" w:eastAsia="黑体"/>
         <w:b/>
         <w:bCs/>
       </w:rPr>
@@ -6596,14 +7021,14 @@
     </w:tblStylePr>
     <w:tblStylePr w:type="firstCol">
       <w:rPr>
-        <w:rFonts w:asciiTheme="majorHAnsi" w:cstheme="majorBidi" w:eastAsiaTheme="majorEastAsia" w:hAnsiTheme="majorHAnsi"/>
+        <w:rFonts w:asciiTheme="majorHAnsi" w:cstheme="majorBidi" w:hAnsiTheme="majorHAnsi" w:eastAsia="黑体"/>
         <w:b/>
         <w:bCs/>
       </w:rPr>
     </w:tblStylePr>
     <w:tblStylePr w:type="lastCol">
       <w:rPr>
-        <w:rFonts w:asciiTheme="majorHAnsi" w:cstheme="majorBidi" w:eastAsiaTheme="majorEastAsia" w:hAnsiTheme="majorHAnsi"/>
+        <w:rFonts w:asciiTheme="majorHAnsi" w:cstheme="majorBidi" w:hAnsiTheme="majorHAnsi" w:eastAsia="黑体"/>
         <w:b/>
         <w:bCs/>
       </w:rPr>
@@ -6687,7 +7112,7 @@
         <w:spacing w:after="0" w:before="0" w:line="240" w:lineRule="auto"/>
       </w:pPr>
       <w:rPr>
-        <w:rFonts w:asciiTheme="majorHAnsi" w:cstheme="majorBidi" w:eastAsiaTheme="majorEastAsia" w:hAnsiTheme="majorHAnsi"/>
+        <w:rFonts w:asciiTheme="majorHAnsi" w:cstheme="majorBidi" w:hAnsiTheme="majorHAnsi" w:eastAsia="黑体"/>
         <w:b/>
         <w:bCs/>
       </w:rPr>
@@ -6708,7 +7133,7 @@
         <w:spacing w:after="0" w:before="0" w:line="240" w:lineRule="auto"/>
       </w:pPr>
       <w:rPr>
-        <w:rFonts w:asciiTheme="majorHAnsi" w:cstheme="majorBidi" w:eastAsiaTheme="majorEastAsia" w:hAnsiTheme="majorHAnsi"/>
+        <w:rFonts w:asciiTheme="majorHAnsi" w:cstheme="majorBidi" w:hAnsiTheme="majorHAnsi" w:eastAsia="黑体"/>
         <w:b/>
         <w:bCs/>
       </w:rPr>
@@ -6726,14 +7151,14 @@
     </w:tblStylePr>
     <w:tblStylePr w:type="firstCol">
       <w:rPr>
-        <w:rFonts w:asciiTheme="majorHAnsi" w:cstheme="majorBidi" w:eastAsiaTheme="majorEastAsia" w:hAnsiTheme="majorHAnsi"/>
+        <w:rFonts w:asciiTheme="majorHAnsi" w:cstheme="majorBidi" w:hAnsiTheme="majorHAnsi" w:eastAsia="黑体"/>
         <w:b/>
         <w:bCs/>
       </w:rPr>
     </w:tblStylePr>
     <w:tblStylePr w:type="lastCol">
       <w:rPr>
-        <w:rFonts w:asciiTheme="majorHAnsi" w:cstheme="majorBidi" w:eastAsiaTheme="majorEastAsia" w:hAnsiTheme="majorHAnsi"/>
+        <w:rFonts w:asciiTheme="majorHAnsi" w:cstheme="majorBidi" w:hAnsiTheme="majorHAnsi" w:eastAsia="黑体"/>
         <w:b/>
         <w:bCs/>
       </w:rPr>
@@ -6817,7 +7242,7 @@
         <w:spacing w:after="0" w:before="0" w:line="240" w:lineRule="auto"/>
       </w:pPr>
       <w:rPr>
-        <w:rFonts w:asciiTheme="majorHAnsi" w:cstheme="majorBidi" w:eastAsiaTheme="majorEastAsia" w:hAnsiTheme="majorHAnsi"/>
+        <w:rFonts w:asciiTheme="majorHAnsi" w:cstheme="majorBidi" w:hAnsiTheme="majorHAnsi" w:eastAsia="黑体"/>
         <w:b/>
         <w:bCs/>
       </w:rPr>
@@ -6838,7 +7263,7 @@
         <w:spacing w:after="0" w:before="0" w:line="240" w:lineRule="auto"/>
       </w:pPr>
       <w:rPr>
-        <w:rFonts w:asciiTheme="majorHAnsi" w:cstheme="majorBidi" w:eastAsiaTheme="majorEastAsia" w:hAnsiTheme="majorHAnsi"/>
+        <w:rFonts w:asciiTheme="majorHAnsi" w:cstheme="majorBidi" w:hAnsiTheme="majorHAnsi" w:eastAsia="黑体"/>
         <w:b/>
         <w:bCs/>
       </w:rPr>
@@ -6856,14 +7281,14 @@
     </w:tblStylePr>
     <w:tblStylePr w:type="firstCol">
       <w:rPr>
-        <w:rFonts w:asciiTheme="majorHAnsi" w:cstheme="majorBidi" w:eastAsiaTheme="majorEastAsia" w:hAnsiTheme="majorHAnsi"/>
+        <w:rFonts w:asciiTheme="majorHAnsi" w:cstheme="majorBidi" w:hAnsiTheme="majorHAnsi" w:eastAsia="黑体"/>
         <w:b/>
         <w:bCs/>
       </w:rPr>
     </w:tblStylePr>
     <w:tblStylePr w:type="lastCol">
       <w:rPr>
-        <w:rFonts w:asciiTheme="majorHAnsi" w:cstheme="majorBidi" w:eastAsiaTheme="majorEastAsia" w:hAnsiTheme="majorHAnsi"/>
+        <w:rFonts w:asciiTheme="majorHAnsi" w:cstheme="majorBidi" w:hAnsiTheme="majorHAnsi" w:eastAsia="黑体"/>
         <w:b/>
         <w:bCs/>
       </w:rPr>
@@ -6946,6 +7371,7 @@
         <w:spacing w:after="0" w:before="0" w:line="240" w:lineRule="auto"/>
       </w:pPr>
       <w:rPr>
+        <w:rFonts w:eastAsia="黑体"/>
         <w:b/>
         <w:bCs/>
         <w:color w:themeColor="background1" w:val="FFFFFF"/>
@@ -6968,6 +7394,7 @@
         <w:spacing w:after="0" w:before="0" w:line="240" w:lineRule="auto"/>
       </w:pPr>
       <w:rPr>
+        <w:rFonts w:eastAsia="黑体"/>
         <w:b/>
         <w:bCs/>
       </w:rPr>
@@ -6985,12 +7412,14 @@
     </w:tblStylePr>
     <w:tblStylePr w:type="firstCol">
       <w:rPr>
+        <w:rFonts w:eastAsia="黑体"/>
         <w:b/>
         <w:bCs/>
       </w:rPr>
     </w:tblStylePr>
     <w:tblStylePr w:type="lastCol">
       <w:rPr>
+        <w:rFonts w:eastAsia="黑体"/>
         <w:b/>
         <w:bCs/>
       </w:rPr>
@@ -7052,6 +7481,7 @@
         <w:spacing w:after="0" w:before="0" w:line="240" w:lineRule="auto"/>
       </w:pPr>
       <w:rPr>
+        <w:rFonts w:eastAsia="黑体"/>
         <w:b/>
         <w:bCs/>
         <w:color w:themeColor="background1" w:val="FFFFFF"/>
@@ -7074,6 +7504,7 @@
         <w:spacing w:after="0" w:before="0" w:line="240" w:lineRule="auto"/>
       </w:pPr>
       <w:rPr>
+        <w:rFonts w:eastAsia="黑体"/>
         <w:b/>
         <w:bCs/>
       </w:rPr>
@@ -7091,12 +7522,14 @@
     </w:tblStylePr>
     <w:tblStylePr w:type="firstCol">
       <w:rPr>
+        <w:rFonts w:eastAsia="黑体"/>
         <w:b/>
         <w:bCs/>
       </w:rPr>
     </w:tblStylePr>
     <w:tblStylePr w:type="lastCol">
       <w:rPr>
+        <w:rFonts w:eastAsia="黑体"/>
         <w:b/>
         <w:bCs/>
       </w:rPr>
@@ -7158,6 +7591,7 @@
         <w:spacing w:after="0" w:before="0" w:line="240" w:lineRule="auto"/>
       </w:pPr>
       <w:rPr>
+        <w:rFonts w:eastAsia="黑体"/>
         <w:b/>
         <w:bCs/>
         <w:color w:themeColor="background1" w:val="FFFFFF"/>
@@ -7180,6 +7614,7 @@
         <w:spacing w:after="0" w:before="0" w:line="240" w:lineRule="auto"/>
       </w:pPr>
       <w:rPr>
+        <w:rFonts w:eastAsia="黑体"/>
         <w:b/>
         <w:bCs/>
       </w:rPr>
@@ -7197,12 +7632,14 @@
     </w:tblStylePr>
     <w:tblStylePr w:type="firstCol">
       <w:rPr>
+        <w:rFonts w:eastAsia="黑体"/>
         <w:b/>
         <w:bCs/>
       </w:rPr>
     </w:tblStylePr>
     <w:tblStylePr w:type="lastCol">
       <w:rPr>
+        <w:rFonts w:eastAsia="黑体"/>
         <w:b/>
         <w:bCs/>
       </w:rPr>
@@ -7264,6 +7701,7 @@
         <w:spacing w:after="0" w:before="0" w:line="240" w:lineRule="auto"/>
       </w:pPr>
       <w:rPr>
+        <w:rFonts w:eastAsia="黑体"/>
         <w:b/>
         <w:bCs/>
         <w:color w:themeColor="background1" w:val="FFFFFF"/>
@@ -7286,6 +7724,7 @@
         <w:spacing w:after="0" w:before="0" w:line="240" w:lineRule="auto"/>
       </w:pPr>
       <w:rPr>
+        <w:rFonts w:eastAsia="黑体"/>
         <w:b/>
         <w:bCs/>
       </w:rPr>
@@ -7303,12 +7742,14 @@
     </w:tblStylePr>
     <w:tblStylePr w:type="firstCol">
       <w:rPr>
+        <w:rFonts w:eastAsia="黑体"/>
         <w:b/>
         <w:bCs/>
       </w:rPr>
     </w:tblStylePr>
     <w:tblStylePr w:type="lastCol">
       <w:rPr>
+        <w:rFonts w:eastAsia="黑体"/>
         <w:b/>
         <w:bCs/>
       </w:rPr>
@@ -7370,6 +7811,7 @@
         <w:spacing w:after="0" w:before="0" w:line="240" w:lineRule="auto"/>
       </w:pPr>
       <w:rPr>
+        <w:rFonts w:eastAsia="黑体"/>
         <w:b/>
         <w:bCs/>
         <w:color w:themeColor="background1" w:val="FFFFFF"/>
@@ -7392,6 +7834,7 @@
         <w:spacing w:after="0" w:before="0" w:line="240" w:lineRule="auto"/>
       </w:pPr>
       <w:rPr>
+        <w:rFonts w:eastAsia="黑体"/>
         <w:b/>
         <w:bCs/>
       </w:rPr>
@@ -7409,12 +7852,14 @@
     </w:tblStylePr>
     <w:tblStylePr w:type="firstCol">
       <w:rPr>
+        <w:rFonts w:eastAsia="黑体"/>
         <w:b/>
         <w:bCs/>
       </w:rPr>
     </w:tblStylePr>
     <w:tblStylePr w:type="lastCol">
       <w:rPr>
+        <w:rFonts w:eastAsia="黑体"/>
         <w:b/>
         <w:bCs/>
       </w:rPr>
@@ -7476,6 +7921,7 @@
         <w:spacing w:after="0" w:before="0" w:line="240" w:lineRule="auto"/>
       </w:pPr>
       <w:rPr>
+        <w:rFonts w:eastAsia="黑体"/>
         <w:b/>
         <w:bCs/>
         <w:color w:themeColor="background1" w:val="FFFFFF"/>
@@ -7498,6 +7944,7 @@
         <w:spacing w:after="0" w:before="0" w:line="240" w:lineRule="auto"/>
       </w:pPr>
       <w:rPr>
+        <w:rFonts w:eastAsia="黑体"/>
         <w:b/>
         <w:bCs/>
       </w:rPr>
@@ -7515,12 +7962,14 @@
     </w:tblStylePr>
     <w:tblStylePr w:type="firstCol">
       <w:rPr>
+        <w:rFonts w:eastAsia="黑体"/>
         <w:b/>
         <w:bCs/>
       </w:rPr>
     </w:tblStylePr>
     <w:tblStylePr w:type="lastCol">
       <w:rPr>
+        <w:rFonts w:eastAsia="黑体"/>
         <w:b/>
         <w:bCs/>
       </w:rPr>
@@ -7582,6 +8031,7 @@
         <w:spacing w:after="0" w:before="0" w:line="240" w:lineRule="auto"/>
       </w:pPr>
       <w:rPr>
+        <w:rFonts w:eastAsia="黑体"/>
         <w:b/>
         <w:bCs/>
         <w:color w:themeColor="background1" w:val="FFFFFF"/>
@@ -7604,6 +8054,7 @@
         <w:spacing w:after="0" w:before="0" w:line="240" w:lineRule="auto"/>
       </w:pPr>
       <w:rPr>
+        <w:rFonts w:eastAsia="黑体"/>
         <w:b/>
         <w:bCs/>
       </w:rPr>
@@ -7621,12 +8072,14 @@
     </w:tblStylePr>
     <w:tblStylePr w:type="firstCol">
       <w:rPr>
+        <w:rFonts w:eastAsia="黑体"/>
         <w:b/>
         <w:bCs/>
       </w:rPr>
     </w:tblStylePr>
     <w:tblStylePr w:type="lastCol">
       <w:rPr>
+        <w:rFonts w:eastAsia="黑体"/>
         <w:b/>
         <w:bCs/>
       </w:rPr>
@@ -7685,6 +8138,7 @@
         <w:spacing w:after="0" w:before="0" w:line="240" w:lineRule="auto"/>
       </w:pPr>
       <w:rPr>
+        <w:rFonts w:eastAsia="黑体"/>
         <w:b/>
         <w:bCs/>
         <w:color w:themeColor="background1" w:val="FFFFFF"/>
@@ -7707,6 +8161,7 @@
         <w:spacing w:after="0" w:before="0" w:line="240" w:lineRule="auto"/>
       </w:pPr>
       <w:rPr>
+        <w:rFonts w:eastAsia="黑体"/>
         <w:color w:val="auto"/>
       </w:rPr>
       <w:tblPr/>
@@ -7724,6 +8179,7 @@
     </w:tblStylePr>
     <w:tblStylePr w:type="firstCol">
       <w:rPr>
+        <w:rFonts w:eastAsia="黑体"/>
         <w:b/>
         <w:bCs/>
         <w:color w:themeColor="background1" w:val="FFFFFF"/>
@@ -7743,6 +8199,7 @@
     </w:tblStylePr>
     <w:tblStylePr w:type="lastCol">
       <w:rPr>
+        <w:rFonts w:eastAsia="黑体"/>
         <w:b/>
         <w:bCs/>
         <w:color w:themeColor="background1" w:val="FFFFFF"/>
@@ -7791,6 +8248,7 @@
     </w:tblStylePr>
     <w:tblStylePr w:type="nwCell">
       <w:rPr>
+        <w:rFonts w:eastAsia="黑体"/>
         <w:color w:themeColor="background1" w:val="FFFFFF"/>
       </w:rPr>
       <w:tblPr/>
@@ -7834,6 +8292,7 @@
         <w:spacing w:after="0" w:before="0" w:line="240" w:lineRule="auto"/>
       </w:pPr>
       <w:rPr>
+        <w:rFonts w:eastAsia="黑体"/>
         <w:b/>
         <w:bCs/>
         <w:color w:themeColor="background1" w:val="FFFFFF"/>
@@ -7856,6 +8315,7 @@
         <w:spacing w:after="0" w:before="0" w:line="240" w:lineRule="auto"/>
       </w:pPr>
       <w:rPr>
+        <w:rFonts w:eastAsia="黑体"/>
         <w:color w:val="auto"/>
       </w:rPr>
       <w:tblPr/>
@@ -7873,6 +8333,7 @@
     </w:tblStylePr>
     <w:tblStylePr w:type="firstCol">
       <w:rPr>
+        <w:rFonts w:eastAsia="黑体"/>
         <w:b/>
         <w:bCs/>
         <w:color w:themeColor="background1" w:val="FFFFFF"/>
@@ -7892,6 +8353,7 @@
     </w:tblStylePr>
     <w:tblStylePr w:type="lastCol">
       <w:rPr>
+        <w:rFonts w:eastAsia="黑体"/>
         <w:b/>
         <w:bCs/>
         <w:color w:themeColor="background1" w:val="FFFFFF"/>
@@ -7940,6 +8402,7 @@
     </w:tblStylePr>
     <w:tblStylePr w:type="nwCell">
       <w:rPr>
+        <w:rFonts w:eastAsia="黑体"/>
         <w:color w:themeColor="background1" w:val="FFFFFF"/>
       </w:rPr>
       <w:tblPr/>
@@ -7983,6 +8446,7 @@
         <w:spacing w:after="0" w:before="0" w:line="240" w:lineRule="auto"/>
       </w:pPr>
       <w:rPr>
+        <w:rFonts w:eastAsia="黑体"/>
         <w:b/>
         <w:bCs/>
         <w:color w:themeColor="background1" w:val="FFFFFF"/>
@@ -8005,6 +8469,7 @@
         <w:spacing w:after="0" w:before="0" w:line="240" w:lineRule="auto"/>
       </w:pPr>
       <w:rPr>
+        <w:rFonts w:eastAsia="黑体"/>
         <w:color w:val="auto"/>
       </w:rPr>
       <w:tblPr/>
@@ -8022,6 +8487,7 @@
     </w:tblStylePr>
     <w:tblStylePr w:type="firstCol">
       <w:rPr>
+        <w:rFonts w:eastAsia="黑体"/>
         <w:b/>
         <w:bCs/>
         <w:color w:themeColor="background1" w:val="FFFFFF"/>
@@ -8041,6 +8507,7 @@
     </w:tblStylePr>
     <w:tblStylePr w:type="lastCol">
       <w:rPr>
+        <w:rFonts w:eastAsia="黑体"/>
         <w:b/>
         <w:bCs/>
         <w:color w:themeColor="background1" w:val="FFFFFF"/>
@@ -8089,6 +8556,7 @@
     </w:tblStylePr>
     <w:tblStylePr w:type="nwCell">
       <w:rPr>
+        <w:rFonts w:eastAsia="黑体"/>
         <w:color w:themeColor="background1" w:val="FFFFFF"/>
       </w:rPr>
       <w:tblPr/>
@@ -8132,6 +8600,7 @@
         <w:spacing w:after="0" w:before="0" w:line="240" w:lineRule="auto"/>
       </w:pPr>
       <w:rPr>
+        <w:rFonts w:eastAsia="黑体"/>
         <w:b/>
         <w:bCs/>
         <w:color w:themeColor="background1" w:val="FFFFFF"/>
@@ -8154,6 +8623,7 @@
         <w:spacing w:after="0" w:before="0" w:line="240" w:lineRule="auto"/>
       </w:pPr>
       <w:rPr>
+        <w:rFonts w:eastAsia="黑体"/>
         <w:color w:val="auto"/>
       </w:rPr>
       <w:tblPr/>
@@ -8171,6 +8641,7 @@
     </w:tblStylePr>
     <w:tblStylePr w:type="firstCol">
       <w:rPr>
+        <w:rFonts w:eastAsia="黑体"/>
         <w:b/>
         <w:bCs/>
         <w:color w:themeColor="background1" w:val="FFFFFF"/>
@@ -8190,6 +8661,7 @@
     </w:tblStylePr>
     <w:tblStylePr w:type="lastCol">
       <w:rPr>
+        <w:rFonts w:eastAsia="黑体"/>
         <w:b/>
         <w:bCs/>
         <w:color w:themeColor="background1" w:val="FFFFFF"/>
@@ -8238,6 +8710,7 @@
     </w:tblStylePr>
     <w:tblStylePr w:type="nwCell">
       <w:rPr>
+        <w:rFonts w:eastAsia="黑体"/>
         <w:color w:themeColor="background1" w:val="FFFFFF"/>
       </w:rPr>
       <w:tblPr/>
@@ -8281,6 +8754,7 @@
         <w:spacing w:after="0" w:before="0" w:line="240" w:lineRule="auto"/>
       </w:pPr>
       <w:rPr>
+        <w:rFonts w:eastAsia="黑体"/>
         <w:b/>
         <w:bCs/>
         <w:color w:themeColor="background1" w:val="FFFFFF"/>
@@ -8303,6 +8777,7 @@
         <w:spacing w:after="0" w:before="0" w:line="240" w:lineRule="auto"/>
       </w:pPr>
       <w:rPr>
+        <w:rFonts w:eastAsia="黑体"/>
         <w:color w:val="auto"/>
       </w:rPr>
       <w:tblPr/>
@@ -8320,6 +8795,7 @@
     </w:tblStylePr>
     <w:tblStylePr w:type="firstCol">
       <w:rPr>
+        <w:rFonts w:eastAsia="黑体"/>
         <w:b/>
         <w:bCs/>
         <w:color w:themeColor="background1" w:val="FFFFFF"/>
@@ -8339,6 +8815,7 @@
     </w:tblStylePr>
     <w:tblStylePr w:type="lastCol">
       <w:rPr>
+        <w:rFonts w:eastAsia="黑体"/>
         <w:b/>
         <w:bCs/>
         <w:color w:themeColor="background1" w:val="FFFFFF"/>
@@ -8387,6 +8864,7 @@
     </w:tblStylePr>
     <w:tblStylePr w:type="nwCell">
       <w:rPr>
+        <w:rFonts w:eastAsia="黑体"/>
         <w:color w:themeColor="background1" w:val="FFFFFF"/>
       </w:rPr>
       <w:tblPr/>
@@ -8430,6 +8908,7 @@
         <w:spacing w:after="0" w:before="0" w:line="240" w:lineRule="auto"/>
       </w:pPr>
       <w:rPr>
+        <w:rFonts w:eastAsia="黑体"/>
         <w:b/>
         <w:bCs/>
         <w:color w:themeColor="background1" w:val="FFFFFF"/>
@@ -8452,6 +8931,7 @@
         <w:spacing w:after="0" w:before="0" w:line="240" w:lineRule="auto"/>
       </w:pPr>
       <w:rPr>
+        <w:rFonts w:eastAsia="黑体"/>
         <w:color w:val="auto"/>
       </w:rPr>
       <w:tblPr/>
@@ -8469,6 +8949,7 @@
     </w:tblStylePr>
     <w:tblStylePr w:type="firstCol">
       <w:rPr>
+        <w:rFonts w:eastAsia="黑体"/>
         <w:b/>
         <w:bCs/>
         <w:color w:themeColor="background1" w:val="FFFFFF"/>
@@ -8488,6 +8969,7 @@
     </w:tblStylePr>
     <w:tblStylePr w:type="lastCol">
       <w:rPr>
+        <w:rFonts w:eastAsia="黑体"/>
         <w:b/>
         <w:bCs/>
         <w:color w:themeColor="background1" w:val="FFFFFF"/>
@@ -8536,6 +9018,7 @@
     </w:tblStylePr>
     <w:tblStylePr w:type="nwCell">
       <w:rPr>
+        <w:rFonts w:eastAsia="黑体"/>
         <w:color w:themeColor="background1" w:val="FFFFFF"/>
       </w:rPr>
       <w:tblPr/>
@@ -8579,6 +9062,7 @@
         <w:spacing w:after="0" w:before="0" w:line="240" w:lineRule="auto"/>
       </w:pPr>
       <w:rPr>
+        <w:rFonts w:eastAsia="黑体"/>
         <w:b/>
         <w:bCs/>
         <w:color w:themeColor="background1" w:val="FFFFFF"/>
@@ -8601,6 +9085,7 @@
         <w:spacing w:after="0" w:before="0" w:line="240" w:lineRule="auto"/>
       </w:pPr>
       <w:rPr>
+        <w:rFonts w:eastAsia="黑体"/>
         <w:color w:val="auto"/>
       </w:rPr>
       <w:tblPr/>
@@ -8618,6 +9103,7 @@
     </w:tblStylePr>
     <w:tblStylePr w:type="firstCol">
       <w:rPr>
+        <w:rFonts w:eastAsia="黑体"/>
         <w:b/>
         <w:bCs/>
         <w:color w:themeColor="background1" w:val="FFFFFF"/>
@@ -8637,6 +9123,7 @@
     </w:tblStylePr>
     <w:tblStylePr w:type="lastCol">
       <w:rPr>
+        <w:rFonts w:eastAsia="黑体"/>
         <w:b/>
         <w:bCs/>
         <w:color w:themeColor="background1" w:val="FFFFFF"/>
@@ -8685,6 +9172,7 @@
     </w:tblStylePr>
     <w:tblStylePr w:type="nwCell">
       <w:rPr>
+        <w:rFonts w:eastAsia="黑体"/>
         <w:color w:themeColor="background1" w:val="FFFFFF"/>
       </w:rPr>
       <w:tblPr/>
@@ -8709,6 +9197,7 @@
       <w:spacing w:after="0" w:line="240" w:lineRule="auto"/>
     </w:pPr>
     <w:rPr>
+      <w:rFonts w:eastAsia="黑体"/>
       <w:color w:themeColor="text1" w:val="000000"/>
     </w:rPr>
     <w:tblPr>
@@ -8728,7 +9217,7 @@
     </w:tblPr>
     <w:tblStylePr w:type="firstRow">
       <w:rPr>
-        <w:rFonts w:asciiTheme="majorHAnsi" w:cstheme="majorBidi" w:eastAsiaTheme="majorEastAsia" w:hAnsiTheme="majorHAnsi"/>
+        <w:rFonts w:asciiTheme="majorHAnsi" w:cstheme="majorBidi" w:hAnsiTheme="majorHAnsi" w:eastAsia="黑体"/>
       </w:rPr>
       <w:tblPr/>
       <w:tcPr>
@@ -8740,6 +9229,7 @@
     </w:tblStylePr>
     <w:tblStylePr w:type="lastRow">
       <w:rPr>
+        <w:rFonts w:eastAsia="黑体"/>
         <w:b/>
         <w:bCs/>
         <w:color w:themeColor="text2" w:val="1F497D"/>
@@ -8754,12 +9244,14 @@
     </w:tblStylePr>
     <w:tblStylePr w:type="firstCol">
       <w:rPr>
+        <w:rFonts w:eastAsia="黑体"/>
         <w:b/>
         <w:bCs/>
       </w:rPr>
     </w:tblStylePr>
     <w:tblStylePr w:type="lastCol">
       <w:rPr>
+        <w:rFonts w:eastAsia="黑体"/>
         <w:b/>
         <w:bCs/>
       </w:rPr>
@@ -8793,6 +9285,7 @@
       <w:spacing w:after="0" w:line="240" w:lineRule="auto"/>
     </w:pPr>
     <w:rPr>
+      <w:rFonts w:eastAsia="黑体"/>
       <w:color w:themeColor="text1" w:val="000000"/>
     </w:rPr>
     <w:tblPr>
@@ -8812,7 +9305,7 @@
     </w:tblPr>
     <w:tblStylePr w:type="firstRow">
       <w:rPr>
-        <w:rFonts w:asciiTheme="majorHAnsi" w:cstheme="majorBidi" w:eastAsiaTheme="majorEastAsia" w:hAnsiTheme="majorHAnsi"/>
+        <w:rFonts w:asciiTheme="majorHAnsi" w:cstheme="majorBidi" w:hAnsiTheme="majorHAnsi" w:eastAsia="黑体"/>
       </w:rPr>
       <w:tblPr/>
       <w:tcPr>
@@ -8824,6 +9317,7 @@
     </w:tblStylePr>
     <w:tblStylePr w:type="lastRow">
       <w:rPr>
+        <w:rFonts w:eastAsia="黑体"/>
         <w:b/>
         <w:bCs/>
         <w:color w:themeColor="text2" w:val="1F497D"/>
@@ -8838,12 +9332,14 @@
     </w:tblStylePr>
     <w:tblStylePr w:type="firstCol">
       <w:rPr>
+        <w:rFonts w:eastAsia="黑体"/>
         <w:b/>
         <w:bCs/>
       </w:rPr>
     </w:tblStylePr>
     <w:tblStylePr w:type="lastCol">
       <w:rPr>
+        <w:rFonts w:eastAsia="黑体"/>
         <w:b/>
         <w:bCs/>
       </w:rPr>
@@ -8877,6 +9373,7 @@
       <w:spacing w:after="0" w:line="240" w:lineRule="auto"/>
     </w:pPr>
     <w:rPr>
+      <w:rFonts w:eastAsia="黑体"/>
       <w:color w:themeColor="text1" w:val="000000"/>
     </w:rPr>
     <w:tblPr>
@@ -8896,7 +9393,7 @@
     </w:tblPr>
     <w:tblStylePr w:type="firstRow">
       <w:rPr>
-        <w:rFonts w:asciiTheme="majorHAnsi" w:cstheme="majorBidi" w:eastAsiaTheme="majorEastAsia" w:hAnsiTheme="majorHAnsi"/>
+        <w:rFonts w:asciiTheme="majorHAnsi" w:cstheme="majorBidi" w:hAnsiTheme="majorHAnsi" w:eastAsia="黑体"/>
       </w:rPr>
       <w:tblPr/>
       <w:tcPr>
@@ -8908,6 +9405,7 @@
     </w:tblStylePr>
     <w:tblStylePr w:type="lastRow">
       <w:rPr>
+        <w:rFonts w:eastAsia="黑体"/>
         <w:b/>
         <w:bCs/>
         <w:color w:themeColor="text2" w:val="1F497D"/>
@@ -8922,12 +9420,14 @@
     </w:tblStylePr>
     <w:tblStylePr w:type="firstCol">
       <w:rPr>
+        <w:rFonts w:eastAsia="黑体"/>
         <w:b/>
         <w:bCs/>
       </w:rPr>
     </w:tblStylePr>
     <w:tblStylePr w:type="lastCol">
       <w:rPr>
+        <w:rFonts w:eastAsia="黑体"/>
         <w:b/>
         <w:bCs/>
       </w:rPr>
@@ -8961,6 +9461,7 @@
       <w:spacing w:after="0" w:line="240" w:lineRule="auto"/>
     </w:pPr>
     <w:rPr>
+      <w:rFonts w:eastAsia="黑体"/>
       <w:color w:themeColor="text1" w:val="000000"/>
     </w:rPr>
     <w:tblPr>
@@ -8980,7 +9481,7 @@
     </w:tblPr>
     <w:tblStylePr w:type="firstRow">
       <w:rPr>
-        <w:rFonts w:asciiTheme="majorHAnsi" w:cstheme="majorBidi" w:eastAsiaTheme="majorEastAsia" w:hAnsiTheme="majorHAnsi"/>
+        <w:rFonts w:asciiTheme="majorHAnsi" w:cstheme="majorBidi" w:hAnsiTheme="majorHAnsi" w:eastAsia="黑体"/>
       </w:rPr>
       <w:tblPr/>
       <w:tcPr>
@@ -8992,6 +9493,7 @@
     </w:tblStylePr>
     <w:tblStylePr w:type="lastRow">
       <w:rPr>
+        <w:rFonts w:eastAsia="黑体"/>
         <w:b/>
         <w:bCs/>
         <w:color w:themeColor="text2" w:val="1F497D"/>
@@ -9006,12 +9508,14 @@
     </w:tblStylePr>
     <w:tblStylePr w:type="firstCol">
       <w:rPr>
+        <w:rFonts w:eastAsia="黑体"/>
         <w:b/>
         <w:bCs/>
       </w:rPr>
     </w:tblStylePr>
     <w:tblStylePr w:type="lastCol">
       <w:rPr>
+        <w:rFonts w:eastAsia="黑体"/>
         <w:b/>
         <w:bCs/>
       </w:rPr>
@@ -9045,6 +9549,7 @@
       <w:spacing w:after="0" w:line="240" w:lineRule="auto"/>
     </w:pPr>
     <w:rPr>
+      <w:rFonts w:eastAsia="黑体"/>
       <w:color w:themeColor="text1" w:val="000000"/>
     </w:rPr>
     <w:tblPr>
@@ -9064,7 +9569,7 @@
     </w:tblPr>
     <w:tblStylePr w:type="firstRow">
       <w:rPr>
-        <w:rFonts w:asciiTheme="majorHAnsi" w:cstheme="majorBidi" w:eastAsiaTheme="majorEastAsia" w:hAnsiTheme="majorHAnsi"/>
+        <w:rFonts w:asciiTheme="majorHAnsi" w:cstheme="majorBidi" w:hAnsiTheme="majorHAnsi" w:eastAsia="黑体"/>
       </w:rPr>
       <w:tblPr/>
       <w:tcPr>
@@ -9076,6 +9581,7 @@
     </w:tblStylePr>
     <w:tblStylePr w:type="lastRow">
       <w:rPr>
+        <w:rFonts w:eastAsia="黑体"/>
         <w:b/>
         <w:bCs/>
         <w:color w:themeColor="text2" w:val="1F497D"/>
@@ -9090,12 +9596,14 @@
     </w:tblStylePr>
     <w:tblStylePr w:type="firstCol">
       <w:rPr>
+        <w:rFonts w:eastAsia="黑体"/>
         <w:b/>
         <w:bCs/>
       </w:rPr>
     </w:tblStylePr>
     <w:tblStylePr w:type="lastCol">
       <w:rPr>
+        <w:rFonts w:eastAsia="黑体"/>
         <w:b/>
         <w:bCs/>
       </w:rPr>
@@ -9129,6 +9637,7 @@
       <w:spacing w:after="0" w:line="240" w:lineRule="auto"/>
     </w:pPr>
     <w:rPr>
+      <w:rFonts w:eastAsia="黑体"/>
       <w:color w:themeColor="text1" w:val="000000"/>
     </w:rPr>
     <w:tblPr>
@@ -9148,7 +9657,7 @@
     </w:tblPr>
     <w:tblStylePr w:type="firstRow">
       <w:rPr>
-        <w:rFonts w:asciiTheme="majorHAnsi" w:cstheme="majorBidi" w:eastAsiaTheme="majorEastAsia" w:hAnsiTheme="majorHAnsi"/>
+        <w:rFonts w:asciiTheme="majorHAnsi" w:cstheme="majorBidi" w:hAnsiTheme="majorHAnsi" w:eastAsia="黑体"/>
       </w:rPr>
       <w:tblPr/>
       <w:tcPr>
@@ -9160,6 +9669,7 @@
     </w:tblStylePr>
     <w:tblStylePr w:type="lastRow">
       <w:rPr>
+        <w:rFonts w:eastAsia="黑体"/>
         <w:b/>
         <w:bCs/>
         <w:color w:themeColor="text2" w:val="1F497D"/>
@@ -9174,12 +9684,14 @@
     </w:tblStylePr>
     <w:tblStylePr w:type="firstCol">
       <w:rPr>
+        <w:rFonts w:eastAsia="黑体"/>
         <w:b/>
         <w:bCs/>
       </w:rPr>
     </w:tblStylePr>
     <w:tblStylePr w:type="lastCol">
       <w:rPr>
+        <w:rFonts w:eastAsia="黑体"/>
         <w:b/>
         <w:bCs/>
       </w:rPr>
@@ -9213,6 +9725,7 @@
       <w:spacing w:after="0" w:line="240" w:lineRule="auto"/>
     </w:pPr>
     <w:rPr>
+      <w:rFonts w:eastAsia="黑体"/>
       <w:color w:themeColor="text1" w:val="000000"/>
     </w:rPr>
     <w:tblPr>
@@ -9232,7 +9745,7 @@
     </w:tblPr>
     <w:tblStylePr w:type="firstRow">
       <w:rPr>
-        <w:rFonts w:asciiTheme="majorHAnsi" w:cstheme="majorBidi" w:eastAsiaTheme="majorEastAsia" w:hAnsiTheme="majorHAnsi"/>
+        <w:rFonts w:asciiTheme="majorHAnsi" w:cstheme="majorBidi" w:hAnsiTheme="majorHAnsi" w:eastAsia="黑体"/>
       </w:rPr>
       <w:tblPr/>
       <w:tcPr>
@@ -9244,6 +9757,7 @@
     </w:tblStylePr>
     <w:tblStylePr w:type="lastRow">
       <w:rPr>
+        <w:rFonts w:eastAsia="黑体"/>
         <w:b/>
         <w:bCs/>
         <w:color w:themeColor="text2" w:val="1F497D"/>
@@ -9258,12 +9772,14 @@
     </w:tblStylePr>
     <w:tblStylePr w:type="firstCol">
       <w:rPr>
+        <w:rFonts w:eastAsia="黑体"/>
         <w:b/>
         <w:bCs/>
       </w:rPr>
     </w:tblStylePr>
     <w:tblStylePr w:type="lastCol">
       <w:rPr>
+        <w:rFonts w:eastAsia="黑体"/>
         <w:b/>
         <w:bCs/>
       </w:rPr>
@@ -9297,7 +9813,7 @@
       <w:spacing w:after="0" w:line="240" w:lineRule="auto"/>
     </w:pPr>
     <w:rPr>
-      <w:rFonts w:asciiTheme="majorHAnsi" w:cstheme="majorBidi" w:eastAsiaTheme="majorEastAsia" w:hAnsiTheme="majorHAnsi"/>
+      <w:rFonts w:asciiTheme="majorHAnsi" w:cstheme="majorBidi" w:hAnsiTheme="majorHAnsi" w:eastAsia="黑体"/>
       <w:color w:themeColor="text1" w:val="000000"/>
     </w:rPr>
     <w:tblPr>
@@ -9319,6 +9835,7 @@
     </w:tblPr>
     <w:tblStylePr w:type="firstRow">
       <w:rPr>
+        <w:rFonts w:eastAsia="黑体"/>
         <w:sz w:val="24"/>
         <w:szCs w:val="24"/>
       </w:rPr>
@@ -9425,7 +9942,7 @@
       <w:spacing w:after="0" w:line="240" w:lineRule="auto"/>
     </w:pPr>
     <w:rPr>
-      <w:rFonts w:asciiTheme="majorHAnsi" w:cstheme="majorBidi" w:eastAsiaTheme="majorEastAsia" w:hAnsiTheme="majorHAnsi"/>
+      <w:rFonts w:asciiTheme="majorHAnsi" w:cstheme="majorBidi" w:hAnsiTheme="majorHAnsi" w:eastAsia="黑体"/>
       <w:color w:themeColor="text1" w:val="000000"/>
     </w:rPr>
     <w:tblPr>
@@ -9447,6 +9964,7 @@
     </w:tblPr>
     <w:tblStylePr w:type="firstRow">
       <w:rPr>
+        <w:rFonts w:eastAsia="黑体"/>
         <w:sz w:val="24"/>
         <w:szCs w:val="24"/>
       </w:rPr>
@@ -9553,7 +10071,7 @@
       <w:spacing w:after="0" w:line="240" w:lineRule="auto"/>
     </w:pPr>
     <w:rPr>
-      <w:rFonts w:asciiTheme="majorHAnsi" w:cstheme="majorBidi" w:eastAsiaTheme="majorEastAsia" w:hAnsiTheme="majorHAnsi"/>
+      <w:rFonts w:asciiTheme="majorHAnsi" w:cstheme="majorBidi" w:hAnsiTheme="majorHAnsi" w:eastAsia="黑体"/>
       <w:color w:themeColor="text1" w:val="000000"/>
     </w:rPr>
     <w:tblPr>
@@ -9575,6 +10093,7 @@
     </w:tblPr>
     <w:tblStylePr w:type="firstRow">
       <w:rPr>
+        <w:rFonts w:eastAsia="黑体"/>
         <w:sz w:val="24"/>
         <w:szCs w:val="24"/>
       </w:rPr>
@@ -9681,7 +10200,7 @@
       <w:spacing w:after="0" w:line="240" w:lineRule="auto"/>
     </w:pPr>
     <w:rPr>
-      <w:rFonts w:asciiTheme="majorHAnsi" w:cstheme="majorBidi" w:eastAsiaTheme="majorEastAsia" w:hAnsiTheme="majorHAnsi"/>
+      <w:rFonts w:asciiTheme="majorHAnsi" w:cstheme="majorBidi" w:hAnsiTheme="majorHAnsi" w:eastAsia="黑体"/>
       <w:color w:themeColor="text1" w:val="000000"/>
     </w:rPr>
     <w:tblPr>
@@ -9703,6 +10222,7 @@
     </w:tblPr>
     <w:tblStylePr w:type="firstRow">
       <w:rPr>
+        <w:rFonts w:eastAsia="黑体"/>
         <w:sz w:val="24"/>
         <w:szCs w:val="24"/>
       </w:rPr>
@@ -9809,7 +10329,7 @@
       <w:spacing w:after="0" w:line="240" w:lineRule="auto"/>
     </w:pPr>
     <w:rPr>
-      <w:rFonts w:asciiTheme="majorHAnsi" w:cstheme="majorBidi" w:eastAsiaTheme="majorEastAsia" w:hAnsiTheme="majorHAnsi"/>
+      <w:rFonts w:asciiTheme="majorHAnsi" w:cstheme="majorBidi" w:hAnsiTheme="majorHAnsi" w:eastAsia="黑体"/>
       <w:color w:themeColor="text1" w:val="000000"/>
     </w:rPr>
     <w:tblPr>
@@ -9831,6 +10351,7 @@
     </w:tblPr>
     <w:tblStylePr w:type="firstRow">
       <w:rPr>
+        <w:rFonts w:eastAsia="黑体"/>
         <w:sz w:val="24"/>
         <w:szCs w:val="24"/>
       </w:rPr>
@@ -9937,7 +10458,7 @@
       <w:spacing w:after="0" w:line="240" w:lineRule="auto"/>
     </w:pPr>
     <w:rPr>
-      <w:rFonts w:asciiTheme="majorHAnsi" w:cstheme="majorBidi" w:eastAsiaTheme="majorEastAsia" w:hAnsiTheme="majorHAnsi"/>
+      <w:rFonts w:asciiTheme="majorHAnsi" w:cstheme="majorBidi" w:hAnsiTheme="majorHAnsi" w:eastAsia="黑体"/>
       <w:color w:themeColor="text1" w:val="000000"/>
     </w:rPr>
     <w:tblPr>
@@ -9959,6 +10480,7 @@
     </w:tblPr>
     <w:tblStylePr w:type="firstRow">
       <w:rPr>
+        <w:rFonts w:eastAsia="黑体"/>
         <w:sz w:val="24"/>
         <w:szCs w:val="24"/>
       </w:rPr>
@@ -10065,7 +10587,7 @@
       <w:spacing w:after="0" w:line="240" w:lineRule="auto"/>
     </w:pPr>
     <w:rPr>
-      <w:rFonts w:asciiTheme="majorHAnsi" w:cstheme="majorBidi" w:eastAsiaTheme="majorEastAsia" w:hAnsiTheme="majorHAnsi"/>
+      <w:rFonts w:asciiTheme="majorHAnsi" w:cstheme="majorBidi" w:hAnsiTheme="majorHAnsi" w:eastAsia="黑体"/>
       <w:color w:themeColor="text1" w:val="000000"/>
     </w:rPr>
     <w:tblPr>
@@ -10087,6 +10609,7 @@
     </w:tblPr>
     <w:tblStylePr w:type="firstRow">
       <w:rPr>
+        <w:rFonts w:eastAsia="黑体"/>
         <w:sz w:val="24"/>
         <w:szCs w:val="24"/>
       </w:rPr>
@@ -10216,12 +10739,14 @@
     </w:tcPr>
     <w:tblStylePr w:type="firstRow">
       <w:rPr>
+        <w:rFonts w:eastAsia="黑体"/>
         <w:b/>
         <w:bCs/>
       </w:rPr>
     </w:tblStylePr>
     <w:tblStylePr w:type="lastRow">
       <w:rPr>
+        <w:rFonts w:eastAsia="黑体"/>
         <w:b/>
         <w:bCs/>
       </w:rPr>
@@ -10234,12 +10759,14 @@
     </w:tblStylePr>
     <w:tblStylePr w:type="firstCol">
       <w:rPr>
+        <w:rFonts w:eastAsia="黑体"/>
         <w:b/>
         <w:bCs/>
       </w:rPr>
     </w:tblStylePr>
     <w:tblStylePr w:type="lastCol">
       <w:rPr>
+        <w:rFonts w:eastAsia="黑体"/>
         <w:b/>
         <w:bCs/>
       </w:rPr>
@@ -10289,12 +10816,14 @@
     </w:tcPr>
     <w:tblStylePr w:type="firstRow">
       <w:rPr>
+        <w:rFonts w:eastAsia="黑体"/>
         <w:b/>
         <w:bCs/>
       </w:rPr>
     </w:tblStylePr>
     <w:tblStylePr w:type="lastRow">
       <w:rPr>
+        <w:rFonts w:eastAsia="黑体"/>
         <w:b/>
         <w:bCs/>
       </w:rPr>
@@ -10307,12 +10836,14 @@
     </w:tblStylePr>
     <w:tblStylePr w:type="firstCol">
       <w:rPr>
+        <w:rFonts w:eastAsia="黑体"/>
         <w:b/>
         <w:bCs/>
       </w:rPr>
     </w:tblStylePr>
     <w:tblStylePr w:type="lastCol">
       <w:rPr>
+        <w:rFonts w:eastAsia="黑体"/>
         <w:b/>
         <w:bCs/>
       </w:rPr>
@@ -10362,12 +10893,14 @@
     </w:tcPr>
     <w:tblStylePr w:type="firstRow">
       <w:rPr>
+        <w:rFonts w:eastAsia="黑体"/>
         <w:b/>
         <w:bCs/>
       </w:rPr>
     </w:tblStylePr>
     <w:tblStylePr w:type="lastRow">
       <w:rPr>
+        <w:rFonts w:eastAsia="黑体"/>
         <w:b/>
         <w:bCs/>
       </w:rPr>
@@ -10380,12 +10913,14 @@
     </w:tblStylePr>
     <w:tblStylePr w:type="firstCol">
       <w:rPr>
+        <w:rFonts w:eastAsia="黑体"/>
         <w:b/>
         <w:bCs/>
       </w:rPr>
     </w:tblStylePr>
     <w:tblStylePr w:type="lastCol">
       <w:rPr>
+        <w:rFonts w:eastAsia="黑体"/>
         <w:b/>
         <w:bCs/>
       </w:rPr>
@@ -10435,12 +10970,14 @@
     </w:tcPr>
     <w:tblStylePr w:type="firstRow">
       <w:rPr>
+        <w:rFonts w:eastAsia="黑体"/>
         <w:b/>
         <w:bCs/>
       </w:rPr>
     </w:tblStylePr>
     <w:tblStylePr w:type="lastRow">
       <w:rPr>
+        <w:rFonts w:eastAsia="黑体"/>
         <w:b/>
         <w:bCs/>
       </w:rPr>
@@ -10453,12 +10990,14 @@
     </w:tblStylePr>
     <w:tblStylePr w:type="firstCol">
       <w:rPr>
+        <w:rFonts w:eastAsia="黑体"/>
         <w:b/>
         <w:bCs/>
       </w:rPr>
     </w:tblStylePr>
     <w:tblStylePr w:type="lastCol">
       <w:rPr>
+        <w:rFonts w:eastAsia="黑体"/>
         <w:b/>
         <w:bCs/>
       </w:rPr>
@@ -10508,12 +11047,14 @@
     </w:tcPr>
     <w:tblStylePr w:type="firstRow">
       <w:rPr>
+        <w:rFonts w:eastAsia="黑体"/>
         <w:b/>
         <w:bCs/>
       </w:rPr>
     </w:tblStylePr>
     <w:tblStylePr w:type="lastRow">
       <w:rPr>
+        <w:rFonts w:eastAsia="黑体"/>
         <w:b/>
         <w:bCs/>
       </w:rPr>
@@ -10526,12 +11067,14 @@
     </w:tblStylePr>
     <w:tblStylePr w:type="firstCol">
       <w:rPr>
+        <w:rFonts w:eastAsia="黑体"/>
         <w:b/>
         <w:bCs/>
       </w:rPr>
     </w:tblStylePr>
     <w:tblStylePr w:type="lastCol">
       <w:rPr>
+        <w:rFonts w:eastAsia="黑体"/>
         <w:b/>
         <w:bCs/>
       </w:rPr>
@@ -10581,12 +11124,14 @@
     </w:tcPr>
     <w:tblStylePr w:type="firstRow">
       <w:rPr>
+        <w:rFonts w:eastAsia="黑体"/>
         <w:b/>
         <w:bCs/>
       </w:rPr>
     </w:tblStylePr>
     <w:tblStylePr w:type="lastRow">
       <w:rPr>
+        <w:rFonts w:eastAsia="黑体"/>
         <w:b/>
         <w:bCs/>
       </w:rPr>
@@ -10599,12 +11144,14 @@
     </w:tblStylePr>
     <w:tblStylePr w:type="firstCol">
       <w:rPr>
+        <w:rFonts w:eastAsia="黑体"/>
         <w:b/>
         <w:bCs/>
       </w:rPr>
     </w:tblStylePr>
     <w:tblStylePr w:type="lastCol">
       <w:rPr>
+        <w:rFonts w:eastAsia="黑体"/>
         <w:b/>
         <w:bCs/>
       </w:rPr>
@@ -10654,12 +11201,14 @@
     </w:tcPr>
     <w:tblStylePr w:type="firstRow">
       <w:rPr>
+        <w:rFonts w:eastAsia="黑体"/>
         <w:b/>
         <w:bCs/>
       </w:rPr>
     </w:tblStylePr>
     <w:tblStylePr w:type="lastRow">
       <w:rPr>
+        <w:rFonts w:eastAsia="黑体"/>
         <w:b/>
         <w:bCs/>
       </w:rPr>
@@ -10672,12 +11221,14 @@
     </w:tblStylePr>
     <w:tblStylePr w:type="firstCol">
       <w:rPr>
+        <w:rFonts w:eastAsia="黑体"/>
         <w:b/>
         <w:bCs/>
       </w:rPr>
     </w:tblStylePr>
     <w:tblStylePr w:type="lastCol">
       <w:rPr>
+        <w:rFonts w:eastAsia="黑体"/>
         <w:b/>
         <w:bCs/>
       </w:rPr>
@@ -10704,7 +11255,7 @@
       <w:spacing w:after="0" w:line="240" w:lineRule="auto"/>
     </w:pPr>
     <w:rPr>
-      <w:rFonts w:asciiTheme="majorHAnsi" w:cstheme="majorBidi" w:eastAsiaTheme="majorEastAsia" w:hAnsiTheme="majorHAnsi"/>
+      <w:rFonts w:asciiTheme="majorHAnsi" w:cstheme="majorBidi" w:hAnsiTheme="majorHAnsi" w:eastAsia="黑体"/>
       <w:color w:themeColor="text1" w:val="000000"/>
     </w:rPr>
     <w:tblPr>
@@ -10731,6 +11282,7 @@
     </w:tcPr>
     <w:tblStylePr w:type="firstRow">
       <w:rPr>
+        <w:rFonts w:eastAsia="黑体"/>
         <w:b/>
         <w:bCs/>
         <w:color w:themeColor="text1" w:val="000000"/>
@@ -10742,6 +11294,7 @@
     </w:tblStylePr>
     <w:tblStylePr w:type="lastRow">
       <w:rPr>
+        <w:rFonts w:eastAsia="黑体"/>
         <w:b/>
         <w:bCs/>
         <w:color w:themeColor="text1" w:val="000000"/>
@@ -10761,6 +11314,7 @@
     </w:tblStylePr>
     <w:tblStylePr w:type="firstCol">
       <w:rPr>
+        <w:rFonts w:eastAsia="黑体"/>
         <w:b/>
         <w:bCs/>
         <w:color w:themeColor="text1" w:val="000000"/>
@@ -10780,6 +11334,7 @@
     </w:tblStylePr>
     <w:tblStylePr w:type="lastCol">
       <w:rPr>
+        <w:rFonts w:eastAsia="黑体"/>
         <w:b w:val="0"/>
         <w:bCs w:val="0"/>
         <w:color w:themeColor="text1" w:val="000000"/>
@@ -10829,7 +11384,7 @@
       <w:spacing w:after="0" w:line="240" w:lineRule="auto"/>
     </w:pPr>
     <w:rPr>
-      <w:rFonts w:asciiTheme="majorHAnsi" w:cstheme="majorBidi" w:eastAsiaTheme="majorEastAsia" w:hAnsiTheme="majorHAnsi"/>
+      <w:rFonts w:asciiTheme="majorHAnsi" w:cstheme="majorBidi" w:hAnsiTheme="majorHAnsi" w:eastAsia="黑体"/>
       <w:color w:themeColor="text1" w:val="000000"/>
     </w:rPr>
     <w:tblPr>
@@ -10856,6 +11411,7 @@
     </w:tcPr>
     <w:tblStylePr w:type="firstRow">
       <w:rPr>
+        <w:rFonts w:eastAsia="黑体"/>
         <w:b/>
         <w:bCs/>
         <w:color w:themeColor="text1" w:val="000000"/>
@@ -10867,6 +11423,7 @@
     </w:tblStylePr>
     <w:tblStylePr w:type="lastRow">
       <w:rPr>
+        <w:rFonts w:eastAsia="黑体"/>
         <w:b/>
         <w:bCs/>
         <w:color w:themeColor="text1" w:val="000000"/>
@@ -10886,6 +11443,7 @@
     </w:tblStylePr>
     <w:tblStylePr w:type="firstCol">
       <w:rPr>
+        <w:rFonts w:eastAsia="黑体"/>
         <w:b/>
         <w:bCs/>
         <w:color w:themeColor="text1" w:val="000000"/>
@@ -10905,6 +11463,7 @@
     </w:tblStylePr>
     <w:tblStylePr w:type="lastCol">
       <w:rPr>
+        <w:rFonts w:eastAsia="黑体"/>
         <w:b w:val="0"/>
         <w:bCs w:val="0"/>
         <w:color w:themeColor="text1" w:val="000000"/>
@@ -10954,7 +11513,7 @@
       <w:spacing w:after="0" w:line="240" w:lineRule="auto"/>
     </w:pPr>
     <w:rPr>
-      <w:rFonts w:asciiTheme="majorHAnsi" w:cstheme="majorBidi" w:eastAsiaTheme="majorEastAsia" w:hAnsiTheme="majorHAnsi"/>
+      <w:rFonts w:asciiTheme="majorHAnsi" w:cstheme="majorBidi" w:hAnsiTheme="majorHAnsi" w:eastAsia="黑体"/>
       <w:color w:themeColor="text1" w:val="000000"/>
     </w:rPr>
     <w:tblPr>
@@ -10981,6 +11540,7 @@
     </w:tcPr>
     <w:tblStylePr w:type="firstRow">
       <w:rPr>
+        <w:rFonts w:eastAsia="黑体"/>
         <w:b/>
         <w:bCs/>
         <w:color w:themeColor="text1" w:val="000000"/>
@@ -10992,6 +11552,7 @@
     </w:tblStylePr>
     <w:tblStylePr w:type="lastRow">
       <w:rPr>
+        <w:rFonts w:eastAsia="黑体"/>
         <w:b/>
         <w:bCs/>
         <w:color w:themeColor="text1" w:val="000000"/>
@@ -11011,6 +11572,7 @@
     </w:tblStylePr>
     <w:tblStylePr w:type="firstCol">
       <w:rPr>
+        <w:rFonts w:eastAsia="黑体"/>
         <w:b/>
         <w:bCs/>
         <w:color w:themeColor="text1" w:val="000000"/>
@@ -11030,6 +11592,7 @@
     </w:tblStylePr>
     <w:tblStylePr w:type="lastCol">
       <w:rPr>
+        <w:rFonts w:eastAsia="黑体"/>
         <w:b w:val="0"/>
         <w:bCs w:val="0"/>
         <w:color w:themeColor="text1" w:val="000000"/>
@@ -11079,7 +11642,7 @@
       <w:spacing w:after="0" w:line="240" w:lineRule="auto"/>
     </w:pPr>
     <w:rPr>
-      <w:rFonts w:asciiTheme="majorHAnsi" w:cstheme="majorBidi" w:eastAsiaTheme="majorEastAsia" w:hAnsiTheme="majorHAnsi"/>
+      <w:rFonts w:asciiTheme="majorHAnsi" w:cstheme="majorBidi" w:hAnsiTheme="majorHAnsi" w:eastAsia="黑体"/>
       <w:color w:themeColor="text1" w:val="000000"/>
     </w:rPr>
     <w:tblPr>
@@ -11106,6 +11669,7 @@
     </w:tcPr>
     <w:tblStylePr w:type="firstRow">
       <w:rPr>
+        <w:rFonts w:eastAsia="黑体"/>
         <w:b/>
         <w:bCs/>
         <w:color w:themeColor="text1" w:val="000000"/>
@@ -11117,6 +11681,7 @@
     </w:tblStylePr>
     <w:tblStylePr w:type="lastRow">
       <w:rPr>
+        <w:rFonts w:eastAsia="黑体"/>
         <w:b/>
         <w:bCs/>
         <w:color w:themeColor="text1" w:val="000000"/>
@@ -11136,6 +11701,7 @@
     </w:tblStylePr>
     <w:tblStylePr w:type="firstCol">
       <w:rPr>
+        <w:rFonts w:eastAsia="黑体"/>
         <w:b/>
         <w:bCs/>
         <w:color w:themeColor="text1" w:val="000000"/>
@@ -11155,6 +11721,7 @@
     </w:tblStylePr>
     <w:tblStylePr w:type="lastCol">
       <w:rPr>
+        <w:rFonts w:eastAsia="黑体"/>
         <w:b w:val="0"/>
         <w:bCs w:val="0"/>
         <w:color w:themeColor="text1" w:val="000000"/>
@@ -11204,7 +11771,7 @@
       <w:spacing w:after="0" w:line="240" w:lineRule="auto"/>
     </w:pPr>
     <w:rPr>
-      <w:rFonts w:asciiTheme="majorHAnsi" w:cstheme="majorBidi" w:eastAsiaTheme="majorEastAsia" w:hAnsiTheme="majorHAnsi"/>
+      <w:rFonts w:asciiTheme="majorHAnsi" w:cstheme="majorBidi" w:hAnsiTheme="majorHAnsi" w:eastAsia="黑体"/>
       <w:color w:themeColor="text1" w:val="000000"/>
     </w:rPr>
     <w:tblPr>
@@ -11231,6 +11798,7 @@
     </w:tcPr>
     <w:tblStylePr w:type="firstRow">
       <w:rPr>
+        <w:rFonts w:eastAsia="黑体"/>
         <w:b/>
         <w:bCs/>
         <w:color w:themeColor="text1" w:val="000000"/>
@@ -11242,6 +11810,7 @@
     </w:tblStylePr>
     <w:tblStylePr w:type="lastRow">
       <w:rPr>
+        <w:rFonts w:eastAsia="黑体"/>
         <w:b/>
         <w:bCs/>
         <w:color w:themeColor="text1" w:val="000000"/>
@@ -11261,6 +11830,7 @@
     </w:tblStylePr>
     <w:tblStylePr w:type="firstCol">
       <w:rPr>
+        <w:rFonts w:eastAsia="黑体"/>
         <w:b/>
         <w:bCs/>
         <w:color w:themeColor="text1" w:val="000000"/>
@@ -11280,6 +11850,7 @@
     </w:tblStylePr>
     <w:tblStylePr w:type="lastCol">
       <w:rPr>
+        <w:rFonts w:eastAsia="黑体"/>
         <w:b w:val="0"/>
         <w:bCs w:val="0"/>
         <w:color w:themeColor="text1" w:val="000000"/>
@@ -11329,7 +11900,7 @@
       <w:spacing w:after="0" w:line="240" w:lineRule="auto"/>
     </w:pPr>
     <w:rPr>
-      <w:rFonts w:asciiTheme="majorHAnsi" w:cstheme="majorBidi" w:eastAsiaTheme="majorEastAsia" w:hAnsiTheme="majorHAnsi"/>
+      <w:rFonts w:asciiTheme="majorHAnsi" w:cstheme="majorBidi" w:hAnsiTheme="majorHAnsi" w:eastAsia="黑体"/>
       <w:color w:themeColor="text1" w:val="000000"/>
     </w:rPr>
     <w:tblPr>
@@ -11356,6 +11927,7 @@
     </w:tcPr>
     <w:tblStylePr w:type="firstRow">
       <w:rPr>
+        <w:rFonts w:eastAsia="黑体"/>
         <w:b/>
         <w:bCs/>
         <w:color w:themeColor="text1" w:val="000000"/>
@@ -11367,6 +11939,7 @@
     </w:tblStylePr>
     <w:tblStylePr w:type="lastRow">
       <w:rPr>
+        <w:rFonts w:eastAsia="黑体"/>
         <w:b/>
         <w:bCs/>
         <w:color w:themeColor="text1" w:val="000000"/>
@@ -11386,6 +11959,7 @@
     </w:tblStylePr>
     <w:tblStylePr w:type="firstCol">
       <w:rPr>
+        <w:rFonts w:eastAsia="黑体"/>
         <w:b/>
         <w:bCs/>
         <w:color w:themeColor="text1" w:val="000000"/>
@@ -11405,6 +11979,7 @@
     </w:tblStylePr>
     <w:tblStylePr w:type="lastCol">
       <w:rPr>
+        <w:rFonts w:eastAsia="黑体"/>
         <w:b w:val="0"/>
         <w:bCs w:val="0"/>
         <w:color w:themeColor="text1" w:val="000000"/>
@@ -11454,7 +12029,7 @@
       <w:spacing w:after="0" w:line="240" w:lineRule="auto"/>
     </w:pPr>
     <w:rPr>
-      <w:rFonts w:asciiTheme="majorHAnsi" w:cstheme="majorBidi" w:eastAsiaTheme="majorEastAsia" w:hAnsiTheme="majorHAnsi"/>
+      <w:rFonts w:asciiTheme="majorHAnsi" w:cstheme="majorBidi" w:hAnsiTheme="majorHAnsi" w:eastAsia="黑体"/>
       <w:color w:themeColor="text1" w:val="000000"/>
     </w:rPr>
     <w:tblPr>
@@ -11481,6 +12056,7 @@
     </w:tcPr>
     <w:tblStylePr w:type="firstRow">
       <w:rPr>
+        <w:rFonts w:eastAsia="黑体"/>
         <w:b/>
         <w:bCs/>
         <w:color w:themeColor="text1" w:val="000000"/>
@@ -11492,6 +12068,7 @@
     </w:tblStylePr>
     <w:tblStylePr w:type="lastRow">
       <w:rPr>
+        <w:rFonts w:eastAsia="黑体"/>
         <w:b/>
         <w:bCs/>
         <w:color w:themeColor="text1" w:val="000000"/>
@@ -11511,6 +12088,7 @@
     </w:tblStylePr>
     <w:tblStylePr w:type="firstCol">
       <w:rPr>
+        <w:rFonts w:eastAsia="黑体"/>
         <w:b/>
         <w:bCs/>
         <w:color w:themeColor="text1" w:val="000000"/>
@@ -11530,6 +12108,7 @@
     </w:tblStylePr>
     <w:tblStylePr w:type="lastCol">
       <w:rPr>
+        <w:rFonts w:eastAsia="黑体"/>
         <w:b w:val="0"/>
         <w:bCs w:val="0"/>
         <w:color w:themeColor="text1" w:val="000000"/>
@@ -11602,6 +12181,7 @@
     </w:tcPr>
     <w:tblStylePr w:type="firstRow">
       <w:rPr>
+        <w:rFonts w:eastAsia="黑体"/>
         <w:b/>
         <w:bCs/>
         <w:i w:val="0"/>
@@ -11623,6 +12203,7 @@
     </w:tblStylePr>
     <w:tblStylePr w:type="lastRow">
       <w:rPr>
+        <w:rFonts w:eastAsia="黑体"/>
         <w:b/>
         <w:bCs/>
         <w:i w:val="0"/>
@@ -11644,6 +12225,7 @@
     </w:tblStylePr>
     <w:tblStylePr w:type="firstCol">
       <w:rPr>
+        <w:rFonts w:eastAsia="黑体"/>
         <w:b/>
         <w:bCs/>
         <w:i w:val="0"/>
@@ -11663,6 +12245,7 @@
     </w:tblStylePr>
     <w:tblStylePr w:type="lastCol">
       <w:rPr>
+        <w:rFonts w:eastAsia="黑体"/>
         <w:b/>
         <w:bCs/>
         <w:i w:val="0"/>
@@ -11743,6 +12326,7 @@
     </w:tcPr>
     <w:tblStylePr w:type="firstRow">
       <w:rPr>
+        <w:rFonts w:eastAsia="黑体"/>
         <w:b/>
         <w:bCs/>
         <w:i w:val="0"/>
@@ -11764,6 +12348,7 @@
     </w:tblStylePr>
     <w:tblStylePr w:type="lastRow">
       <w:rPr>
+        <w:rFonts w:eastAsia="黑体"/>
         <w:b/>
         <w:bCs/>
         <w:i w:val="0"/>
@@ -11785,6 +12370,7 @@
     </w:tblStylePr>
     <w:tblStylePr w:type="firstCol">
       <w:rPr>
+        <w:rFonts w:eastAsia="黑体"/>
         <w:b/>
         <w:bCs/>
         <w:i w:val="0"/>
@@ -11804,6 +12390,7 @@
     </w:tblStylePr>
     <w:tblStylePr w:type="lastCol">
       <w:rPr>
+        <w:rFonts w:eastAsia="黑体"/>
         <w:b/>
         <w:bCs/>
         <w:i w:val="0"/>
@@ -11884,6 +12471,7 @@
     </w:tcPr>
     <w:tblStylePr w:type="firstRow">
       <w:rPr>
+        <w:rFonts w:eastAsia="黑体"/>
         <w:b/>
         <w:bCs/>
         <w:i w:val="0"/>
@@ -11905,6 +12493,7 @@
     </w:tblStylePr>
     <w:tblStylePr w:type="lastRow">
       <w:rPr>
+        <w:rFonts w:eastAsia="黑体"/>
         <w:b/>
         <w:bCs/>
         <w:i w:val="0"/>
@@ -11926,6 +12515,7 @@
     </w:tblStylePr>
     <w:tblStylePr w:type="firstCol">
       <w:rPr>
+        <w:rFonts w:eastAsia="黑体"/>
         <w:b/>
         <w:bCs/>
         <w:i w:val="0"/>
@@ -11945,6 +12535,7 @@
     </w:tblStylePr>
     <w:tblStylePr w:type="lastCol">
       <w:rPr>
+        <w:rFonts w:eastAsia="黑体"/>
         <w:b/>
         <w:bCs/>
         <w:i w:val="0"/>
@@ -12025,6 +12616,7 @@
     </w:tcPr>
     <w:tblStylePr w:type="firstRow">
       <w:rPr>
+        <w:rFonts w:eastAsia="黑体"/>
         <w:b/>
         <w:bCs/>
         <w:i w:val="0"/>
@@ -12046,6 +12638,7 @@
     </w:tblStylePr>
     <w:tblStylePr w:type="lastRow">
       <w:rPr>
+        <w:rFonts w:eastAsia="黑体"/>
         <w:b/>
         <w:bCs/>
         <w:i w:val="0"/>
@@ -12067,6 +12660,7 @@
     </w:tblStylePr>
     <w:tblStylePr w:type="firstCol">
       <w:rPr>
+        <w:rFonts w:eastAsia="黑体"/>
         <w:b/>
         <w:bCs/>
         <w:i w:val="0"/>
@@ -12086,6 +12680,7 @@
     </w:tblStylePr>
     <w:tblStylePr w:type="lastCol">
       <w:rPr>
+        <w:rFonts w:eastAsia="黑体"/>
         <w:b/>
         <w:bCs/>
         <w:i w:val="0"/>
@@ -12166,6 +12761,7 @@
     </w:tcPr>
     <w:tblStylePr w:type="firstRow">
       <w:rPr>
+        <w:rFonts w:eastAsia="黑体"/>
         <w:b/>
         <w:bCs/>
         <w:i w:val="0"/>
@@ -12187,6 +12783,7 @@
     </w:tblStylePr>
     <w:tblStylePr w:type="lastRow">
       <w:rPr>
+        <w:rFonts w:eastAsia="黑体"/>
         <w:b/>
         <w:bCs/>
         <w:i w:val="0"/>
@@ -12208,6 +12805,7 @@
     </w:tblStylePr>
     <w:tblStylePr w:type="firstCol">
       <w:rPr>
+        <w:rFonts w:eastAsia="黑体"/>
         <w:b/>
         <w:bCs/>
         <w:i w:val="0"/>
@@ -12227,6 +12825,7 @@
     </w:tblStylePr>
     <w:tblStylePr w:type="lastCol">
       <w:rPr>
+        <w:rFonts w:eastAsia="黑体"/>
         <w:b/>
         <w:bCs/>
         <w:i w:val="0"/>
@@ -12307,6 +12906,7 @@
     </w:tcPr>
     <w:tblStylePr w:type="firstRow">
       <w:rPr>
+        <w:rFonts w:eastAsia="黑体"/>
         <w:b/>
         <w:bCs/>
         <w:i w:val="0"/>
@@ -12328,6 +12928,7 @@
     </w:tblStylePr>
     <w:tblStylePr w:type="lastRow">
       <w:rPr>
+        <w:rFonts w:eastAsia="黑体"/>
         <w:b/>
         <w:bCs/>
         <w:i w:val="0"/>
@@ -12349,6 +12950,7 @@
     </w:tblStylePr>
     <w:tblStylePr w:type="firstCol">
       <w:rPr>
+        <w:rFonts w:eastAsia="黑体"/>
         <w:b/>
         <w:bCs/>
         <w:i w:val="0"/>
@@ -12368,6 +12970,7 @@
     </w:tblStylePr>
     <w:tblStylePr w:type="lastCol">
       <w:rPr>
+        <w:rFonts w:eastAsia="黑体"/>
         <w:b/>
         <w:bCs/>
         <w:i w:val="0"/>
@@ -12448,6 +13051,7 @@
     </w:tcPr>
     <w:tblStylePr w:type="firstRow">
       <w:rPr>
+        <w:rFonts w:eastAsia="黑体"/>
         <w:b/>
         <w:bCs/>
         <w:i w:val="0"/>
@@ -12469,6 +13073,7 @@
     </w:tblStylePr>
     <w:tblStylePr w:type="lastRow">
       <w:rPr>
+        <w:rFonts w:eastAsia="黑体"/>
         <w:b/>
         <w:bCs/>
         <w:i w:val="0"/>
@@ -12490,6 +13095,7 @@
     </w:tblStylePr>
     <w:tblStylePr w:type="firstCol">
       <w:rPr>
+        <w:rFonts w:eastAsia="黑体"/>
         <w:b/>
         <w:bCs/>
         <w:i w:val="0"/>
@@ -12509,6 +13115,7 @@
     </w:tblStylePr>
     <w:tblStylePr w:type="lastCol">
       <w:rPr>
+        <w:rFonts w:eastAsia="黑体"/>
         <w:b/>
         <w:bCs/>
         <w:i w:val="0"/>
@@ -12566,6 +13173,7 @@
       <w:spacing w:after="0" w:line="240" w:lineRule="auto"/>
     </w:pPr>
     <w:rPr>
+      <w:rFonts w:eastAsia="黑体"/>
       <w:color w:themeColor="background1" w:val="FFFFFF"/>
     </w:rPr>
     <w:tblPr>
@@ -12584,6 +13192,7 @@
     </w:tcPr>
     <w:tblStylePr w:type="firstRow">
       <w:rPr>
+        <w:rFonts w:eastAsia="黑体"/>
         <w:b/>
         <w:bCs/>
       </w:rPr>
@@ -12680,6 +13289,7 @@
       <w:spacing w:after="0" w:line="240" w:lineRule="auto"/>
     </w:pPr>
     <w:rPr>
+      <w:rFonts w:eastAsia="黑体"/>
       <w:color w:themeColor="background1" w:val="FFFFFF"/>
     </w:rPr>
     <w:tblPr>
@@ -12698,6 +13308,7 @@
     </w:tcPr>
     <w:tblStylePr w:type="firstRow">
       <w:rPr>
+        <w:rFonts w:eastAsia="黑体"/>
         <w:b/>
         <w:bCs/>
       </w:rPr>
@@ -12794,6 +13405,7 @@
       <w:spacing w:after="0" w:line="240" w:lineRule="auto"/>
     </w:pPr>
     <w:rPr>
+      <w:rFonts w:eastAsia="黑体"/>
       <w:color w:themeColor="background1" w:val="FFFFFF"/>
     </w:rPr>
     <w:tblPr>
@@ -12812,6 +13424,7 @@
     </w:tcPr>
     <w:tblStylePr w:type="firstRow">
       <w:rPr>
+        <w:rFonts w:eastAsia="黑体"/>
         <w:b/>
         <w:bCs/>
       </w:rPr>
@@ -12908,6 +13521,7 @@
       <w:spacing w:after="0" w:line="240" w:lineRule="auto"/>
     </w:pPr>
     <w:rPr>
+      <w:rFonts w:eastAsia="黑体"/>
       <w:color w:themeColor="background1" w:val="FFFFFF"/>
     </w:rPr>
     <w:tblPr>
@@ -12926,6 +13540,7 @@
     </w:tcPr>
     <w:tblStylePr w:type="firstRow">
       <w:rPr>
+        <w:rFonts w:eastAsia="黑体"/>
         <w:b/>
         <w:bCs/>
       </w:rPr>
@@ -13022,6 +13637,7 @@
       <w:spacing w:after="0" w:line="240" w:lineRule="auto"/>
     </w:pPr>
     <w:rPr>
+      <w:rFonts w:eastAsia="黑体"/>
       <w:color w:themeColor="background1" w:val="FFFFFF"/>
     </w:rPr>
     <w:tblPr>
@@ -13040,6 +13656,7 @@
     </w:tcPr>
     <w:tblStylePr w:type="firstRow">
       <w:rPr>
+        <w:rFonts w:eastAsia="黑体"/>
         <w:b/>
         <w:bCs/>
       </w:rPr>
@@ -13136,6 +13753,7 @@
       <w:spacing w:after="0" w:line="240" w:lineRule="auto"/>
     </w:pPr>
     <w:rPr>
+      <w:rFonts w:eastAsia="黑体"/>
       <w:color w:themeColor="background1" w:val="FFFFFF"/>
     </w:rPr>
     <w:tblPr>
@@ -13154,6 +13772,7 @@
     </w:tcPr>
     <w:tblStylePr w:type="firstRow">
       <w:rPr>
+        <w:rFonts w:eastAsia="黑体"/>
         <w:b/>
         <w:bCs/>
       </w:rPr>
@@ -13250,6 +13869,7 @@
       <w:spacing w:after="0" w:line="240" w:lineRule="auto"/>
     </w:pPr>
     <w:rPr>
+      <w:rFonts w:eastAsia="黑体"/>
       <w:color w:themeColor="background1" w:val="FFFFFF"/>
     </w:rPr>
     <w:tblPr>
@@ -13268,6 +13888,7 @@
     </w:tcPr>
     <w:tblStylePr w:type="firstRow">
       <w:rPr>
+        <w:rFonts w:eastAsia="黑体"/>
         <w:b/>
         <w:bCs/>
       </w:rPr>
@@ -13364,6 +13985,7 @@
       <w:spacing w:after="0" w:line="240" w:lineRule="auto"/>
     </w:pPr>
     <w:rPr>
+      <w:rFonts w:eastAsia="黑体"/>
       <w:color w:themeColor="text1" w:val="000000"/>
     </w:rPr>
     <w:tblPr>
@@ -13390,6 +14012,7 @@
     </w:tcPr>
     <w:tblStylePr w:type="firstRow">
       <w:rPr>
+        <w:rFonts w:eastAsia="黑体"/>
         <w:b/>
         <w:bCs/>
       </w:rPr>
@@ -13408,6 +14031,7 @@
     </w:tblStylePr>
     <w:tblStylePr w:type="lastRow">
       <w:rPr>
+        <w:rFonts w:eastAsia="黑体"/>
         <w:b/>
         <w:bCs/>
         <w:color w:themeColor="background1" w:val="FFFFFF"/>
@@ -13422,6 +14046,7 @@
     </w:tblStylePr>
     <w:tblStylePr w:type="firstCol">
       <w:rPr>
+        <w:rFonts w:eastAsia="黑体"/>
         <w:color w:themeColor="background1" w:val="FFFFFF"/>
       </w:rPr>
       <w:tblPr/>
@@ -13439,6 +14064,7 @@
     </w:tblStylePr>
     <w:tblStylePr w:type="lastCol">
       <w:rPr>
+        <w:rFonts w:eastAsia="黑体"/>
         <w:color w:themeColor="background1" w:val="FFFFFF"/>
       </w:rPr>
       <w:tblPr/>
@@ -13468,11 +14094,13 @@
     </w:tblStylePr>
     <w:tblStylePr w:type="neCell">
       <w:rPr>
+        <w:rFonts w:eastAsia="黑体"/>
         <w:color w:themeColor="text1" w:val="000000"/>
       </w:rPr>
     </w:tblStylePr>
     <w:tblStylePr w:type="nwCell">
       <w:rPr>
+        <w:rFonts w:eastAsia="黑体"/>
         <w:color w:themeColor="text1" w:val="000000"/>
       </w:rPr>
     </w:tblStylePr>
@@ -13486,6 +14114,7 @@
       <w:spacing w:after="0" w:line="240" w:lineRule="auto"/>
     </w:pPr>
     <w:rPr>
+      <w:rFonts w:eastAsia="黑体"/>
       <w:color w:themeColor="text1" w:val="000000"/>
     </w:rPr>
     <w:tblPr>
@@ -13512,6 +14141,7 @@
     </w:tcPr>
     <w:tblStylePr w:type="firstRow">
       <w:rPr>
+        <w:rFonts w:eastAsia="黑体"/>
         <w:b/>
         <w:bCs/>
       </w:rPr>
@@ -13530,6 +14160,7 @@
     </w:tblStylePr>
     <w:tblStylePr w:type="lastRow">
       <w:rPr>
+        <w:rFonts w:eastAsia="黑体"/>
         <w:b/>
         <w:bCs/>
         <w:color w:themeColor="background1" w:val="FFFFFF"/>
@@ -13544,6 +14175,7 @@
     </w:tblStylePr>
     <w:tblStylePr w:type="firstCol">
       <w:rPr>
+        <w:rFonts w:eastAsia="黑体"/>
         <w:color w:themeColor="background1" w:val="FFFFFF"/>
       </w:rPr>
       <w:tblPr/>
@@ -13561,6 +14193,7 @@
     </w:tblStylePr>
     <w:tblStylePr w:type="lastCol">
       <w:rPr>
+        <w:rFonts w:eastAsia="黑体"/>
         <w:color w:themeColor="background1" w:val="FFFFFF"/>
       </w:rPr>
       <w:tblPr/>
@@ -13590,11 +14223,13 @@
     </w:tblStylePr>
     <w:tblStylePr w:type="neCell">
       <w:rPr>
+        <w:rFonts w:eastAsia="黑体"/>
         <w:color w:themeColor="text1" w:val="000000"/>
       </w:rPr>
     </w:tblStylePr>
     <w:tblStylePr w:type="nwCell">
       <w:rPr>
+        <w:rFonts w:eastAsia="黑体"/>
         <w:color w:themeColor="text1" w:val="000000"/>
       </w:rPr>
     </w:tblStylePr>
@@ -13608,6 +14243,7 @@
       <w:spacing w:after="0" w:line="240" w:lineRule="auto"/>
     </w:pPr>
     <w:rPr>
+      <w:rFonts w:eastAsia="黑体"/>
       <w:color w:themeColor="text1" w:val="000000"/>
     </w:rPr>
     <w:tblPr>
@@ -13634,6 +14270,7 @@
     </w:tcPr>
     <w:tblStylePr w:type="firstRow">
       <w:rPr>
+        <w:rFonts w:eastAsia="黑体"/>
         <w:b/>
         <w:bCs/>
       </w:rPr>
@@ -13652,6 +14289,7 @@
     </w:tblStylePr>
     <w:tblStylePr w:type="lastRow">
       <w:rPr>
+        <w:rFonts w:eastAsia="黑体"/>
         <w:b/>
         <w:bCs/>
         <w:color w:themeColor="background1" w:val="FFFFFF"/>
@@ -13666,6 +14304,7 @@
     </w:tblStylePr>
     <w:tblStylePr w:type="firstCol">
       <w:rPr>
+        <w:rFonts w:eastAsia="黑体"/>
         <w:color w:themeColor="background1" w:val="FFFFFF"/>
       </w:rPr>
       <w:tblPr/>
@@ -13683,6 +14322,7 @@
     </w:tblStylePr>
     <w:tblStylePr w:type="lastCol">
       <w:rPr>
+        <w:rFonts w:eastAsia="黑体"/>
         <w:color w:themeColor="background1" w:val="FFFFFF"/>
       </w:rPr>
       <w:tblPr/>
@@ -13712,11 +14352,13 @@
     </w:tblStylePr>
     <w:tblStylePr w:type="neCell">
       <w:rPr>
+        <w:rFonts w:eastAsia="黑体"/>
         <w:color w:themeColor="text1" w:val="000000"/>
       </w:rPr>
     </w:tblStylePr>
     <w:tblStylePr w:type="nwCell">
       <w:rPr>
+        <w:rFonts w:eastAsia="黑体"/>
         <w:color w:themeColor="text1" w:val="000000"/>
       </w:rPr>
     </w:tblStylePr>
@@ -13730,6 +14372,7 @@
       <w:spacing w:after="0" w:line="240" w:lineRule="auto"/>
     </w:pPr>
     <w:rPr>
+      <w:rFonts w:eastAsia="黑体"/>
       <w:color w:themeColor="text1" w:val="000000"/>
     </w:rPr>
     <w:tblPr>
@@ -13756,6 +14399,7 @@
     </w:tcPr>
     <w:tblStylePr w:type="firstRow">
       <w:rPr>
+        <w:rFonts w:eastAsia="黑体"/>
         <w:b/>
         <w:bCs/>
       </w:rPr>
@@ -13774,6 +14418,7 @@
     </w:tblStylePr>
     <w:tblStylePr w:type="lastRow">
       <w:rPr>
+        <w:rFonts w:eastAsia="黑体"/>
         <w:b/>
         <w:bCs/>
         <w:color w:themeColor="background1" w:val="FFFFFF"/>
@@ -13788,6 +14433,7 @@
     </w:tblStylePr>
     <w:tblStylePr w:type="firstCol">
       <w:rPr>
+        <w:rFonts w:eastAsia="黑体"/>
         <w:color w:themeColor="background1" w:val="FFFFFF"/>
       </w:rPr>
       <w:tblPr/>
@@ -13805,6 +14451,7 @@
     </w:tblStylePr>
     <w:tblStylePr w:type="lastCol">
       <w:rPr>
+        <w:rFonts w:eastAsia="黑体"/>
         <w:color w:themeColor="background1" w:val="FFFFFF"/>
       </w:rPr>
       <w:tblPr/>
@@ -13842,6 +14489,7 @@
       <w:spacing w:after="0" w:line="240" w:lineRule="auto"/>
     </w:pPr>
     <w:rPr>
+      <w:rFonts w:eastAsia="黑体"/>
       <w:color w:themeColor="text1" w:val="000000"/>
     </w:rPr>
     <w:tblPr>
@@ -13868,6 +14516,7 @@
     </w:tcPr>
     <w:tblStylePr w:type="firstRow">
       <w:rPr>
+        <w:rFonts w:eastAsia="黑体"/>
         <w:b/>
         <w:bCs/>
       </w:rPr>
@@ -13886,6 +14535,7 @@
     </w:tblStylePr>
     <w:tblStylePr w:type="lastRow">
       <w:rPr>
+        <w:rFonts w:eastAsia="黑体"/>
         <w:b/>
         <w:bCs/>
         <w:color w:themeColor="background1" w:val="FFFFFF"/>
@@ -13900,6 +14550,7 @@
     </w:tblStylePr>
     <w:tblStylePr w:type="firstCol">
       <w:rPr>
+        <w:rFonts w:eastAsia="黑体"/>
         <w:color w:themeColor="background1" w:val="FFFFFF"/>
       </w:rPr>
       <w:tblPr/>
@@ -13917,6 +14568,7 @@
     </w:tblStylePr>
     <w:tblStylePr w:type="lastCol">
       <w:rPr>
+        <w:rFonts w:eastAsia="黑体"/>
         <w:color w:themeColor="background1" w:val="FFFFFF"/>
       </w:rPr>
       <w:tblPr/>
@@ -13946,11 +14598,13 @@
     </w:tblStylePr>
     <w:tblStylePr w:type="neCell">
       <w:rPr>
+        <w:rFonts w:eastAsia="黑体"/>
         <w:color w:themeColor="text1" w:val="000000"/>
       </w:rPr>
     </w:tblStylePr>
     <w:tblStylePr w:type="nwCell">
       <w:rPr>
+        <w:rFonts w:eastAsia="黑体"/>
         <w:color w:themeColor="text1" w:val="000000"/>
       </w:rPr>
     </w:tblStylePr>
@@ -13964,6 +14618,7 @@
       <w:spacing w:after="0" w:line="240" w:lineRule="auto"/>
     </w:pPr>
     <w:rPr>
+      <w:rFonts w:eastAsia="黑体"/>
       <w:color w:themeColor="text1" w:val="000000"/>
     </w:rPr>
     <w:tblPr>
@@ -13990,6 +14645,7 @@
     </w:tcPr>
     <w:tblStylePr w:type="firstRow">
       <w:rPr>
+        <w:rFonts w:eastAsia="黑体"/>
         <w:b/>
         <w:bCs/>
       </w:rPr>
@@ -14008,6 +14664,7 @@
     </w:tblStylePr>
     <w:tblStylePr w:type="lastRow">
       <w:rPr>
+        <w:rFonts w:eastAsia="黑体"/>
         <w:b/>
         <w:bCs/>
         <w:color w:themeColor="background1" w:val="FFFFFF"/>
@@ -14022,6 +14679,7 @@
     </w:tblStylePr>
     <w:tblStylePr w:type="firstCol">
       <w:rPr>
+        <w:rFonts w:eastAsia="黑体"/>
         <w:color w:themeColor="background1" w:val="FFFFFF"/>
       </w:rPr>
       <w:tblPr/>
@@ -14039,6 +14697,7 @@
     </w:tblStylePr>
     <w:tblStylePr w:type="lastCol">
       <w:rPr>
+        <w:rFonts w:eastAsia="黑体"/>
         <w:color w:themeColor="background1" w:val="FFFFFF"/>
       </w:rPr>
       <w:tblPr/>
@@ -14068,11 +14727,13 @@
     </w:tblStylePr>
     <w:tblStylePr w:type="neCell">
       <w:rPr>
+        <w:rFonts w:eastAsia="黑体"/>
         <w:color w:themeColor="text1" w:val="000000"/>
       </w:rPr>
     </w:tblStylePr>
     <w:tblStylePr w:type="nwCell">
       <w:rPr>
+        <w:rFonts w:eastAsia="黑体"/>
         <w:color w:themeColor="text1" w:val="000000"/>
       </w:rPr>
     </w:tblStylePr>
@@ -14086,6 +14747,7 @@
       <w:spacing w:after="0" w:line="240" w:lineRule="auto"/>
     </w:pPr>
     <w:rPr>
+      <w:rFonts w:eastAsia="黑体"/>
       <w:color w:themeColor="text1" w:val="000000"/>
     </w:rPr>
     <w:tblPr>
@@ -14112,6 +14774,7 @@
     </w:tcPr>
     <w:tblStylePr w:type="firstRow">
       <w:rPr>
+        <w:rFonts w:eastAsia="黑体"/>
         <w:b/>
         <w:bCs/>
       </w:rPr>
@@ -14130,6 +14793,7 @@
     </w:tblStylePr>
     <w:tblStylePr w:type="lastRow">
       <w:rPr>
+        <w:rFonts w:eastAsia="黑体"/>
         <w:b/>
         <w:bCs/>
         <w:color w:themeColor="background1" w:val="FFFFFF"/>
@@ -14144,6 +14808,7 @@
     </w:tblStylePr>
     <w:tblStylePr w:type="firstCol">
       <w:rPr>
+        <w:rFonts w:eastAsia="黑体"/>
         <w:color w:themeColor="background1" w:val="FFFFFF"/>
       </w:rPr>
       <w:tblPr/>
@@ -14161,6 +14826,7 @@
     </w:tblStylePr>
     <w:tblStylePr w:type="lastCol">
       <w:rPr>
+        <w:rFonts w:eastAsia="黑体"/>
         <w:color w:themeColor="background1" w:val="FFFFFF"/>
       </w:rPr>
       <w:tblPr/>
@@ -14190,11 +14856,13 @@
     </w:tblStylePr>
     <w:tblStylePr w:type="neCell">
       <w:rPr>
+        <w:rFonts w:eastAsia="黑体"/>
         <w:color w:themeColor="text1" w:val="000000"/>
       </w:rPr>
     </w:tblStylePr>
     <w:tblStylePr w:type="nwCell">
       <w:rPr>
+        <w:rFonts w:eastAsia="黑体"/>
         <w:color w:themeColor="text1" w:val="000000"/>
       </w:rPr>
     </w:tblStylePr>
@@ -14208,6 +14876,7 @@
       <w:spacing w:after="0" w:line="240" w:lineRule="auto"/>
     </w:pPr>
     <w:rPr>
+      <w:rFonts w:eastAsia="黑体"/>
       <w:color w:themeColor="text1" w:val="000000"/>
     </w:rPr>
     <w:tblPr>
@@ -14226,6 +14895,7 @@
     </w:tcPr>
     <w:tblStylePr w:type="firstRow">
       <w:rPr>
+        <w:rFonts w:eastAsia="黑体"/>
         <w:b/>
         <w:bCs/>
         <w:color w:themeColor="background1" w:val="FFFFFF"/>
@@ -14240,6 +14910,7 @@
     </w:tblStylePr>
     <w:tblStylePr w:type="lastRow">
       <w:rPr>
+        <w:rFonts w:eastAsia="黑体"/>
         <w:b/>
         <w:bCs/>
         <w:color w:themeColor="accent2" w:themeShade="CC" w:val="9E3A38"/>
@@ -14254,12 +14925,14 @@
     </w:tblStylePr>
     <w:tblStylePr w:type="firstCol">
       <w:rPr>
+        <w:rFonts w:eastAsia="黑体"/>
         <w:b/>
         <w:bCs/>
       </w:rPr>
     </w:tblStylePr>
     <w:tblStylePr w:type="lastCol">
       <w:rPr>
+        <w:rFonts w:eastAsia="黑体"/>
         <w:b/>
         <w:bCs/>
       </w:rPr>
@@ -14294,6 +14967,7 @@
       <w:spacing w:after="0" w:line="240" w:lineRule="auto"/>
     </w:pPr>
     <w:rPr>
+      <w:rFonts w:eastAsia="黑体"/>
       <w:color w:themeColor="text1" w:val="000000"/>
     </w:rPr>
     <w:tblPr>
@@ -14312,6 +14986,7 @@
     </w:tcPr>
     <w:tblStylePr w:type="firstRow">
       <w:rPr>
+        <w:rFonts w:eastAsia="黑体"/>
         <w:b/>
         <w:bCs/>
         <w:color w:themeColor="background1" w:val="FFFFFF"/>
@@ -14326,6 +15001,7 @@
     </w:tblStylePr>
     <w:tblStylePr w:type="lastRow">
       <w:rPr>
+        <w:rFonts w:eastAsia="黑体"/>
         <w:b/>
         <w:bCs/>
         <w:color w:themeColor="accent2" w:themeShade="CC" w:val="9E3A38"/>
@@ -14340,12 +15016,14 @@
     </w:tblStylePr>
     <w:tblStylePr w:type="firstCol">
       <w:rPr>
+        <w:rFonts w:eastAsia="黑体"/>
         <w:b/>
         <w:bCs/>
       </w:rPr>
     </w:tblStylePr>
     <w:tblStylePr w:type="lastCol">
       <w:rPr>
+        <w:rFonts w:eastAsia="黑体"/>
         <w:b/>
         <w:bCs/>
       </w:rPr>
@@ -14380,6 +15058,7 @@
       <w:spacing w:after="0" w:line="240" w:lineRule="auto"/>
     </w:pPr>
     <w:rPr>
+      <w:rFonts w:eastAsia="黑体"/>
       <w:color w:themeColor="text1" w:val="000000"/>
     </w:rPr>
     <w:tblPr>
@@ -14398,6 +15077,7 @@
     </w:tcPr>
     <w:tblStylePr w:type="firstRow">
       <w:rPr>
+        <w:rFonts w:eastAsia="黑体"/>
         <w:b/>
         <w:bCs/>
         <w:color w:themeColor="background1" w:val="FFFFFF"/>
@@ -14412,6 +15092,7 @@
     </w:tblStylePr>
     <w:tblStylePr w:type="lastRow">
       <w:rPr>
+        <w:rFonts w:eastAsia="黑体"/>
         <w:b/>
         <w:bCs/>
         <w:color w:themeColor="accent2" w:themeShade="CC" w:val="9E3A38"/>
@@ -14426,12 +15107,14 @@
     </w:tblStylePr>
     <w:tblStylePr w:type="firstCol">
       <w:rPr>
+        <w:rFonts w:eastAsia="黑体"/>
         <w:b/>
         <w:bCs/>
       </w:rPr>
     </w:tblStylePr>
     <w:tblStylePr w:type="lastCol">
       <w:rPr>
+        <w:rFonts w:eastAsia="黑体"/>
         <w:b/>
         <w:bCs/>
       </w:rPr>
@@ -14466,6 +15149,7 @@
       <w:spacing w:after="0" w:line="240" w:lineRule="auto"/>
     </w:pPr>
     <w:rPr>
+      <w:rFonts w:eastAsia="黑体"/>
       <w:color w:themeColor="text1" w:val="000000"/>
     </w:rPr>
     <w:tblPr>
@@ -14484,6 +15168,7 @@
     </w:tcPr>
     <w:tblStylePr w:type="firstRow">
       <w:rPr>
+        <w:rFonts w:eastAsia="黑体"/>
         <w:b/>
         <w:bCs/>
         <w:color w:themeColor="background1" w:val="FFFFFF"/>
@@ -14498,6 +15183,7 @@
     </w:tblStylePr>
     <w:tblStylePr w:type="lastRow">
       <w:rPr>
+        <w:rFonts w:eastAsia="黑体"/>
         <w:b/>
         <w:bCs/>
         <w:color w:themeColor="accent4" w:themeShade="CC" w:val="664E82"/>
@@ -14512,12 +15198,14 @@
     </w:tblStylePr>
     <w:tblStylePr w:type="firstCol">
       <w:rPr>
+        <w:rFonts w:eastAsia="黑体"/>
         <w:b/>
         <w:bCs/>
       </w:rPr>
     </w:tblStylePr>
     <w:tblStylePr w:type="lastCol">
       <w:rPr>
+        <w:rFonts w:eastAsia="黑体"/>
         <w:b/>
         <w:bCs/>
       </w:rPr>
@@ -14552,6 +15240,7 @@
       <w:spacing w:after="0" w:line="240" w:lineRule="auto"/>
     </w:pPr>
     <w:rPr>
+      <w:rFonts w:eastAsia="黑体"/>
       <w:color w:themeColor="text1" w:val="000000"/>
     </w:rPr>
     <w:tblPr>
@@ -14570,6 +15259,7 @@
     </w:tcPr>
     <w:tblStylePr w:type="firstRow">
       <w:rPr>
+        <w:rFonts w:eastAsia="黑体"/>
         <w:b/>
         <w:bCs/>
         <w:color w:themeColor="background1" w:val="FFFFFF"/>
@@ -14584,6 +15274,7 @@
     </w:tblStylePr>
     <w:tblStylePr w:type="lastRow">
       <w:rPr>
+        <w:rFonts w:eastAsia="黑体"/>
         <w:b/>
         <w:bCs/>
         <w:color w:themeColor="accent3" w:themeShade="CC" w:val="7E9C40"/>
@@ -14598,12 +15289,14 @@
     </w:tblStylePr>
     <w:tblStylePr w:type="firstCol">
       <w:rPr>
+        <w:rFonts w:eastAsia="黑体"/>
         <w:b/>
         <w:bCs/>
       </w:rPr>
     </w:tblStylePr>
     <w:tblStylePr w:type="lastCol">
       <w:rPr>
+        <w:rFonts w:eastAsia="黑体"/>
         <w:b/>
         <w:bCs/>
       </w:rPr>
@@ -14638,6 +15331,7 @@
       <w:spacing w:after="0" w:line="240" w:lineRule="auto"/>
     </w:pPr>
     <w:rPr>
+      <w:rFonts w:eastAsia="黑体"/>
       <w:color w:themeColor="text1" w:val="000000"/>
     </w:rPr>
     <w:tblPr>
@@ -14656,6 +15350,7 @@
     </w:tcPr>
     <w:tblStylePr w:type="firstRow">
       <w:rPr>
+        <w:rFonts w:eastAsia="黑体"/>
         <w:b/>
         <w:bCs/>
         <w:color w:themeColor="background1" w:val="FFFFFF"/>
@@ -14670,6 +15365,7 @@
     </w:tblStylePr>
     <w:tblStylePr w:type="lastRow">
       <w:rPr>
+        <w:rFonts w:eastAsia="黑体"/>
         <w:b/>
         <w:bCs/>
         <w:color w:themeColor="accent6" w:themeShade="CC" w:val="F2730A"/>
@@ -14684,12 +15380,14 @@
     </w:tblStylePr>
     <w:tblStylePr w:type="firstCol">
       <w:rPr>
+        <w:rFonts w:eastAsia="黑体"/>
         <w:b/>
         <w:bCs/>
       </w:rPr>
     </w:tblStylePr>
     <w:tblStylePr w:type="lastCol">
       <w:rPr>
+        <w:rFonts w:eastAsia="黑体"/>
         <w:b/>
         <w:bCs/>
       </w:rPr>
@@ -14724,6 +15422,7 @@
       <w:spacing w:after="0" w:line="240" w:lineRule="auto"/>
     </w:pPr>
     <w:rPr>
+      <w:rFonts w:eastAsia="黑体"/>
       <w:color w:themeColor="text1" w:val="000000"/>
     </w:rPr>
     <w:tblPr>
@@ -14742,6 +15441,7 @@
     </w:tcPr>
     <w:tblStylePr w:type="firstRow">
       <w:rPr>
+        <w:rFonts w:eastAsia="黑体"/>
         <w:b/>
         <w:bCs/>
         <w:color w:themeColor="background1" w:val="FFFFFF"/>
@@ -14756,6 +15456,7 @@
     </w:tblStylePr>
     <w:tblStylePr w:type="lastRow">
       <w:rPr>
+        <w:rFonts w:eastAsia="黑体"/>
         <w:b/>
         <w:bCs/>
         <w:color w:themeColor="accent5" w:themeShade="CC" w:val="348DA5"/>
@@ -14770,12 +15471,14 @@
     </w:tblStylePr>
     <w:tblStylePr w:type="firstCol">
       <w:rPr>
+        <w:rFonts w:eastAsia="黑体"/>
         <w:b/>
         <w:bCs/>
       </w:rPr>
     </w:tblStylePr>
     <w:tblStylePr w:type="lastCol">
       <w:rPr>
+        <w:rFonts w:eastAsia="黑体"/>
         <w:b/>
         <w:bCs/>
       </w:rPr>
@@ -14810,6 +15513,7 @@
       <w:spacing w:after="0" w:line="240" w:lineRule="auto"/>
     </w:pPr>
     <w:rPr>
+      <w:rFonts w:eastAsia="黑体"/>
       <w:color w:themeColor="text1" w:val="000000"/>
     </w:rPr>
     <w:tblPr>
@@ -14831,6 +15535,7 @@
     </w:tcPr>
     <w:tblStylePr w:type="firstRow">
       <w:rPr>
+        <w:rFonts w:eastAsia="黑体"/>
         <w:b/>
         <w:bCs/>
       </w:rPr>
@@ -14841,6 +15546,7 @@
     </w:tblStylePr>
     <w:tblStylePr w:type="lastRow">
       <w:rPr>
+        <w:rFonts w:eastAsia="黑体"/>
         <w:b/>
         <w:bCs/>
         <w:color w:themeColor="text1" w:val="000000"/>
@@ -14852,6 +15558,7 @@
     </w:tblStylePr>
     <w:tblStylePr w:type="firstCol">
       <w:rPr>
+        <w:rFonts w:eastAsia="黑体"/>
         <w:color w:themeColor="background1" w:val="FFFFFF"/>
       </w:rPr>
       <w:tblPr/>
@@ -14861,6 +15568,7 @@
     </w:tblStylePr>
     <w:tblStylePr w:type="lastCol">
       <w:rPr>
+        <w:rFonts w:eastAsia="黑体"/>
         <w:color w:themeColor="background1" w:val="FFFFFF"/>
       </w:rPr>
       <w:tblPr/>
@@ -14890,6 +15598,7 @@
       <w:spacing w:after="0" w:line="240" w:lineRule="auto"/>
     </w:pPr>
     <w:rPr>
+      <w:rFonts w:eastAsia="黑体"/>
       <w:color w:themeColor="text1" w:val="000000"/>
     </w:rPr>
     <w:tblPr>
@@ -14911,6 +15620,7 @@
     </w:tcPr>
     <w:tblStylePr w:type="firstRow">
       <w:rPr>
+        <w:rFonts w:eastAsia="黑体"/>
         <w:b/>
         <w:bCs/>
       </w:rPr>
@@ -14921,6 +15631,7 @@
     </w:tblStylePr>
     <w:tblStylePr w:type="lastRow">
       <w:rPr>
+        <w:rFonts w:eastAsia="黑体"/>
         <w:b/>
         <w:bCs/>
         <w:color w:themeColor="text1" w:val="000000"/>
@@ -14932,6 +15643,7 @@
     </w:tblStylePr>
     <w:tblStylePr w:type="firstCol">
       <w:rPr>
+        <w:rFonts w:eastAsia="黑体"/>
         <w:color w:themeColor="background1" w:val="FFFFFF"/>
       </w:rPr>
       <w:tblPr/>
@@ -14941,6 +15653,7 @@
     </w:tblStylePr>
     <w:tblStylePr w:type="lastCol">
       <w:rPr>
+        <w:rFonts w:eastAsia="黑体"/>
         <w:color w:themeColor="background1" w:val="FFFFFF"/>
       </w:rPr>
       <w:tblPr/>
@@ -14970,6 +15683,7 @@
       <w:spacing w:after="0" w:line="240" w:lineRule="auto"/>
     </w:pPr>
     <w:rPr>
+      <w:rFonts w:eastAsia="黑体"/>
       <w:color w:themeColor="text1" w:val="000000"/>
     </w:rPr>
     <w:tblPr>
@@ -14991,6 +15705,7 @@
     </w:tcPr>
     <w:tblStylePr w:type="firstRow">
       <w:rPr>
+        <w:rFonts w:eastAsia="黑体"/>
         <w:b/>
         <w:bCs/>
       </w:rPr>
@@ -15001,6 +15716,7 @@
     </w:tblStylePr>
     <w:tblStylePr w:type="lastRow">
       <w:rPr>
+        <w:rFonts w:eastAsia="黑体"/>
         <w:b/>
         <w:bCs/>
         <w:color w:themeColor="text1" w:val="000000"/>
@@ -15012,6 +15728,7 @@
     </w:tblStylePr>
     <w:tblStylePr w:type="firstCol">
       <w:rPr>
+        <w:rFonts w:eastAsia="黑体"/>
         <w:color w:themeColor="background1" w:val="FFFFFF"/>
       </w:rPr>
       <w:tblPr/>
@@ -15021,6 +15738,7 @@
     </w:tblStylePr>
     <w:tblStylePr w:type="lastCol">
       <w:rPr>
+        <w:rFonts w:eastAsia="黑体"/>
         <w:color w:themeColor="background1" w:val="FFFFFF"/>
       </w:rPr>
       <w:tblPr/>
@@ -15050,6 +15768,7 @@
       <w:spacing w:after="0" w:line="240" w:lineRule="auto"/>
     </w:pPr>
     <w:rPr>
+      <w:rFonts w:eastAsia="黑体"/>
       <w:color w:themeColor="text1" w:val="000000"/>
     </w:rPr>
     <w:tblPr>
@@ -15071,6 +15790,7 @@
     </w:tcPr>
     <w:tblStylePr w:type="firstRow">
       <w:rPr>
+        <w:rFonts w:eastAsia="黑体"/>
         <w:b/>
         <w:bCs/>
       </w:rPr>
@@ -15081,6 +15801,7 @@
     </w:tblStylePr>
     <w:tblStylePr w:type="lastRow">
       <w:rPr>
+        <w:rFonts w:eastAsia="黑体"/>
         <w:b/>
         <w:bCs/>
         <w:color w:themeColor="text1" w:val="000000"/>
@@ -15092,6 +15813,7 @@
     </w:tblStylePr>
     <w:tblStylePr w:type="firstCol">
       <w:rPr>
+        <w:rFonts w:eastAsia="黑体"/>
         <w:color w:themeColor="background1" w:val="FFFFFF"/>
       </w:rPr>
       <w:tblPr/>
@@ -15101,6 +15823,7 @@
     </w:tblStylePr>
     <w:tblStylePr w:type="lastCol">
       <w:rPr>
+        <w:rFonts w:eastAsia="黑体"/>
         <w:color w:themeColor="background1" w:val="FFFFFF"/>
       </w:rPr>
       <w:tblPr/>
@@ -15130,6 +15853,7 @@
       <w:spacing w:after="0" w:line="240" w:lineRule="auto"/>
     </w:pPr>
     <w:rPr>
+      <w:rFonts w:eastAsia="黑体"/>
       <w:color w:themeColor="text1" w:val="000000"/>
     </w:rPr>
     <w:tblPr>
@@ -15151,6 +15875,7 @@
     </w:tcPr>
     <w:tblStylePr w:type="firstRow">
       <w:rPr>
+        <w:rFonts w:eastAsia="黑体"/>
         <w:b/>
         <w:bCs/>
       </w:rPr>
@@ -15161,6 +15886,7 @@
     </w:tblStylePr>
     <w:tblStylePr w:type="lastRow">
       <w:rPr>
+        <w:rFonts w:eastAsia="黑体"/>
         <w:b/>
         <w:bCs/>
         <w:color w:themeColor="text1" w:val="000000"/>
@@ -15172,6 +15898,7 @@
     </w:tblStylePr>
     <w:tblStylePr w:type="firstCol">
       <w:rPr>
+        <w:rFonts w:eastAsia="黑体"/>
         <w:color w:themeColor="background1" w:val="FFFFFF"/>
       </w:rPr>
       <w:tblPr/>
@@ -15181,6 +15908,7 @@
     </w:tblStylePr>
     <w:tblStylePr w:type="lastCol">
       <w:rPr>
+        <w:rFonts w:eastAsia="黑体"/>
         <w:color w:themeColor="background1" w:val="FFFFFF"/>
       </w:rPr>
       <w:tblPr/>
@@ -15210,6 +15938,7 @@
       <w:spacing w:after="0" w:line="240" w:lineRule="auto"/>
     </w:pPr>
     <w:rPr>
+      <w:rFonts w:eastAsia="黑体"/>
       <w:color w:themeColor="text1" w:val="000000"/>
     </w:rPr>
     <w:tblPr>
@@ -15231,6 +15960,7 @@
     </w:tcPr>
     <w:tblStylePr w:type="firstRow">
       <w:rPr>
+        <w:rFonts w:eastAsia="黑体"/>
         <w:b/>
         <w:bCs/>
       </w:rPr>
@@ -15241,6 +15971,7 @@
     </w:tblStylePr>
     <w:tblStylePr w:type="lastRow">
       <w:rPr>
+        <w:rFonts w:eastAsia="黑体"/>
         <w:b/>
         <w:bCs/>
         <w:color w:themeColor="text1" w:val="000000"/>
@@ -15252,6 +15983,7 @@
     </w:tblStylePr>
     <w:tblStylePr w:type="firstCol">
       <w:rPr>
+        <w:rFonts w:eastAsia="黑体"/>
         <w:color w:themeColor="background1" w:val="FFFFFF"/>
       </w:rPr>
       <w:tblPr/>
@@ -15261,6 +15993,7 @@
     </w:tblStylePr>
     <w:tblStylePr w:type="lastCol">
       <w:rPr>
+        <w:rFonts w:eastAsia="黑体"/>
         <w:color w:themeColor="background1" w:val="FFFFFF"/>
       </w:rPr>
       <w:tblPr/>
@@ -15290,6 +16023,7 @@
       <w:spacing w:after="0" w:line="240" w:lineRule="auto"/>
     </w:pPr>
     <w:rPr>
+      <w:rFonts w:eastAsia="黑体"/>
       <w:color w:themeColor="text1" w:val="000000"/>
     </w:rPr>
     <w:tblPr>
@@ -15311,6 +16045,7 @@
     </w:tcPr>
     <w:tblStylePr w:type="firstRow">
       <w:rPr>
+        <w:rFonts w:eastAsia="黑体"/>
         <w:b/>
         <w:bCs/>
       </w:rPr>
@@ -15321,6 +16056,7 @@
     </w:tblStylePr>
     <w:tblStylePr w:type="lastRow">
       <w:rPr>
+        <w:rFonts w:eastAsia="黑体"/>
         <w:b/>
         <w:bCs/>
         <w:color w:themeColor="text1" w:val="000000"/>
@@ -15332,6 +16068,7 @@
     </w:tblStylePr>
     <w:tblStylePr w:type="firstCol">
       <w:rPr>
+        <w:rFonts w:eastAsia="黑体"/>
         <w:color w:themeColor="background1" w:val="FFFFFF"/>
       </w:rPr>
       <w:tblPr/>
@@ -15341,6 +16078,7 @@
     </w:tblStylePr>
     <w:tblStylePr w:type="lastCol">
       <w:rPr>
+        <w:rFonts w:eastAsia="黑体"/>
         <w:color w:themeColor="background1" w:val="FFFFFF"/>
       </w:rPr>
       <w:tblPr/>
@@ -15373,6 +16111,7 @@
     <w:name w:val="KeywordTok"/>
     <w:basedOn w:val="VerbatimChar"/>
     <w:rPr>
+      <w:rFonts w:eastAsia="黑体"/>
       <w:b/>
       <w:color w:val="007020"/>
     </w:rPr>
@@ -15381,6 +16120,7 @@
     <w:name w:val="DataTypeTok"/>
     <w:basedOn w:val="VerbatimChar"/>
     <w:rPr>
+      <w:rFonts w:eastAsia="黑体"/>
       <w:color w:val="902000"/>
     </w:rPr>
   </w:style>
@@ -15388,6 +16128,7 @@
     <w:name w:val="DecValTok"/>
     <w:basedOn w:val="VerbatimChar"/>
     <w:rPr>
+      <w:rFonts w:eastAsia="黑体"/>
       <w:color w:val="40a070"/>
     </w:rPr>
   </w:style>
@@ -15395,6 +16136,7 @@
     <w:name w:val="BaseNTok"/>
     <w:basedOn w:val="VerbatimChar"/>
     <w:rPr>
+      <w:rFonts w:eastAsia="黑体"/>
       <w:color w:val="40a070"/>
     </w:rPr>
   </w:style>
@@ -15402,6 +16144,7 @@
     <w:name w:val="FloatTok"/>
     <w:basedOn w:val="VerbatimChar"/>
     <w:rPr>
+      <w:rFonts w:eastAsia="黑体"/>
       <w:color w:val="40a070"/>
     </w:rPr>
   </w:style>
@@ -15409,6 +16152,7 @@
     <w:name w:val="ConstantTok"/>
     <w:basedOn w:val="VerbatimChar"/>
     <w:rPr>
+      <w:rFonts w:eastAsia="黑体"/>
       <w:color w:val="880000"/>
     </w:rPr>
   </w:style>
@@ -15416,6 +16160,7 @@
     <w:name w:val="CharTok"/>
     <w:basedOn w:val="VerbatimChar"/>
     <w:rPr>
+      <w:rFonts w:eastAsia="黑体"/>
       <w:color w:val="4070a0"/>
     </w:rPr>
   </w:style>
@@ -15423,6 +16168,7 @@
     <w:name w:val="SpecialCharTok"/>
     <w:basedOn w:val="VerbatimChar"/>
     <w:rPr>
+      <w:rFonts w:eastAsia="黑体"/>
       <w:color w:val="4070a0"/>
     </w:rPr>
   </w:style>
@@ -15430,6 +16176,7 @@
     <w:name w:val="StringTok"/>
     <w:basedOn w:val="VerbatimChar"/>
     <w:rPr>
+      <w:rFonts w:eastAsia="黑体"/>
       <w:color w:val="4070a0"/>
     </w:rPr>
   </w:style>
@@ -15437,6 +16184,7 @@
     <w:name w:val="VerbatimStringTok"/>
     <w:basedOn w:val="VerbatimChar"/>
     <w:rPr>
+      <w:rFonts w:eastAsia="黑体"/>
       <w:color w:val="4070a0"/>
     </w:rPr>
   </w:style>
@@ -15444,6 +16192,7 @@
     <w:name w:val="SpecialStringTok"/>
     <w:basedOn w:val="VerbatimChar"/>
     <w:rPr>
+      <w:rFonts w:eastAsia="黑体"/>
       <w:color w:val="bb6688"/>
     </w:rPr>
   </w:style>
@@ -15451,6 +16200,7 @@
     <w:name w:val="ImportTok"/>
     <w:basedOn w:val="VerbatimChar"/>
     <w:rPr>
+      <w:rFonts w:eastAsia="黑体"/>
       <w:b/>
       <w:color w:val="008000"/>
     </w:rPr>
@@ -15459,6 +16209,7 @@
     <w:name w:val="CommentTok"/>
     <w:basedOn w:val="VerbatimChar"/>
     <w:rPr>
+      <w:rFonts w:eastAsia="黑体"/>
       <w:i/>
       <w:color w:val="60a0b0"/>
     </w:rPr>
@@ -15467,6 +16218,7 @@
     <w:name w:val="DocumentationTok"/>
     <w:basedOn w:val="VerbatimChar"/>
     <w:rPr>
+      <w:rFonts w:eastAsia="黑体"/>
       <w:i/>
       <w:color w:val="ba2121"/>
     </w:rPr>
@@ -15475,6 +16227,7 @@
     <w:name w:val="AnnotationTok"/>
     <w:basedOn w:val="VerbatimChar"/>
     <w:rPr>
+      <w:rFonts w:eastAsia="黑体"/>
       <w:b/>
       <w:i/>
       <w:color w:val="60a0b0"/>
@@ -15484,6 +16237,7 @@
     <w:name w:val="CommentVarTok"/>
     <w:basedOn w:val="VerbatimChar"/>
     <w:rPr>
+      <w:rFonts w:eastAsia="黑体"/>
       <w:b/>
       <w:i/>
       <w:color w:val="60a0b0"/>
@@ -15493,6 +16247,7 @@
     <w:name w:val="OtherTok"/>
     <w:basedOn w:val="VerbatimChar"/>
     <w:rPr>
+      <w:rFonts w:eastAsia="黑体"/>
       <w:color w:val="007020"/>
     </w:rPr>
   </w:style>
@@ -15500,6 +16255,7 @@
     <w:name w:val="FunctionTok"/>
     <w:basedOn w:val="VerbatimChar"/>
     <w:rPr>
+      <w:rFonts w:eastAsia="黑体"/>
       <w:color w:val="06287e"/>
     </w:rPr>
   </w:style>
@@ -15507,6 +16263,7 @@
     <w:name w:val="VariableTok"/>
     <w:basedOn w:val="VerbatimChar"/>
     <w:rPr>
+      <w:rFonts w:eastAsia="黑体"/>
       <w:color w:val="19177c"/>
     </w:rPr>
   </w:style>
@@ -15514,6 +16271,7 @@
     <w:name w:val="ControlFlowTok"/>
     <w:basedOn w:val="VerbatimChar"/>
     <w:rPr>
+      <w:rFonts w:eastAsia="黑体"/>
       <w:b/>
       <w:color w:val="007020"/>
     </w:rPr>
@@ -15522,6 +16280,7 @@
     <w:name w:val="OperatorTok"/>
     <w:basedOn w:val="VerbatimChar"/>
     <w:rPr>
+      <w:rFonts w:eastAsia="黑体"/>
       <w:color w:val="666666"/>
     </w:rPr>
   </w:style>
@@ -15529,18 +16288,22 @@
     <w:name w:val="BuiltInTok"/>
     <w:basedOn w:val="VerbatimChar"/>
     <w:rPr>
+      <w:rFonts w:eastAsia="黑体"/>
       <w:color w:val="008000"/>
     </w:rPr>
   </w:style>
   <w:style w:type="character" w:customStyle="1" w:styleId="ExtensionTok">
     <w:name w:val="ExtensionTok"/>
     <w:basedOn w:val="VerbatimChar"/>
-    <w:rPr/>
+    <w:rPr>
+      <w:rFonts w:eastAsia="黑体"/>
+    </w:rPr>
   </w:style>
   <w:style w:type="character" w:customStyle="1" w:styleId="PreprocessorTok">
     <w:name w:val="PreprocessorTok"/>
     <w:basedOn w:val="VerbatimChar"/>
     <w:rPr>
+      <w:rFonts w:eastAsia="黑体"/>
       <w:color w:val="bc7a00"/>
     </w:rPr>
   </w:style>
@@ -15548,18 +16311,22 @@
     <w:name w:val="AttributeTok"/>
     <w:basedOn w:val="VerbatimChar"/>
     <w:rPr>
+      <w:rFonts w:eastAsia="黑体"/>
       <w:color w:val="7d9029"/>
     </w:rPr>
   </w:style>
   <w:style w:type="character" w:customStyle="1" w:styleId="RegionMarkerTok">
     <w:name w:val="RegionMarkerTok"/>
     <w:basedOn w:val="VerbatimChar"/>
-    <w:rPr/>
+    <w:rPr>
+      <w:rFonts w:eastAsia="黑体"/>
+    </w:rPr>
   </w:style>
   <w:style w:type="character" w:customStyle="1" w:styleId="InformationTok">
     <w:name w:val="InformationTok"/>
     <w:basedOn w:val="VerbatimChar"/>
     <w:rPr>
+      <w:rFonts w:eastAsia="黑体"/>
       <w:b/>
       <w:i/>
       <w:color w:val="60a0b0"/>
@@ -15569,6 +16336,7 @@
     <w:name w:val="WarningTok"/>
     <w:basedOn w:val="VerbatimChar"/>
     <w:rPr>
+      <w:rFonts w:eastAsia="黑体"/>
       <w:b/>
       <w:i/>
       <w:color w:val="60a0b0"/>
@@ -15578,6 +16346,7 @@
     <w:name w:val="AlertTok"/>
     <w:basedOn w:val="VerbatimChar"/>
     <w:rPr>
+      <w:rFonts w:eastAsia="黑体"/>
       <w:b/>
       <w:color w:val="ff0000"/>
     </w:rPr>
@@ -15586,6 +16355,7 @@
     <w:name w:val="ErrorTok"/>
     <w:basedOn w:val="VerbatimChar"/>
     <w:rPr>
+      <w:rFonts w:eastAsia="黑体"/>
       <w:b/>
       <w:color w:val="ff0000"/>
     </w:rPr>
@@ -15593,7 +16363,9 @@
   <w:style w:type="character" w:customStyle="1" w:styleId="NormalTok">
     <w:name w:val="NormalTok"/>
     <w:basedOn w:val="VerbatimChar"/>
-    <w:rPr/>
+    <w:rPr>
+      <w:rFonts w:eastAsia="黑体"/>
+    </w:rPr>
   </w:style>
 </w:styles>
 </file>
@@ -15642,12 +16414,12 @@
     <a:fontScheme name="Office">
       <a:majorFont>
         <a:latin typeface="Calibri"/>
-        <a:ea typeface=""/>
+        <a:ea typeface="黑体"/>
         <a:cs typeface=""/>
         <a:font script="Jpan" typeface="ＭＳ ゴシック"/>
         <a:font script="Hang" typeface="맑은 고딕"/>
-        <a:font script="Hans" typeface="宋体"/>
-        <a:font script="Hant" typeface="新細明體"/>
+        <a:font script="Hans" typeface="黑体"/>
+        <a:font script="Hant" typeface="黑体"/>
         <a:font script="Arab" typeface="Times New Roman"/>
         <a:font script="Hebr" typeface="Times New Roman"/>
         <a:font script="Thai" typeface="Angsana New"/>
@@ -15677,12 +16449,12 @@
       </a:majorFont>
       <a:minorFont>
         <a:latin typeface="Cambria"/>
-        <a:ea typeface=""/>
+        <a:ea typeface="黑体"/>
         <a:cs typeface=""/>
         <a:font script="Jpan" typeface="ＭＳ 明朝"/>
         <a:font script="Hang" typeface="맑은 고딕"/>
-        <a:font script="Hans" typeface="宋体"/>
-        <a:font script="Hant" typeface="新細明體"/>
+        <a:font script="Hans" typeface="黑体"/>
+        <a:font script="Hant" typeface="黑体"/>
         <a:font script="Arab" typeface="Arial"/>
         <a:font script="Hebr" typeface="Arial"/>
         <a:font script="Thai" typeface="Cordia New"/>

--- a/11-变流电路/03-变频电路/直接转矩控制变频电路/直接转矩控制变频电路.docx
+++ b/11-变流电路/03-变频电路/直接转矩控制变频电路/直接转矩控制变频电路.docx
@@ -3343,7 +3343,7 @@
           <w:color w:val="555555"/>
           <w:sz w:val="21"/>
         </w:rPr>
-        <w:t>材料收集者：杜文杰，WX手机：19519196569，QQ:3478827729</w:t>
+        <w:t>材料收集者：杜文杰，微信/手机：19519196569，QQ:3478827729</w:t>
       </w:r>
     </w:p>
     <w:sectPr>
